--- a/frontend/public/inspection-template.docx
+++ b/frontend/public/inspection-template.docx
@@ -11,7 +11,7 @@
       </w:pPr>
       <w:r>
         <w:rPr>
-          <w:rFonts w:eastAsia="Yu Gothic" w:hAnsi="Times New Roman" w:hint="eastAsia"/>
+          <w:rFonts w:eastAsia="ＭＳ ゴシック" w:hAnsi="Times New Roman" w:hint="eastAsia"/>
           <w:sz w:val="32"/>
         </w:rPr>
         <w:t>自家用電気工作物年次点検報告書</w:t>
@@ -807,28 +807,6 @@
               <w:t>{{sum.r13.result}}</w:t>
             </w:r>
           </w:p>
-          <w:p>
-            <w:pPr>
-              <w:suppressAutoHyphens/>
-              <w:kinsoku w:val="0"/>
-              <w:wordWrap w:val="0"/>
-              <w:autoSpaceDE w:val="0"/>
-              <w:autoSpaceDN w:val="0"/>
-              <w:jc w:val="center"/>
-              <w:rPr>
-                <w:rFonts w:hAnsi="Wingdings" w:hint="eastAsia"/>
-                <w:color w:val="5C24E8"/>
-                <w:sz w:val="24"/>
-              </w:rPr>
-            </w:pPr>
-            <w:r>
-              <w:rPr>
-                <w:rFonts w:hAnsi="Wingdings" w:hint="eastAsia"/>
-                <w:color w:val="5C24E8"/>
-                <w:sz w:val="24"/>
-              </w:rPr>
-            </w:r>
-          </w:p>
         </w:tc>
       </w:tr>
       <w:tr>
@@ -1254,21 +1232,6 @@
               <w:t>{{sum.r15.result}}</w:t>
             </w:r>
           </w:p>
-          <w:p>
-            <w:pPr>
-              <w:suppressAutoHyphens/>
-              <w:kinsoku w:val="0"/>
-              <w:wordWrap w:val="0"/>
-              <w:autoSpaceDE w:val="0"/>
-              <w:autoSpaceDN w:val="0"/>
-              <w:jc w:val="center"/>
-              <w:rPr>
-                <w:rFonts w:hAnsi="Wingdings" w:hint="eastAsia"/>
-                <w:color w:val="5C24E8"/>
-                <w:sz w:val="24"/>
-              </w:rPr>
-            </w:pPr>
-          </w:p>
         </w:tc>
       </w:tr>
       <w:tr>
@@ -1481,28 +1444,6 @@
               <w:t>{{sum.r16.result}}</w:t>
             </w:r>
           </w:p>
-          <w:p>
-            <w:pPr>
-              <w:suppressAutoHyphens/>
-              <w:kinsoku w:val="0"/>
-              <w:wordWrap w:val="0"/>
-              <w:autoSpaceDE w:val="0"/>
-              <w:autoSpaceDN w:val="0"/>
-              <w:jc w:val="center"/>
-              <w:rPr>
-                <w:rFonts w:hAnsi="Wingdings" w:hint="eastAsia"/>
-                <w:color w:val="5C24E8"/>
-                <w:sz w:val="24"/>
-              </w:rPr>
-            </w:pPr>
-            <w:r>
-              <w:rPr>
-                <w:rFonts w:hAnsi="Wingdings" w:hint="eastAsia"/>
-                <w:color w:val="5C24E8"/>
-                <w:sz w:val="24"/>
-              </w:rPr>
-            </w:r>
-          </w:p>
         </w:tc>
       </w:tr>
       <w:tr>
@@ -1708,6 +1649,9 @@
                 <w:sz w:val="24"/>
               </w:rPr>
             </w:pPr>
+            <w:r>
+              <w:t xml:space="preserve">{{sum.r17.result}}</w:t>
+            </w:r>
           </w:p>
         </w:tc>
       </w:tr>
@@ -1818,28 +1762,6 @@
               <w:t>{{sum.r06.result}}</w:t>
             </w:r>
           </w:p>
-          <w:p>
-            <w:pPr>
-              <w:suppressAutoHyphens/>
-              <w:kinsoku w:val="0"/>
-              <w:wordWrap w:val="0"/>
-              <w:autoSpaceDE w:val="0"/>
-              <w:autoSpaceDN w:val="0"/>
-              <w:jc w:val="center"/>
-              <w:rPr>
-                <w:rFonts w:hAnsi="Wingdings" w:hint="eastAsia"/>
-                <w:color w:val="5C24E8"/>
-                <w:sz w:val="24"/>
-              </w:rPr>
-            </w:pPr>
-            <w:r>
-              <w:rPr>
-                <w:rFonts w:hAnsi="Wingdings" w:hint="eastAsia"/>
-                <w:color w:val="5C24E8"/>
-                <w:sz w:val="24"/>
-              </w:rPr>
-            </w:r>
-          </w:p>
         </w:tc>
         <w:tc>
           <w:tcPr>
@@ -2477,28 +2399,6 @@
                 <w:sz w:val="24"/>
               </w:rPr>
               <w:t>{{sum.r09.result}}</w:t>
-            </w:r>
-          </w:p>
-          <w:p>
-            <w:pPr>
-              <w:suppressAutoHyphens/>
-              <w:kinsoku w:val="0"/>
-              <w:wordWrap w:val="0"/>
-              <w:autoSpaceDE w:val="0"/>
-              <w:autoSpaceDN w:val="0"/>
-              <w:jc w:val="center"/>
-              <w:rPr>
-                <w:rFonts w:hAnsi="Wingdings" w:hint="eastAsia"/>
-                <w:color w:val="5C24E8"/>
-                <w:sz w:val="24"/>
-              </w:rPr>
-            </w:pPr>
-            <w:r>
-              <w:rPr>
-                <w:rFonts w:hAnsi="Wingdings" w:hint="eastAsia"/>
-                <w:color w:val="5C24E8"/>
-                <w:sz w:val="24"/>
-              </w:rPr>
             </w:r>
           </w:p>
         </w:tc>
@@ -3651,174 +3551,174 @@
         <w:spacing w:before="60"/>
         <w:jc w:val="center"/>
         <w:rPr>
-          <w:rFonts w:eastAsia="Yu Gothic" w:hAnsi="Times New Roman"/>
+          <w:rFonts w:eastAsia="ＭＳ ゴシック" w:hAnsi="Times New Roman"/>
           <w:sz w:val="32"/>
         </w:rPr>
       </w:pPr>
       <w:r>
         <w:rPr>
-          <w:rFonts w:ascii="Yu Gothic" w:eastAsia="Yu Gothic" w:hAnsi="Yu Gothic" w:hint="eastAsia"/>
+          <w:rFonts w:ascii="ＭＳ ゴシック" w:eastAsia="ＭＳ ゴシック" w:hAnsi="ＭＳ ゴシック" w:hint="eastAsia"/>
           <w:sz w:val="20"/>
         </w:rPr>
         <w:t>(</w:t>
       </w:r>
       <w:r>
         <w:rPr>
-          <w:rFonts w:ascii="Yu Gothic" w:eastAsia="Yu Gothic" w:hAnsi="Yu Gothic" w:hint="eastAsia"/>
+          <w:rFonts w:ascii="ＭＳ ゴシック" w:eastAsia="ＭＳ ゴシック" w:hAnsi="ＭＳ ゴシック" w:hint="eastAsia"/>
           <w:sz w:val="20"/>
         </w:rPr>
         <w:t>一社</w:t>
       </w:r>
       <w:r>
         <w:rPr>
-          <w:rFonts w:ascii="Yu Gothic" w:eastAsia="Yu Gothic" w:hAnsi="Yu Gothic" w:hint="eastAsia"/>
+          <w:rFonts w:ascii="ＭＳ ゴシック" w:eastAsia="ＭＳ ゴシック" w:hAnsi="ＭＳ ゴシック" w:hint="eastAsia"/>
           <w:sz w:val="20"/>
         </w:rPr>
         <w:t>)</w:t>
       </w:r>
       <w:r>
         <w:rPr>
-          <w:rFonts w:ascii="Yu Gothic" w:eastAsia="Yu Gothic" w:hAnsi="Yu Gothic" w:hint="eastAsia"/>
+          <w:rFonts w:ascii="ＭＳ ゴシック" w:eastAsia="ＭＳ ゴシック" w:hAnsi="ＭＳ ゴシック" w:hint="eastAsia"/>
           <w:sz w:val="20"/>
         </w:rPr>
         <w:t xml:space="preserve">　中</w:t>
       </w:r>
       <w:r>
         <w:rPr>
-          <w:rFonts w:ascii="Yu Gothic" w:eastAsia="Yu Gothic" w:hAnsi="Yu Gothic"/>
+          <w:rFonts w:ascii="ＭＳ ゴシック" w:eastAsia="ＭＳ ゴシック" w:hAnsi="ＭＳ ゴシック"/>
           <w:sz w:val="20"/>
         </w:rPr>
         <w:t xml:space="preserve"> </w:t>
       </w:r>
       <w:r>
         <w:rPr>
-          <w:rFonts w:ascii="Yu Gothic" w:eastAsia="Yu Gothic" w:hAnsi="Yu Gothic" w:hint="eastAsia"/>
+          <w:rFonts w:ascii="ＭＳ ゴシック" w:eastAsia="ＭＳ ゴシック" w:hAnsi="ＭＳ ゴシック" w:hint="eastAsia"/>
           <w:sz w:val="20"/>
         </w:rPr>
         <w:t>国</w:t>
       </w:r>
       <w:r>
         <w:rPr>
-          <w:rFonts w:ascii="Yu Gothic" w:eastAsia="Yu Gothic" w:hAnsi="Yu Gothic"/>
+          <w:rFonts w:ascii="ＭＳ ゴシック" w:eastAsia="ＭＳ ゴシック" w:hAnsi="ＭＳ ゴシック"/>
           <w:sz w:val="20"/>
         </w:rPr>
         <w:t xml:space="preserve"> </w:t>
       </w:r>
       <w:r>
         <w:rPr>
-          <w:rFonts w:ascii="Yu Gothic" w:eastAsia="Yu Gothic" w:hAnsi="Yu Gothic" w:hint="eastAsia"/>
+          <w:rFonts w:ascii="ＭＳ ゴシック" w:eastAsia="ＭＳ ゴシック" w:hAnsi="ＭＳ ゴシック" w:hint="eastAsia"/>
           <w:sz w:val="20"/>
         </w:rPr>
         <w:t>電</w:t>
       </w:r>
       <w:r>
         <w:rPr>
-          <w:rFonts w:ascii="Yu Gothic" w:eastAsia="Yu Gothic" w:hAnsi="Yu Gothic"/>
+          <w:rFonts w:ascii="ＭＳ ゴシック" w:eastAsia="ＭＳ ゴシック" w:hAnsi="ＭＳ ゴシック"/>
           <w:sz w:val="20"/>
         </w:rPr>
         <w:t xml:space="preserve"> </w:t>
       </w:r>
       <w:r>
         <w:rPr>
-          <w:rFonts w:ascii="Yu Gothic" w:eastAsia="Yu Gothic" w:hAnsi="Yu Gothic" w:hint="eastAsia"/>
+          <w:rFonts w:ascii="ＭＳ ゴシック" w:eastAsia="ＭＳ ゴシック" w:hAnsi="ＭＳ ゴシック" w:hint="eastAsia"/>
           <w:sz w:val="20"/>
         </w:rPr>
         <w:t>気</w:t>
       </w:r>
       <w:r>
         <w:rPr>
-          <w:rFonts w:ascii="Yu Gothic" w:eastAsia="Yu Gothic" w:hAnsi="Yu Gothic"/>
+          <w:rFonts w:ascii="ＭＳ ゴシック" w:eastAsia="ＭＳ ゴシック" w:hAnsi="ＭＳ ゴシック"/>
           <w:sz w:val="20"/>
         </w:rPr>
         <w:t xml:space="preserve"> </w:t>
       </w:r>
       <w:r>
         <w:rPr>
-          <w:rFonts w:ascii="Yu Gothic" w:eastAsia="Yu Gothic" w:hAnsi="Yu Gothic" w:hint="eastAsia"/>
+          <w:rFonts w:ascii="ＭＳ ゴシック" w:eastAsia="ＭＳ ゴシック" w:hAnsi="ＭＳ ゴシック" w:hint="eastAsia"/>
           <w:sz w:val="20"/>
         </w:rPr>
         <w:t>管</w:t>
       </w:r>
       <w:r>
         <w:rPr>
-          <w:rFonts w:ascii="Yu Gothic" w:eastAsia="Yu Gothic" w:hAnsi="Yu Gothic"/>
+          <w:rFonts w:ascii="ＭＳ ゴシック" w:eastAsia="ＭＳ ゴシック" w:hAnsi="ＭＳ ゴシック"/>
           <w:sz w:val="20"/>
         </w:rPr>
         <w:t xml:space="preserve"> </w:t>
       </w:r>
       <w:r>
         <w:rPr>
-          <w:rFonts w:ascii="Yu Gothic" w:eastAsia="Yu Gothic" w:hAnsi="Yu Gothic" w:hint="eastAsia"/>
+          <w:rFonts w:ascii="ＭＳ ゴシック" w:eastAsia="ＭＳ ゴシック" w:hAnsi="ＭＳ ゴシック" w:hint="eastAsia"/>
           <w:sz w:val="20"/>
         </w:rPr>
         <w:t>理</w:t>
       </w:r>
       <w:r>
         <w:rPr>
-          <w:rFonts w:ascii="Yu Gothic" w:eastAsia="Yu Gothic" w:hAnsi="Yu Gothic"/>
+          <w:rFonts w:ascii="ＭＳ ゴシック" w:eastAsia="ＭＳ ゴシック" w:hAnsi="ＭＳ ゴシック"/>
           <w:sz w:val="20"/>
         </w:rPr>
         <w:t xml:space="preserve"> </w:t>
       </w:r>
       <w:r>
         <w:rPr>
-          <w:rFonts w:ascii="Yu Gothic" w:eastAsia="Yu Gothic" w:hAnsi="Yu Gothic" w:hint="eastAsia"/>
+          <w:rFonts w:ascii="ＭＳ ゴシック" w:eastAsia="ＭＳ ゴシック" w:hAnsi="ＭＳ ゴシック" w:hint="eastAsia"/>
           <w:sz w:val="20"/>
         </w:rPr>
         <w:t>技</w:t>
       </w:r>
       <w:r>
         <w:rPr>
-          <w:rFonts w:ascii="Yu Gothic" w:eastAsia="Yu Gothic" w:hAnsi="Yu Gothic"/>
+          <w:rFonts w:ascii="ＭＳ ゴシック" w:eastAsia="ＭＳ ゴシック" w:hAnsi="ＭＳ ゴシック"/>
           <w:sz w:val="20"/>
         </w:rPr>
         <w:t xml:space="preserve"> </w:t>
       </w:r>
       <w:r>
         <w:rPr>
-          <w:rFonts w:ascii="Yu Gothic" w:eastAsia="Yu Gothic" w:hAnsi="Yu Gothic" w:hint="eastAsia"/>
+          <w:rFonts w:ascii="ＭＳ ゴシック" w:eastAsia="ＭＳ ゴシック" w:hAnsi="ＭＳ ゴシック" w:hint="eastAsia"/>
           <w:sz w:val="20"/>
         </w:rPr>
         <w:t>術</w:t>
       </w:r>
       <w:r>
         <w:rPr>
-          <w:rFonts w:ascii="Yu Gothic" w:eastAsia="Yu Gothic" w:hAnsi="Yu Gothic"/>
+          <w:rFonts w:ascii="ＭＳ ゴシック" w:eastAsia="ＭＳ ゴシック" w:hAnsi="ＭＳ ゴシック"/>
           <w:sz w:val="20"/>
         </w:rPr>
         <w:t xml:space="preserve"> </w:t>
       </w:r>
       <w:r>
         <w:rPr>
-          <w:rFonts w:ascii="Yu Gothic" w:eastAsia="Yu Gothic" w:hAnsi="Yu Gothic" w:hint="eastAsia"/>
+          <w:rFonts w:ascii="ＭＳ ゴシック" w:eastAsia="ＭＳ ゴシック" w:hAnsi="ＭＳ ゴシック" w:hint="eastAsia"/>
           <w:sz w:val="20"/>
         </w:rPr>
         <w:t>者</w:t>
       </w:r>
       <w:r>
         <w:rPr>
-          <w:rFonts w:ascii="Yu Gothic" w:eastAsia="Yu Gothic" w:hAnsi="Yu Gothic"/>
+          <w:rFonts w:ascii="ＭＳ ゴシック" w:eastAsia="ＭＳ ゴシック" w:hAnsi="ＭＳ ゴシック"/>
           <w:sz w:val="20"/>
         </w:rPr>
         <w:t xml:space="preserve"> </w:t>
       </w:r>
       <w:r>
         <w:rPr>
-          <w:rFonts w:ascii="Yu Gothic" w:eastAsia="Yu Gothic" w:hAnsi="Yu Gothic" w:hint="eastAsia"/>
+          <w:rFonts w:ascii="ＭＳ ゴシック" w:eastAsia="ＭＳ ゴシック" w:hAnsi="ＭＳ ゴシック" w:hint="eastAsia"/>
           <w:sz w:val="20"/>
         </w:rPr>
         <w:t>協</w:t>
       </w:r>
       <w:r>
         <w:rPr>
-          <w:rFonts w:ascii="Yu Gothic" w:eastAsia="Yu Gothic" w:hAnsi="Yu Gothic"/>
+          <w:rFonts w:ascii="ＭＳ ゴシック" w:eastAsia="ＭＳ ゴシック" w:hAnsi="ＭＳ ゴシック"/>
           <w:sz w:val="20"/>
         </w:rPr>
         <w:t xml:space="preserve"> </w:t>
       </w:r>
       <w:r>
         <w:rPr>
-          <w:rFonts w:ascii="Yu Gothic" w:eastAsia="Yu Gothic" w:hAnsi="Yu Gothic" w:hint="eastAsia"/>
+          <w:rFonts w:ascii="ＭＳ ゴシック" w:eastAsia="ＭＳ ゴシック" w:hAnsi="ＭＳ ゴシック" w:hint="eastAsia"/>
           <w:sz w:val="20"/>
         </w:rPr>
         <w:t>会</w:t>
@@ -3829,12 +3729,12 @@
         <w:spacing w:after="60" w:line="192" w:lineRule="exact"/>
         <w:ind w:left="8222" w:right="108"/>
         <w:rPr>
-          <w:rFonts w:eastAsia="Yu Gothic" w:hAnsi="Times New Roman"/>
+          <w:rFonts w:eastAsia="ＭＳ ゴシック" w:hAnsi="Times New Roman"/>
         </w:rPr>
       </w:pPr>
       <w:r>
         <w:rPr>
-          <w:rFonts w:eastAsia="Yu Gothic" w:hAnsi="Times New Roman" w:hint="eastAsia"/>
+          <w:rFonts w:eastAsia="ＭＳ ゴシック" w:hAnsi="Times New Roman" w:hint="eastAsia"/>
         </w:rPr>
         <w:t xml:space="preserve">　</w:t>
       </w:r>
@@ -3896,7 +3796,7 @@
             </w:pPr>
             <w:r>
               <w:rPr>
-                <w:rFonts w:eastAsia="Yu Gothic" w:hAnsi="Times New Roman" w:hint="eastAsia"/>
+                <w:rFonts w:eastAsia="ＭＳ ゴシック" w:hAnsi="Times New Roman" w:hint="eastAsia"/>
                 <w:sz w:val="34"/>
               </w:rPr>
               <w:lastRenderedPageBreak/>
@@ -3938,55 +3838,55 @@
             </w:pPr>
             <w:r>
               <w:rPr>
-                <w:rFonts w:eastAsia="Yu Gothic" w:hAnsi="Times New Roman" w:hint="eastAsia"/>
+                <w:rFonts w:eastAsia="ＭＳ ゴシック" w:hAnsi="Times New Roman" w:hint="eastAsia"/>
               </w:rPr>
               <w:t>電</w:t>
             </w:r>
             <w:r>
               <w:rPr>
-                <w:rFonts w:ascii="Yu Gothic" w:hAnsi="Yu Gothic"/>
+                <w:rFonts w:ascii="ＭＳ ゴシック" w:hAnsi="ＭＳ ゴシック"/>
               </w:rPr>
               <w:t xml:space="preserve"> </w:t>
             </w:r>
             <w:r>
               <w:rPr>
-                <w:rFonts w:eastAsia="Yu Gothic" w:hAnsi="Times New Roman" w:hint="eastAsia"/>
+                <w:rFonts w:eastAsia="ＭＳ ゴシック" w:hAnsi="Times New Roman" w:hint="eastAsia"/>
               </w:rPr>
               <w:t>気</w:t>
             </w:r>
             <w:r>
               <w:rPr>
-                <w:rFonts w:ascii="Yu Gothic" w:hAnsi="Yu Gothic"/>
+                <w:rFonts w:ascii="ＭＳ ゴシック" w:hAnsi="ＭＳ ゴシック"/>
               </w:rPr>
               <w:t xml:space="preserve"> </w:t>
             </w:r>
             <w:r>
               <w:rPr>
-                <w:rFonts w:eastAsia="Yu Gothic" w:hAnsi="Times New Roman" w:hint="eastAsia"/>
+                <w:rFonts w:eastAsia="ＭＳ ゴシック" w:hAnsi="Times New Roman" w:hint="eastAsia"/>
               </w:rPr>
               <w:t>工</w:t>
             </w:r>
             <w:r>
               <w:rPr>
-                <w:rFonts w:ascii="Yu Gothic" w:hAnsi="Yu Gothic"/>
+                <w:rFonts w:ascii="ＭＳ ゴシック" w:hAnsi="ＭＳ ゴシック"/>
               </w:rPr>
               <w:t xml:space="preserve"> </w:t>
             </w:r>
             <w:r>
               <w:rPr>
-                <w:rFonts w:eastAsia="Yu Gothic" w:hAnsi="Times New Roman" w:hint="eastAsia"/>
+                <w:rFonts w:eastAsia="ＭＳ ゴシック" w:hAnsi="Times New Roman" w:hint="eastAsia"/>
               </w:rPr>
               <w:t>作</w:t>
             </w:r>
             <w:r>
               <w:rPr>
-                <w:rFonts w:ascii="Yu Gothic" w:hAnsi="Yu Gothic"/>
+                <w:rFonts w:ascii="ＭＳ ゴシック" w:hAnsi="ＭＳ ゴシック"/>
               </w:rPr>
               <w:t xml:space="preserve"> </w:t>
             </w:r>
             <w:r>
               <w:rPr>
-                <w:rFonts w:eastAsia="Yu Gothic" w:hAnsi="Times New Roman" w:hint="eastAsia"/>
+                <w:rFonts w:eastAsia="ＭＳ ゴシック" w:hAnsi="Times New Roman" w:hint="eastAsia"/>
               </w:rPr>
               <w:t>物</w:t>
             </w:r>
@@ -4020,7 +3920,7 @@
             </w:pPr>
             <w:r>
               <w:rPr>
-                <w:rFonts w:eastAsia="Yu Gothic" w:hAnsi="Times New Roman" w:hint="eastAsia"/>
+                <w:rFonts w:eastAsia="ＭＳ ゴシック" w:hAnsi="Times New Roman" w:hint="eastAsia"/>
               </w:rPr>
               <w:t>点　　　検　　　項　　　目</w:t>
             </w:r>
@@ -4054,19 +3954,19 @@
             </w:pPr>
             <w:r>
               <w:rPr>
-                <w:rFonts w:eastAsia="Yu Gothic" w:hAnsi="Times New Roman" w:hint="eastAsia"/>
+                <w:rFonts w:eastAsia="ＭＳ ゴシック" w:hAnsi="Times New Roman" w:hint="eastAsia"/>
               </w:rPr>
               <w:t>結</w:t>
             </w:r>
             <w:r>
               <w:rPr>
-                <w:rFonts w:ascii="Yu Gothic" w:hAnsi="Yu Gothic"/>
+                <w:rFonts w:ascii="ＭＳ ゴシック" w:hAnsi="ＭＳ ゴシック"/>
               </w:rPr>
               <w:t xml:space="preserve"> </w:t>
             </w:r>
             <w:r>
               <w:rPr>
-                <w:rFonts w:eastAsia="Yu Gothic" w:hAnsi="Times New Roman" w:hint="eastAsia"/>
+                <w:rFonts w:eastAsia="ＭＳ ゴシック" w:hAnsi="Times New Roman" w:hint="eastAsia"/>
               </w:rPr>
               <w:t>果</w:t>
             </w:r>
@@ -4100,7 +4000,7 @@
             </w:pPr>
             <w:r>
               <w:rPr>
-                <w:rFonts w:eastAsia="Yu Gothic" w:hAnsi="Times New Roman" w:hint="eastAsia"/>
+                <w:rFonts w:eastAsia="ＭＳ ゴシック" w:hAnsi="Times New Roman" w:hint="eastAsia"/>
               </w:rPr>
               <w:t>記　　事</w:t>
             </w:r>
@@ -4139,7 +4039,7 @@
             </w:pPr>
             <w:r>
               <w:rPr>
-                <w:rFonts w:eastAsia="Yu Gothic" w:hAnsi="Times New Roman" w:hint="eastAsia"/>
+                <w:rFonts w:eastAsia="ＭＳ ゴシック" w:hAnsi="Times New Roman" w:hint="eastAsia"/>
               </w:rPr>
               <w:t>引込設備</w:t>
             </w:r>
@@ -4172,7 +4072,7 @@
             </w:pPr>
             <w:r>
               <w:rPr>
-                <w:rFonts w:eastAsia="Yu Gothic" w:hAnsi="Times New Roman" w:hint="eastAsia"/>
+                <w:rFonts w:eastAsia="ＭＳ ゴシック" w:hAnsi="Times New Roman" w:hint="eastAsia"/>
               </w:rPr>
               <w:t>支持物・引込線</w:t>
             </w:r>
@@ -4193,7 +4093,7 @@
             </w:pPr>
             <w:r>
               <w:rPr>
-                <w:rFonts w:eastAsia="Yu Gothic" w:hAnsi="Times New Roman" w:hint="eastAsia"/>
+                <w:rFonts w:eastAsia="ＭＳ ゴシック" w:hAnsi="Times New Roman" w:hint="eastAsia"/>
               </w:rPr>
               <w:t>区分開閉器</w:t>
             </w:r>
@@ -4214,7 +4114,7 @@
             </w:pPr>
             <w:r>
               <w:rPr>
-                <w:rFonts w:eastAsia="Yu Gothic" w:hAnsi="Times New Roman" w:hint="eastAsia"/>
+                <w:rFonts w:eastAsia="ＭＳ ゴシック" w:hAnsi="Times New Roman" w:hint="eastAsia"/>
               </w:rPr>
               <w:t>電線・ケーブル</w:t>
             </w:r>
@@ -4235,7 +4135,7 @@
             </w:pPr>
             <w:r>
               <w:rPr>
-                <w:rFonts w:eastAsia="Yu Gothic" w:hAnsi="Times New Roman" w:hint="eastAsia"/>
+                <w:rFonts w:eastAsia="ＭＳ ゴシック" w:hAnsi="Times New Roman" w:hint="eastAsia"/>
               </w:rPr>
               <w:t>避雷器・接地線</w:t>
             </w:r>
@@ -4258,7 +4158,7 @@
             </w:pPr>
             <w:r>
               <w:rPr>
-                <w:rFonts w:eastAsia="Yu Gothic" w:hAnsi="Times New Roman" w:hint="eastAsia"/>
+                <w:rFonts w:eastAsia="ＭＳ ゴシック" w:hAnsi="Times New Roman" w:hint="eastAsia"/>
               </w:rPr>
               <w:t>地中電線路</w:t>
             </w:r>
@@ -4291,7 +4191,7 @@
             </w:pPr>
             <w:r>
               <w:rPr>
-                <w:rFonts w:eastAsia="Yu Gothic" w:hAnsi="Times New Roman" w:hint="eastAsia"/>
+                <w:rFonts w:eastAsia="ＭＳ ゴシック" w:hAnsi="Times New Roman" w:hint="eastAsia"/>
               </w:rPr>
               <w:t>たるみ、離隔距離、端末亀裂損傷</w:t>
             </w:r>
@@ -4312,7 +4212,7 @@
             </w:pPr>
             <w:r>
               <w:rPr>
-                <w:rFonts w:eastAsia="Yu Gothic" w:hAnsi="Times New Roman" w:hint="eastAsia"/>
+                <w:rFonts w:eastAsia="ＭＳ ゴシック" w:hAnsi="Times New Roman" w:hint="eastAsia"/>
               </w:rPr>
               <w:t>傾き、支持不良、亀裂、損傷</w:t>
             </w:r>
@@ -4461,7 +4361,7 @@
             </w:pPr>
             <w:r>
               <w:rPr>
-                <w:rFonts w:eastAsia="Yu Gothic" w:hAnsi="Times New Roman" w:hint="eastAsia"/>
+                <w:rFonts w:eastAsia="ＭＳ ゴシック" w:hAnsi="Times New Roman" w:hint="eastAsia"/>
               </w:rPr>
               <w:t>受</w:t>
             </w:r>
@@ -4523,7 +4423,7 @@
             </w:pPr>
             <w:r>
               <w:rPr>
-                <w:rFonts w:eastAsia="Yu Gothic" w:hAnsi="Times New Roman" w:hint="eastAsia"/>
+                <w:rFonts w:eastAsia="ＭＳ ゴシック" w:hAnsi="Times New Roman" w:hint="eastAsia"/>
               </w:rPr>
               <w:t>電</w:t>
             </w:r>
@@ -4585,7 +4485,7 @@
             </w:pPr>
             <w:r>
               <w:rPr>
-                <w:rFonts w:eastAsia="Yu Gothic" w:hAnsi="Times New Roman" w:hint="eastAsia"/>
+                <w:rFonts w:eastAsia="ＭＳ ゴシック" w:hAnsi="Times New Roman" w:hint="eastAsia"/>
               </w:rPr>
               <w:t>設</w:t>
             </w:r>
@@ -4649,7 +4549,7 @@
             </w:pPr>
             <w:r>
               <w:rPr>
-                <w:rFonts w:eastAsia="Yu Gothic" w:hAnsi="Times New Roman" w:hint="eastAsia"/>
+                <w:rFonts w:eastAsia="ＭＳ ゴシック" w:hAnsi="Times New Roman" w:hint="eastAsia"/>
               </w:rPr>
               <w:t>備</w:t>
             </w:r>
@@ -4682,7 +4582,7 @@
             </w:pPr>
             <w:r>
               <w:rPr>
-                <w:rFonts w:eastAsia="Yu Gothic" w:hAnsi="Times New Roman" w:hint="eastAsia"/>
+                <w:rFonts w:eastAsia="ＭＳ ゴシック" w:hAnsi="Times New Roman" w:hint="eastAsia"/>
               </w:rPr>
               <w:t>受電室・電気室</w:t>
             </w:r>
@@ -4698,12 +4598,12 @@
               <w:ind w:left="57" w:right="57"/>
               <w:jc w:val="left"/>
               <w:rPr>
-                <w:rFonts w:eastAsia="Yu Gothic" w:hAnsi="Times New Roman"/>
-              </w:rPr>
-            </w:pPr>
-            <w:r>
-              <w:rPr>
-                <w:rFonts w:eastAsia="Yu Gothic" w:hAnsi="Times New Roman" w:hint="eastAsia"/>
+                <w:rFonts w:eastAsia="ＭＳ ゴシック" w:hAnsi="Times New Roman"/>
+              </w:rPr>
+            </w:pPr>
+            <w:r>
+              <w:rPr>
+                <w:rFonts w:eastAsia="ＭＳ ゴシック" w:hAnsi="Times New Roman" w:hint="eastAsia"/>
               </w:rPr>
               <w:t>キユービクル式</w:t>
             </w:r>
@@ -4726,7 +4626,7 @@
             </w:pPr>
             <w:r>
               <w:rPr>
-                <w:rFonts w:eastAsia="Yu Gothic" w:hAnsi="Times New Roman" w:hint="eastAsia"/>
+                <w:rFonts w:eastAsia="ＭＳ ゴシック" w:hAnsi="Times New Roman" w:hint="eastAsia"/>
               </w:rPr>
               <w:t>受・変電設備</w:t>
             </w:r>
@@ -4754,12 +4654,12 @@
               <w:ind w:left="57" w:right="57"/>
               <w:jc w:val="left"/>
               <w:rPr>
-                <w:rFonts w:eastAsia="Yu Gothic" w:hAnsi="Times New Roman"/>
-              </w:rPr>
-            </w:pPr>
-            <w:r>
-              <w:rPr>
-                <w:rFonts w:eastAsia="Yu Gothic" w:hAnsi="Times New Roman" w:hint="eastAsia"/>
+                <w:rFonts w:eastAsia="ＭＳ ゴシック" w:hAnsi="Times New Roman"/>
+              </w:rPr>
+            </w:pPr>
+            <w:r>
+              <w:rPr>
+                <w:rFonts w:eastAsia="ＭＳ ゴシック" w:hAnsi="Times New Roman" w:hint="eastAsia"/>
               </w:rPr>
               <w:t>傾き、腐蝕、施錠、雨漏り、穴</w:t>
             </w:r>
@@ -4807,29 +4707,8 @@
                 <w:sz w:val="24"/>
               </w:rPr>
             </w:pPr>
-          </w:p>
-          <w:p>
-            <w:pPr>
-              <w:suppressAutoHyphens/>
-              <w:kinsoku w:val="0"/>
-              <w:wordWrap w:val="0"/>
-              <w:autoSpaceDE w:val="0"/>
-              <w:autoSpaceDN w:val="0"/>
-              <w:spacing w:line="320" w:lineRule="atLeast"/>
-              <w:jc w:val="center"/>
-              <w:rPr>
-                <w:rFonts w:hAnsi="Times New Roman"/>
-                <w:color w:val="5C24E8"/>
-                <w:sz w:val="24"/>
-              </w:rPr>
-            </w:pPr>
-            <w:r>
-              <w:rPr>
-                <w:rFonts w:hAnsi="Times New Roman" w:hint="eastAsia"/>
-                <w:color w:val="5C24E8"/>
-                <w:sz w:val="24"/>
-              </w:rPr>
-              <w:t>良</w:t>
+            <w:r>
+              <w:t xml:space="preserve">{{ext.r02}}</w:t>
             </w:r>
           </w:p>
         </w:tc>
@@ -4920,7 +4799,7 @@
             </w:pPr>
             <w:r>
               <w:rPr>
-                <w:rFonts w:eastAsia="Yu Gothic" w:hAnsi="Times New Roman" w:hint="eastAsia"/>
+                <w:rFonts w:eastAsia="ＭＳ ゴシック" w:hAnsi="Times New Roman" w:hint="eastAsia"/>
               </w:rPr>
               <w:t>遮断器・開閉器</w:t>
             </w:r>
@@ -4943,7 +4822,7 @@
             </w:pPr>
             <w:r>
               <w:rPr>
-                <w:rFonts w:eastAsia="Yu Gothic" w:hAnsi="Times New Roman" w:hint="eastAsia"/>
+                <w:rFonts w:eastAsia="ＭＳ ゴシック" w:hAnsi="Times New Roman" w:hint="eastAsia"/>
               </w:rPr>
               <w:t>断路器</w:t>
             </w:r>
@@ -4971,12 +4850,12 @@
               <w:ind w:left="57" w:right="57"/>
               <w:jc w:val="left"/>
               <w:rPr>
-                <w:rFonts w:eastAsia="Yu Gothic" w:hAnsi="Times New Roman"/>
-              </w:rPr>
-            </w:pPr>
-            <w:r>
-              <w:rPr>
-                <w:rFonts w:eastAsia="Yu Gothic" w:hAnsi="Times New Roman" w:hint="eastAsia"/>
+                <w:rFonts w:eastAsia="ＭＳ ゴシック" w:hAnsi="Times New Roman"/>
+              </w:rPr>
+            </w:pPr>
+            <w:r>
+              <w:rPr>
+                <w:rFonts w:eastAsia="ＭＳ ゴシック" w:hAnsi="Times New Roman" w:hint="eastAsia"/>
               </w:rPr>
               <w:t>変色、接触不良、錆、開閉指示、表示</w:t>
             </w:r>
@@ -4992,7 +4871,7 @@
               <w:ind w:left="57" w:right="57"/>
               <w:jc w:val="left"/>
               <w:rPr>
-                <w:rFonts w:eastAsia="Yu Gothic" w:hAnsi="Times New Roman"/>
+                <w:rFonts w:eastAsia="ＭＳ ゴシック" w:hAnsi="Times New Roman"/>
               </w:rPr>
             </w:pPr>
           </w:p>
@@ -5039,29 +4918,8 @@
                 <w:sz w:val="24"/>
               </w:rPr>
             </w:pPr>
-          </w:p>
-          <w:p>
-            <w:pPr>
-              <w:suppressAutoHyphens/>
-              <w:kinsoku w:val="0"/>
-              <w:wordWrap w:val="0"/>
-              <w:autoSpaceDE w:val="0"/>
-              <w:autoSpaceDN w:val="0"/>
-              <w:spacing w:line="320" w:lineRule="atLeast"/>
-              <w:jc w:val="center"/>
-              <w:rPr>
-                <w:rFonts w:hAnsi="Times New Roman"/>
-                <w:color w:val="5C24E8"/>
-                <w:sz w:val="24"/>
-              </w:rPr>
-            </w:pPr>
-            <w:r>
-              <w:rPr>
-                <w:rFonts w:hAnsi="Times New Roman" w:hint="eastAsia"/>
-                <w:color w:val="5C24E8"/>
-                <w:sz w:val="24"/>
-              </w:rPr>
-              <w:t>良</w:t>
+            <w:r>
+              <w:t xml:space="preserve">{{ext.r03}}</w:t>
             </w:r>
           </w:p>
         </w:tc>
@@ -5152,7 +5010,7 @@
             </w:pPr>
             <w:r>
               <w:rPr>
-                <w:rFonts w:eastAsia="Yu Gothic" w:hAnsi="Times New Roman" w:hint="eastAsia"/>
+                <w:rFonts w:eastAsia="ＭＳ ゴシック" w:hAnsi="Times New Roman" w:hint="eastAsia"/>
               </w:rPr>
               <w:t>電力ヒューズ</w:t>
             </w:r>
@@ -5173,7 +5031,7 @@
             </w:pPr>
             <w:r>
               <w:rPr>
-                <w:rFonts w:eastAsia="Yu Gothic" w:hAnsi="Times New Roman" w:hint="eastAsia"/>
+                <w:rFonts w:eastAsia="ＭＳ ゴシック" w:hAnsi="Times New Roman" w:hint="eastAsia"/>
               </w:rPr>
               <w:t>計器用変成器</w:t>
             </w:r>
@@ -5194,7 +5052,7 @@
             </w:pPr>
             <w:r>
               <w:rPr>
-                <w:rFonts w:eastAsia="Yu Gothic" w:hAnsi="Times New Roman" w:hint="eastAsia"/>
+                <w:rFonts w:eastAsia="ＭＳ ゴシック" w:hAnsi="Times New Roman" w:hint="eastAsia"/>
               </w:rPr>
               <w:t>母線・支持物</w:t>
             </w:r>
@@ -5215,7 +5073,7 @@
             </w:pPr>
             <w:r>
               <w:rPr>
-                <w:rFonts w:eastAsia="Yu Gothic" w:hAnsi="Times New Roman" w:hint="eastAsia"/>
+                <w:rFonts w:eastAsia="ＭＳ ゴシック" w:hAnsi="Times New Roman" w:hint="eastAsia"/>
               </w:rPr>
               <w:t>避雷器</w:t>
             </w:r>
@@ -5237,7 +5095,7 @@
             </w:pPr>
             <w:r>
               <w:rPr>
-                <w:rFonts w:eastAsia="Yu Gothic" w:hAnsi="Times New Roman" w:hint="eastAsia"/>
+                <w:rFonts w:eastAsia="ＭＳ ゴシック" w:hAnsi="Times New Roman" w:hint="eastAsia"/>
                 <w:spacing w:val="-4"/>
               </w:rPr>
               <w:t>電力用コンデンサ</w:t>
@@ -5261,7 +5119,7 @@
             </w:pPr>
             <w:r>
               <w:rPr>
-                <w:rFonts w:eastAsia="Yu Gothic" w:hAnsi="Times New Roman" w:hint="eastAsia"/>
+                <w:rFonts w:eastAsia="ＭＳ ゴシック" w:hAnsi="Times New Roman" w:hint="eastAsia"/>
               </w:rPr>
               <w:t>直列リアクトル</w:t>
             </w:r>
@@ -5294,7 +5152,7 @@
             </w:pPr>
             <w:r>
               <w:rPr>
-                <w:rFonts w:eastAsia="Yu Gothic" w:hAnsi="Times New Roman" w:hint="eastAsia"/>
+                <w:rFonts w:eastAsia="ＭＳ ゴシック" w:hAnsi="Times New Roman" w:hint="eastAsia"/>
               </w:rPr>
               <w:t>変色、損傷、ふくらみ</w:t>
             </w:r>
@@ -5310,12 +5168,12 @@
               <w:ind w:left="57" w:right="57"/>
               <w:jc w:val="left"/>
               <w:rPr>
-                <w:rFonts w:eastAsia="Yu Gothic" w:hAnsi="Times New Roman"/>
-              </w:rPr>
-            </w:pPr>
-            <w:r>
-              <w:rPr>
-                <w:rFonts w:eastAsia="Yu Gothic" w:hAnsi="Times New Roman" w:hint="eastAsia"/>
+                <w:rFonts w:eastAsia="ＭＳ ゴシック" w:hAnsi="Times New Roman"/>
+              </w:rPr>
+            </w:pPr>
+            <w:r>
+              <w:rPr>
+                <w:rFonts w:eastAsia="ＭＳ ゴシック" w:hAnsi="Times New Roman" w:hint="eastAsia"/>
               </w:rPr>
               <w:t>端子締付</w:t>
             </w:r>
@@ -5331,7 +5189,7 @@
               <w:ind w:left="57" w:right="57"/>
               <w:jc w:val="left"/>
               <w:rPr>
-                <w:rFonts w:eastAsia="Yu Gothic" w:hAnsi="Times New Roman"/>
+                <w:rFonts w:eastAsia="ＭＳ ゴシック" w:hAnsi="Times New Roman"/>
               </w:rPr>
             </w:pPr>
           </w:p>
@@ -5346,7 +5204,7 @@
               <w:ind w:left="57" w:right="57"/>
               <w:jc w:val="left"/>
               <w:rPr>
-                <w:rFonts w:eastAsia="Yu Gothic" w:hAnsi="Times New Roman"/>
+                <w:rFonts w:eastAsia="ＭＳ ゴシック" w:hAnsi="Times New Roman"/>
               </w:rPr>
             </w:pPr>
           </w:p>
@@ -5361,7 +5219,7 @@
               <w:ind w:left="57" w:right="57"/>
               <w:jc w:val="left"/>
               <w:rPr>
-                <w:rFonts w:eastAsia="Yu Gothic" w:hAnsi="Times New Roman"/>
+                <w:rFonts w:eastAsia="ＭＳ ゴシック" w:hAnsi="Times New Roman"/>
               </w:rPr>
             </w:pPr>
           </w:p>
@@ -5408,61 +5266,8 @@
                 <w:sz w:val="24"/>
               </w:rPr>
             </w:pPr>
-          </w:p>
-          <w:p>
-            <w:pPr>
-              <w:suppressAutoHyphens/>
-              <w:kinsoku w:val="0"/>
-              <w:wordWrap w:val="0"/>
-              <w:autoSpaceDE w:val="0"/>
-              <w:autoSpaceDN w:val="0"/>
-              <w:spacing w:line="320" w:lineRule="atLeast"/>
-              <w:jc w:val="center"/>
-              <w:rPr>
-                <w:rFonts w:hAnsi="Times New Roman"/>
-                <w:color w:val="5C24E8"/>
-                <w:sz w:val="24"/>
-              </w:rPr>
-            </w:pPr>
-          </w:p>
-          <w:p>
-            <w:pPr>
-              <w:suppressAutoHyphens/>
-              <w:kinsoku w:val="0"/>
-              <w:wordWrap w:val="0"/>
-              <w:autoSpaceDE w:val="0"/>
-              <w:autoSpaceDN w:val="0"/>
-              <w:spacing w:line="320" w:lineRule="atLeast"/>
-              <w:jc w:val="center"/>
-              <w:rPr>
-                <w:rFonts w:hAnsi="Times New Roman"/>
-                <w:color w:val="5C24E8"/>
-                <w:sz w:val="24"/>
-              </w:rPr>
-            </w:pPr>
-          </w:p>
-          <w:p>
-            <w:pPr>
-              <w:suppressAutoHyphens/>
-              <w:kinsoku w:val="0"/>
-              <w:wordWrap w:val="0"/>
-              <w:autoSpaceDE w:val="0"/>
-              <w:autoSpaceDN w:val="0"/>
-              <w:spacing w:line="320" w:lineRule="atLeast"/>
-              <w:jc w:val="center"/>
-              <w:rPr>
-                <w:rFonts w:hAnsi="Times New Roman"/>
-                <w:color w:val="5C24E8"/>
-                <w:sz w:val="24"/>
-              </w:rPr>
-            </w:pPr>
-            <w:r>
-              <w:rPr>
-                <w:rFonts w:hAnsi="Times New Roman" w:hint="eastAsia"/>
-                <w:color w:val="5C24E8"/>
-                <w:sz w:val="24"/>
-              </w:rPr>
-              <w:t>良</w:t>
+            <w:r>
+              <w:t xml:space="preserve">{{ext.r04}}</w:t>
             </w:r>
           </w:p>
         </w:tc>
@@ -5555,7 +5360,7 @@
             </w:pPr>
             <w:r>
               <w:rPr>
-                <w:rFonts w:eastAsia="Yu Gothic" w:hAnsi="Times New Roman" w:hint="eastAsia"/>
+                <w:rFonts w:eastAsia="ＭＳ ゴシック" w:hAnsi="Times New Roman" w:hint="eastAsia"/>
               </w:rPr>
               <w:t>変圧器</w:t>
             </w:r>
@@ -5590,7 +5395,7 @@
             </w:pPr>
             <w:r>
               <w:rPr>
-                <w:rFonts w:eastAsia="Yu Gothic" w:hAnsi="Times New Roman" w:hint="eastAsia"/>
+                <w:rFonts w:eastAsia="ＭＳ ゴシック" w:hAnsi="Times New Roman" w:hint="eastAsia"/>
               </w:rPr>
               <w:t>変色、損傷、端子締付、油漏れ</w:t>
             </w:r>
@@ -5719,7 +5524,7 @@
             </w:pPr>
             <w:r>
               <w:rPr>
-                <w:rFonts w:eastAsia="Yu Gothic" w:hAnsi="Times New Roman" w:hint="eastAsia"/>
+                <w:rFonts w:eastAsia="ＭＳ ゴシック" w:hAnsi="Times New Roman" w:hint="eastAsia"/>
               </w:rPr>
               <w:t>配電盤</w:t>
             </w:r>
@@ -5742,7 +5547,7 @@
             </w:pPr>
             <w:r>
               <w:rPr>
-                <w:rFonts w:eastAsia="Yu Gothic" w:hAnsi="Times New Roman" w:hint="eastAsia"/>
+                <w:rFonts w:eastAsia="ＭＳ ゴシック" w:hAnsi="Times New Roman" w:hint="eastAsia"/>
               </w:rPr>
               <w:t>制御回路</w:t>
             </w:r>
@@ -5770,12 +5575,12 @@
               <w:ind w:left="57" w:right="57"/>
               <w:jc w:val="left"/>
               <w:rPr>
-                <w:rFonts w:eastAsia="Yu Gothic" w:hAnsi="Times New Roman"/>
-              </w:rPr>
-            </w:pPr>
-            <w:r>
-              <w:rPr>
-                <w:rFonts w:eastAsia="Yu Gothic" w:hAnsi="Times New Roman" w:hint="eastAsia"/>
+                <w:rFonts w:eastAsia="ＭＳ ゴシック" w:hAnsi="Times New Roman"/>
+              </w:rPr>
+            </w:pPr>
+            <w:r>
+              <w:rPr>
+                <w:rFonts w:eastAsia="ＭＳ ゴシック" w:hAnsi="Times New Roman" w:hint="eastAsia"/>
               </w:rPr>
               <w:t>表示灯不点、損傷、端子締付</w:t>
             </w:r>
@@ -5921,7 +5726,7 @@
             </w:pPr>
             <w:r>
               <w:rPr>
-                <w:rFonts w:eastAsia="Yu Gothic" w:hAnsi="Times New Roman" w:hint="eastAsia"/>
+                <w:rFonts w:eastAsia="ＭＳ ゴシック" w:hAnsi="Times New Roman" w:hint="eastAsia"/>
               </w:rPr>
               <w:t>蓄電池</w:t>
             </w:r>
@@ -5944,7 +5749,7 @@
             </w:pPr>
             <w:r>
               <w:rPr>
-                <w:rFonts w:eastAsia="Yu Gothic" w:hAnsi="Times New Roman" w:hint="eastAsia"/>
+                <w:rFonts w:eastAsia="ＭＳ ゴシック" w:hAnsi="Times New Roman" w:hint="eastAsia"/>
               </w:rPr>
               <w:t>充電装置</w:t>
             </w:r>
@@ -5979,7 +5784,7 @@
             </w:pPr>
             <w:r>
               <w:rPr>
-                <w:rFonts w:eastAsia="Yu Gothic" w:hAnsi="Times New Roman" w:hint="eastAsia"/>
+                <w:rFonts w:eastAsia="ＭＳ ゴシック" w:hAnsi="Times New Roman" w:hint="eastAsia"/>
               </w:rPr>
               <w:t>変色、損傷、電解液、端子締付</w:t>
             </w:r>
@@ -6012,6 +5817,9 @@
                 <w:sz w:val="24"/>
               </w:rPr>
             </w:pPr>
+            <w:r>
+              <w:t xml:space="preserve">{{ext.r07}}</w:t>
+            </w:r>
           </w:p>
         </w:tc>
         <w:tc>
@@ -6103,7 +5911,7 @@
             </w:pPr>
             <w:r>
               <w:rPr>
-                <w:rFonts w:eastAsia="Yu Gothic" w:hAnsi="Times New Roman" w:hint="eastAsia"/>
+                <w:rFonts w:eastAsia="ＭＳ ゴシック" w:hAnsi="Times New Roman" w:hint="eastAsia"/>
               </w:rPr>
               <w:t>接地装置（接地線・保護管等）</w:t>
             </w:r>
@@ -6138,7 +5946,7 @@
             </w:pPr>
             <w:r>
               <w:rPr>
-                <w:rFonts w:eastAsia="Yu Gothic" w:hAnsi="Times New Roman" w:hint="eastAsia"/>
+                <w:rFonts w:eastAsia="ＭＳ ゴシック" w:hAnsi="Times New Roman" w:hint="eastAsia"/>
               </w:rPr>
               <w:t>端子締付</w:t>
             </w:r>
@@ -6241,7 +6049,7 @@
             </w:pPr>
             <w:r>
               <w:rPr>
-                <w:rFonts w:eastAsia="Yu Gothic" w:hAnsi="Times New Roman" w:hint="eastAsia"/>
+                <w:rFonts w:eastAsia="ＭＳ ゴシック" w:hAnsi="Times New Roman" w:hint="eastAsia"/>
               </w:rPr>
               <w:t>配電設備</w:t>
             </w:r>
@@ -6274,7 +6082,7 @@
             </w:pPr>
             <w:r>
               <w:rPr>
-                <w:rFonts w:eastAsia="Yu Gothic" w:hAnsi="Times New Roman" w:hint="eastAsia"/>
+                <w:rFonts w:eastAsia="ＭＳ ゴシック" w:hAnsi="Times New Roman" w:hint="eastAsia"/>
               </w:rPr>
               <w:t>支持物</w:t>
             </w:r>
@@ -6295,7 +6103,7 @@
             </w:pPr>
             <w:r>
               <w:rPr>
-                <w:rFonts w:eastAsia="Yu Gothic" w:hAnsi="Times New Roman" w:hint="eastAsia"/>
+                <w:rFonts w:eastAsia="ＭＳ ゴシック" w:hAnsi="Times New Roman" w:hint="eastAsia"/>
               </w:rPr>
               <w:t>電線・ケーブル</w:t>
             </w:r>
@@ -6316,7 +6124,7 @@
             </w:pPr>
             <w:r>
               <w:rPr>
-                <w:rFonts w:eastAsia="Yu Gothic" w:hAnsi="Times New Roman" w:hint="eastAsia"/>
+                <w:rFonts w:eastAsia="ＭＳ ゴシック" w:hAnsi="Times New Roman" w:hint="eastAsia"/>
               </w:rPr>
               <w:t>開閉器類</w:t>
             </w:r>
@@ -6339,7 +6147,7 @@
             </w:pPr>
             <w:r>
               <w:rPr>
-                <w:rFonts w:eastAsia="Yu Gothic" w:hAnsi="Times New Roman" w:hint="eastAsia"/>
+                <w:rFonts w:eastAsia="ＭＳ ゴシック" w:hAnsi="Times New Roman" w:hint="eastAsia"/>
               </w:rPr>
               <w:t>避雷器・接地線</w:t>
             </w:r>
@@ -6372,7 +6180,7 @@
             </w:pPr>
             <w:r>
               <w:rPr>
-                <w:rFonts w:eastAsia="Yu Gothic" w:hAnsi="Times New Roman" w:hint="eastAsia"/>
+                <w:rFonts w:eastAsia="ＭＳ ゴシック" w:hAnsi="Times New Roman" w:hint="eastAsia"/>
               </w:rPr>
               <w:t>たるみ、離隔距離、端末亀裂損傷</w:t>
             </w:r>
@@ -6388,12 +6196,12 @@
               <w:ind w:left="57" w:right="57"/>
               <w:jc w:val="left"/>
               <w:rPr>
-                <w:rFonts w:eastAsia="Yu Gothic" w:hAnsi="Times New Roman"/>
-              </w:rPr>
-            </w:pPr>
-            <w:r>
-              <w:rPr>
-                <w:rFonts w:eastAsia="Yu Gothic" w:hAnsi="Times New Roman" w:hint="eastAsia"/>
+                <w:rFonts w:eastAsia="ＭＳ ゴシック" w:hAnsi="Times New Roman"/>
+              </w:rPr>
+            </w:pPr>
+            <w:r>
+              <w:rPr>
+                <w:rFonts w:eastAsia="ＭＳ ゴシック" w:hAnsi="Times New Roman" w:hint="eastAsia"/>
               </w:rPr>
               <w:t>傾き、支持不良、過熱、変色</w:t>
             </w:r>
@@ -6409,7 +6217,7 @@
               <w:ind w:left="57" w:right="57"/>
               <w:jc w:val="left"/>
               <w:rPr>
-                <w:rFonts w:eastAsia="Yu Gothic" w:hAnsi="Times New Roman"/>
+                <w:rFonts w:eastAsia="ＭＳ ゴシック" w:hAnsi="Times New Roman"/>
               </w:rPr>
             </w:pPr>
           </w:p>
@@ -6501,7 +6309,7 @@
         <w:spacing w:after="60" w:line="192" w:lineRule="exact"/>
         <w:ind w:left="8222" w:right="108"/>
         <w:rPr>
-          <w:rFonts w:eastAsia="Yu Gothic" w:hAnsi="Times New Roman"/>
+          <w:rFonts w:eastAsia="ＭＳ ゴシック" w:hAnsi="Times New Roman"/>
         </w:rPr>
       </w:pPr>
     </w:p>
@@ -6510,174 +6318,174 @@
         <w:spacing w:before="60"/>
         <w:jc w:val="center"/>
         <w:rPr>
-          <w:rFonts w:ascii="Yu Gothic" w:eastAsia="Yu Gothic" w:hAnsi="Yu Gothic"/>
+          <w:rFonts w:ascii="ＭＳ ゴシック" w:eastAsia="ＭＳ ゴシック" w:hAnsi="ＭＳ ゴシック"/>
           <w:sz w:val="20"/>
         </w:rPr>
       </w:pPr>
       <w:r>
         <w:rPr>
-          <w:rFonts w:ascii="Yu Gothic" w:eastAsia="Yu Gothic" w:hAnsi="Yu Gothic" w:hint="eastAsia"/>
+          <w:rFonts w:ascii="ＭＳ ゴシック" w:eastAsia="ＭＳ ゴシック" w:hAnsi="ＭＳ ゴシック" w:hint="eastAsia"/>
           <w:sz w:val="20"/>
         </w:rPr>
         <w:t>(</w:t>
       </w:r>
       <w:r>
         <w:rPr>
-          <w:rFonts w:ascii="Yu Gothic" w:eastAsia="Yu Gothic" w:hAnsi="Yu Gothic" w:hint="eastAsia"/>
+          <w:rFonts w:ascii="ＭＳ ゴシック" w:eastAsia="ＭＳ ゴシック" w:hAnsi="ＭＳ ゴシック" w:hint="eastAsia"/>
           <w:sz w:val="20"/>
         </w:rPr>
         <w:t>一社</w:t>
       </w:r>
       <w:r>
         <w:rPr>
-          <w:rFonts w:ascii="Yu Gothic" w:eastAsia="Yu Gothic" w:hAnsi="Yu Gothic" w:hint="eastAsia"/>
+          <w:rFonts w:ascii="ＭＳ ゴシック" w:eastAsia="ＭＳ ゴシック" w:hAnsi="ＭＳ ゴシック" w:hint="eastAsia"/>
           <w:sz w:val="20"/>
         </w:rPr>
         <w:t>)</w:t>
       </w:r>
       <w:r>
         <w:rPr>
-          <w:rFonts w:ascii="Yu Gothic" w:eastAsia="Yu Gothic" w:hAnsi="Yu Gothic" w:hint="eastAsia"/>
+          <w:rFonts w:ascii="ＭＳ ゴシック" w:eastAsia="ＭＳ ゴシック" w:hAnsi="ＭＳ ゴシック" w:hint="eastAsia"/>
           <w:sz w:val="20"/>
         </w:rPr>
         <w:t xml:space="preserve">　中</w:t>
       </w:r>
       <w:r>
         <w:rPr>
-          <w:rFonts w:ascii="Yu Gothic" w:eastAsia="Yu Gothic" w:hAnsi="Yu Gothic"/>
+          <w:rFonts w:ascii="ＭＳ ゴシック" w:eastAsia="ＭＳ ゴシック" w:hAnsi="ＭＳ ゴシック"/>
           <w:sz w:val="20"/>
         </w:rPr>
         <w:t xml:space="preserve"> </w:t>
       </w:r>
       <w:r>
         <w:rPr>
-          <w:rFonts w:ascii="Yu Gothic" w:eastAsia="Yu Gothic" w:hAnsi="Yu Gothic" w:hint="eastAsia"/>
+          <w:rFonts w:ascii="ＭＳ ゴシック" w:eastAsia="ＭＳ ゴシック" w:hAnsi="ＭＳ ゴシック" w:hint="eastAsia"/>
           <w:sz w:val="20"/>
         </w:rPr>
         <w:t>国</w:t>
       </w:r>
       <w:r>
         <w:rPr>
-          <w:rFonts w:ascii="Yu Gothic" w:eastAsia="Yu Gothic" w:hAnsi="Yu Gothic"/>
+          <w:rFonts w:ascii="ＭＳ ゴシック" w:eastAsia="ＭＳ ゴシック" w:hAnsi="ＭＳ ゴシック"/>
           <w:sz w:val="20"/>
         </w:rPr>
         <w:t xml:space="preserve"> </w:t>
       </w:r>
       <w:r>
         <w:rPr>
-          <w:rFonts w:ascii="Yu Gothic" w:eastAsia="Yu Gothic" w:hAnsi="Yu Gothic" w:hint="eastAsia"/>
+          <w:rFonts w:ascii="ＭＳ ゴシック" w:eastAsia="ＭＳ ゴシック" w:hAnsi="ＭＳ ゴシック" w:hint="eastAsia"/>
           <w:sz w:val="20"/>
         </w:rPr>
         <w:t>電</w:t>
       </w:r>
       <w:r>
         <w:rPr>
-          <w:rFonts w:ascii="Yu Gothic" w:eastAsia="Yu Gothic" w:hAnsi="Yu Gothic"/>
+          <w:rFonts w:ascii="ＭＳ ゴシック" w:eastAsia="ＭＳ ゴシック" w:hAnsi="ＭＳ ゴシック"/>
           <w:sz w:val="20"/>
         </w:rPr>
         <w:t xml:space="preserve"> </w:t>
       </w:r>
       <w:r>
         <w:rPr>
-          <w:rFonts w:ascii="Yu Gothic" w:eastAsia="Yu Gothic" w:hAnsi="Yu Gothic" w:hint="eastAsia"/>
+          <w:rFonts w:ascii="ＭＳ ゴシック" w:eastAsia="ＭＳ ゴシック" w:hAnsi="ＭＳ ゴシック" w:hint="eastAsia"/>
           <w:sz w:val="20"/>
         </w:rPr>
         <w:t>気</w:t>
       </w:r>
       <w:r>
         <w:rPr>
-          <w:rFonts w:ascii="Yu Gothic" w:eastAsia="Yu Gothic" w:hAnsi="Yu Gothic"/>
+          <w:rFonts w:ascii="ＭＳ ゴシック" w:eastAsia="ＭＳ ゴシック" w:hAnsi="ＭＳ ゴシック"/>
           <w:sz w:val="20"/>
         </w:rPr>
         <w:t xml:space="preserve"> </w:t>
       </w:r>
       <w:r>
         <w:rPr>
-          <w:rFonts w:ascii="Yu Gothic" w:eastAsia="Yu Gothic" w:hAnsi="Yu Gothic" w:hint="eastAsia"/>
+          <w:rFonts w:ascii="ＭＳ ゴシック" w:eastAsia="ＭＳ ゴシック" w:hAnsi="ＭＳ ゴシック" w:hint="eastAsia"/>
           <w:sz w:val="20"/>
         </w:rPr>
         <w:t>管</w:t>
       </w:r>
       <w:r>
         <w:rPr>
-          <w:rFonts w:ascii="Yu Gothic" w:eastAsia="Yu Gothic" w:hAnsi="Yu Gothic"/>
+          <w:rFonts w:ascii="ＭＳ ゴシック" w:eastAsia="ＭＳ ゴシック" w:hAnsi="ＭＳ ゴシック"/>
           <w:sz w:val="20"/>
         </w:rPr>
         <w:t xml:space="preserve"> </w:t>
       </w:r>
       <w:r>
         <w:rPr>
-          <w:rFonts w:ascii="Yu Gothic" w:eastAsia="Yu Gothic" w:hAnsi="Yu Gothic" w:hint="eastAsia"/>
+          <w:rFonts w:ascii="ＭＳ ゴシック" w:eastAsia="ＭＳ ゴシック" w:hAnsi="ＭＳ ゴシック" w:hint="eastAsia"/>
           <w:sz w:val="20"/>
         </w:rPr>
         <w:t>理</w:t>
       </w:r>
       <w:r>
         <w:rPr>
-          <w:rFonts w:ascii="Yu Gothic" w:eastAsia="Yu Gothic" w:hAnsi="Yu Gothic"/>
+          <w:rFonts w:ascii="ＭＳ ゴシック" w:eastAsia="ＭＳ ゴシック" w:hAnsi="ＭＳ ゴシック"/>
           <w:sz w:val="20"/>
         </w:rPr>
         <w:t xml:space="preserve"> </w:t>
       </w:r>
       <w:r>
         <w:rPr>
-          <w:rFonts w:ascii="Yu Gothic" w:eastAsia="Yu Gothic" w:hAnsi="Yu Gothic" w:hint="eastAsia"/>
+          <w:rFonts w:ascii="ＭＳ ゴシック" w:eastAsia="ＭＳ ゴシック" w:hAnsi="ＭＳ ゴシック" w:hint="eastAsia"/>
           <w:sz w:val="20"/>
         </w:rPr>
         <w:t>技</w:t>
       </w:r>
       <w:r>
         <w:rPr>
-          <w:rFonts w:ascii="Yu Gothic" w:eastAsia="Yu Gothic" w:hAnsi="Yu Gothic"/>
+          <w:rFonts w:ascii="ＭＳ ゴシック" w:eastAsia="ＭＳ ゴシック" w:hAnsi="ＭＳ ゴシック"/>
           <w:sz w:val="20"/>
         </w:rPr>
         <w:t xml:space="preserve"> </w:t>
       </w:r>
       <w:r>
         <w:rPr>
-          <w:rFonts w:ascii="Yu Gothic" w:eastAsia="Yu Gothic" w:hAnsi="Yu Gothic" w:hint="eastAsia"/>
+          <w:rFonts w:ascii="ＭＳ ゴシック" w:eastAsia="ＭＳ ゴシック" w:hAnsi="ＭＳ ゴシック" w:hint="eastAsia"/>
           <w:sz w:val="20"/>
         </w:rPr>
         <w:t>術</w:t>
       </w:r>
       <w:r>
         <w:rPr>
-          <w:rFonts w:ascii="Yu Gothic" w:eastAsia="Yu Gothic" w:hAnsi="Yu Gothic"/>
+          <w:rFonts w:ascii="ＭＳ ゴシック" w:eastAsia="ＭＳ ゴシック" w:hAnsi="ＭＳ ゴシック"/>
           <w:sz w:val="20"/>
         </w:rPr>
         <w:t xml:space="preserve"> </w:t>
       </w:r>
       <w:r>
         <w:rPr>
-          <w:rFonts w:ascii="Yu Gothic" w:eastAsia="Yu Gothic" w:hAnsi="Yu Gothic" w:hint="eastAsia"/>
+          <w:rFonts w:ascii="ＭＳ ゴシック" w:eastAsia="ＭＳ ゴシック" w:hAnsi="ＭＳ ゴシック" w:hint="eastAsia"/>
           <w:sz w:val="20"/>
         </w:rPr>
         <w:t>者</w:t>
       </w:r>
       <w:r>
         <w:rPr>
-          <w:rFonts w:ascii="Yu Gothic" w:eastAsia="Yu Gothic" w:hAnsi="Yu Gothic"/>
+          <w:rFonts w:ascii="ＭＳ ゴシック" w:eastAsia="ＭＳ ゴシック" w:hAnsi="ＭＳ ゴシック"/>
           <w:sz w:val="20"/>
         </w:rPr>
         <w:t xml:space="preserve"> </w:t>
       </w:r>
       <w:r>
         <w:rPr>
-          <w:rFonts w:ascii="Yu Gothic" w:eastAsia="Yu Gothic" w:hAnsi="Yu Gothic" w:hint="eastAsia"/>
+          <w:rFonts w:ascii="ＭＳ ゴシック" w:eastAsia="ＭＳ ゴシック" w:hAnsi="ＭＳ ゴシック" w:hint="eastAsia"/>
           <w:sz w:val="20"/>
         </w:rPr>
         <w:t>協</w:t>
       </w:r>
       <w:r>
         <w:rPr>
-          <w:rFonts w:ascii="Yu Gothic" w:eastAsia="Yu Gothic" w:hAnsi="Yu Gothic"/>
+          <w:rFonts w:ascii="ＭＳ ゴシック" w:eastAsia="ＭＳ ゴシック" w:hAnsi="ＭＳ ゴシック"/>
           <w:sz w:val="20"/>
         </w:rPr>
         <w:t xml:space="preserve"> </w:t>
       </w:r>
       <w:r>
         <w:rPr>
-          <w:rFonts w:ascii="Yu Gothic" w:eastAsia="Yu Gothic" w:hAnsi="Yu Gothic" w:hint="eastAsia"/>
+          <w:rFonts w:ascii="ＭＳ ゴシック" w:eastAsia="ＭＳ ゴシック" w:hAnsi="ＭＳ ゴシック" w:hint="eastAsia"/>
           <w:sz w:val="20"/>
         </w:rPr>
         <w:t>会</w:t>
@@ -6686,14 +6494,14 @@
     <w:p>
       <w:pPr>
         <w:rPr>
-          <w:rFonts w:eastAsia="Yu Gothic" w:hAnsi="Times New Roman"/>
+          <w:rFonts w:eastAsia="ＭＳ ゴシック" w:hAnsi="Times New Roman"/>
         </w:rPr>
       </w:pPr>
     </w:p>
     <w:p>
       <w:pPr>
         <w:rPr>
-          <w:rFonts w:eastAsia="Yu Gothic" w:hAnsi="Times New Roman"/>
+          <w:rFonts w:eastAsia="ＭＳ ゴシック" w:hAnsi="Times New Roman"/>
         </w:rPr>
       </w:pPr>
     </w:p>
@@ -6707,168 +6515,168 @@
       </w:pPr>
       <w:r>
         <w:rPr>
-          <w:rFonts w:ascii="Yu Gothic" w:eastAsia="Yu Gothic" w:hAnsi="Yu Gothic" w:hint="eastAsia"/>
+          <w:rFonts w:ascii="ＭＳ ゴシック" w:eastAsia="ＭＳ ゴシック" w:hAnsi="ＭＳ ゴシック" w:hint="eastAsia"/>
           <w:sz w:val="20"/>
         </w:rPr>
         <w:t>(</w:t>
       </w:r>
       <w:r>
         <w:rPr>
-          <w:rFonts w:ascii="Yu Gothic" w:eastAsia="Yu Gothic" w:hAnsi="Yu Gothic" w:hint="eastAsia"/>
+          <w:rFonts w:ascii="ＭＳ ゴシック" w:eastAsia="ＭＳ ゴシック" w:hAnsi="ＭＳ ゴシック" w:hint="eastAsia"/>
           <w:sz w:val="20"/>
         </w:rPr>
         <w:t>一社</w:t>
       </w:r>
       <w:r>
         <w:rPr>
-          <w:rFonts w:ascii="Yu Gothic" w:eastAsia="Yu Gothic" w:hAnsi="Yu Gothic" w:hint="eastAsia"/>
+          <w:rFonts w:ascii="ＭＳ ゴシック" w:eastAsia="ＭＳ ゴシック" w:hAnsi="ＭＳ ゴシック" w:hint="eastAsia"/>
           <w:sz w:val="20"/>
         </w:rPr>
         <w:t>)</w:t>
       </w:r>
       <w:r>
         <w:rPr>
-          <w:rFonts w:ascii="Yu Gothic" w:eastAsia="Yu Gothic" w:hAnsi="Yu Gothic" w:hint="eastAsia"/>
+          <w:rFonts w:ascii="ＭＳ ゴシック" w:eastAsia="ＭＳ ゴシック" w:hAnsi="ＭＳ ゴシック" w:hint="eastAsia"/>
           <w:sz w:val="20"/>
         </w:rPr>
         <w:t xml:space="preserve">　中</w:t>
       </w:r>
       <w:r>
         <w:rPr>
-          <w:rFonts w:ascii="Yu Gothic" w:eastAsia="Yu Gothic" w:hAnsi="Yu Gothic"/>
+          <w:rFonts w:ascii="ＭＳ ゴシック" w:eastAsia="ＭＳ ゴシック" w:hAnsi="ＭＳ ゴシック"/>
           <w:sz w:val="20"/>
         </w:rPr>
         <w:t xml:space="preserve"> </w:t>
       </w:r>
       <w:r>
         <w:rPr>
-          <w:rFonts w:ascii="Yu Gothic" w:eastAsia="Yu Gothic" w:hAnsi="Yu Gothic" w:hint="eastAsia"/>
+          <w:rFonts w:ascii="ＭＳ ゴシック" w:eastAsia="ＭＳ ゴシック" w:hAnsi="ＭＳ ゴシック" w:hint="eastAsia"/>
           <w:sz w:val="20"/>
         </w:rPr>
         <w:t>国</w:t>
       </w:r>
       <w:r>
         <w:rPr>
-          <w:rFonts w:ascii="Yu Gothic" w:eastAsia="Yu Gothic" w:hAnsi="Yu Gothic"/>
+          <w:rFonts w:ascii="ＭＳ ゴシック" w:eastAsia="ＭＳ ゴシック" w:hAnsi="ＭＳ ゴシック"/>
           <w:sz w:val="20"/>
         </w:rPr>
         <w:t xml:space="preserve"> </w:t>
       </w:r>
       <w:r>
         <w:rPr>
-          <w:rFonts w:ascii="Yu Gothic" w:eastAsia="Yu Gothic" w:hAnsi="Yu Gothic" w:hint="eastAsia"/>
+          <w:rFonts w:ascii="ＭＳ ゴシック" w:eastAsia="ＭＳ ゴシック" w:hAnsi="ＭＳ ゴシック" w:hint="eastAsia"/>
           <w:sz w:val="20"/>
         </w:rPr>
         <w:t>電</w:t>
       </w:r>
       <w:r>
         <w:rPr>
-          <w:rFonts w:ascii="Yu Gothic" w:eastAsia="Yu Gothic" w:hAnsi="Yu Gothic"/>
+          <w:rFonts w:ascii="ＭＳ ゴシック" w:eastAsia="ＭＳ ゴシック" w:hAnsi="ＭＳ ゴシック"/>
           <w:sz w:val="20"/>
         </w:rPr>
         <w:t xml:space="preserve"> </w:t>
       </w:r>
       <w:r>
         <w:rPr>
-          <w:rFonts w:ascii="Yu Gothic" w:eastAsia="Yu Gothic" w:hAnsi="Yu Gothic" w:hint="eastAsia"/>
+          <w:rFonts w:ascii="ＭＳ ゴシック" w:eastAsia="ＭＳ ゴシック" w:hAnsi="ＭＳ ゴシック" w:hint="eastAsia"/>
           <w:sz w:val="20"/>
         </w:rPr>
         <w:t>気</w:t>
       </w:r>
       <w:r>
         <w:rPr>
-          <w:rFonts w:ascii="Yu Gothic" w:eastAsia="Yu Gothic" w:hAnsi="Yu Gothic"/>
+          <w:rFonts w:ascii="ＭＳ ゴシック" w:eastAsia="ＭＳ ゴシック" w:hAnsi="ＭＳ ゴシック"/>
           <w:sz w:val="20"/>
         </w:rPr>
         <w:t xml:space="preserve"> </w:t>
       </w:r>
       <w:r>
         <w:rPr>
-          <w:rFonts w:ascii="Yu Gothic" w:eastAsia="Yu Gothic" w:hAnsi="Yu Gothic" w:hint="eastAsia"/>
+          <w:rFonts w:ascii="ＭＳ ゴシック" w:eastAsia="ＭＳ ゴシック" w:hAnsi="ＭＳ ゴシック" w:hint="eastAsia"/>
           <w:sz w:val="20"/>
         </w:rPr>
         <w:t>管</w:t>
       </w:r>
       <w:r>
         <w:rPr>
-          <w:rFonts w:ascii="Yu Gothic" w:eastAsia="Yu Gothic" w:hAnsi="Yu Gothic"/>
+          <w:rFonts w:ascii="ＭＳ ゴシック" w:eastAsia="ＭＳ ゴシック" w:hAnsi="ＭＳ ゴシック"/>
           <w:sz w:val="20"/>
         </w:rPr>
         <w:t xml:space="preserve"> </w:t>
       </w:r>
       <w:r>
         <w:rPr>
-          <w:rFonts w:ascii="Yu Gothic" w:eastAsia="Yu Gothic" w:hAnsi="Yu Gothic" w:hint="eastAsia"/>
+          <w:rFonts w:ascii="ＭＳ ゴシック" w:eastAsia="ＭＳ ゴシック" w:hAnsi="ＭＳ ゴシック" w:hint="eastAsia"/>
           <w:sz w:val="20"/>
         </w:rPr>
         <w:t>理</w:t>
       </w:r>
       <w:r>
         <w:rPr>
-          <w:rFonts w:ascii="Yu Gothic" w:eastAsia="Yu Gothic" w:hAnsi="Yu Gothic"/>
+          <w:rFonts w:ascii="ＭＳ ゴシック" w:eastAsia="ＭＳ ゴシック" w:hAnsi="ＭＳ ゴシック"/>
           <w:sz w:val="20"/>
         </w:rPr>
         <w:t xml:space="preserve"> </w:t>
       </w:r>
       <w:r>
         <w:rPr>
-          <w:rFonts w:ascii="Yu Gothic" w:eastAsia="Yu Gothic" w:hAnsi="Yu Gothic" w:hint="eastAsia"/>
+          <w:rFonts w:ascii="ＭＳ ゴシック" w:eastAsia="ＭＳ ゴシック" w:hAnsi="ＭＳ ゴシック" w:hint="eastAsia"/>
           <w:sz w:val="20"/>
         </w:rPr>
         <w:t>技</w:t>
       </w:r>
       <w:r>
         <w:rPr>
-          <w:rFonts w:ascii="Yu Gothic" w:eastAsia="Yu Gothic" w:hAnsi="Yu Gothic"/>
+          <w:rFonts w:ascii="ＭＳ ゴシック" w:eastAsia="ＭＳ ゴシック" w:hAnsi="ＭＳ ゴシック"/>
           <w:sz w:val="20"/>
         </w:rPr>
         <w:t xml:space="preserve"> </w:t>
       </w:r>
       <w:r>
         <w:rPr>
-          <w:rFonts w:ascii="Yu Gothic" w:eastAsia="Yu Gothic" w:hAnsi="Yu Gothic" w:hint="eastAsia"/>
+          <w:rFonts w:ascii="ＭＳ ゴシック" w:eastAsia="ＭＳ ゴシック" w:hAnsi="ＭＳ ゴシック" w:hint="eastAsia"/>
           <w:sz w:val="20"/>
         </w:rPr>
         <w:t>術</w:t>
       </w:r>
       <w:r>
         <w:rPr>
-          <w:rFonts w:ascii="Yu Gothic" w:eastAsia="Yu Gothic" w:hAnsi="Yu Gothic"/>
+          <w:rFonts w:ascii="ＭＳ ゴシック" w:eastAsia="ＭＳ ゴシック" w:hAnsi="ＭＳ ゴシック"/>
           <w:sz w:val="20"/>
         </w:rPr>
         <w:t xml:space="preserve"> </w:t>
       </w:r>
       <w:r>
         <w:rPr>
-          <w:rFonts w:ascii="Yu Gothic" w:eastAsia="Yu Gothic" w:hAnsi="Yu Gothic" w:hint="eastAsia"/>
+          <w:rFonts w:ascii="ＭＳ ゴシック" w:eastAsia="ＭＳ ゴシック" w:hAnsi="ＭＳ ゴシック" w:hint="eastAsia"/>
           <w:sz w:val="20"/>
         </w:rPr>
         <w:t>者</w:t>
       </w:r>
       <w:r>
         <w:rPr>
-          <w:rFonts w:ascii="Yu Gothic" w:eastAsia="Yu Gothic" w:hAnsi="Yu Gothic"/>
+          <w:rFonts w:ascii="ＭＳ ゴシック" w:eastAsia="ＭＳ ゴシック" w:hAnsi="ＭＳ ゴシック"/>
           <w:sz w:val="20"/>
         </w:rPr>
         <w:t xml:space="preserve"> </w:t>
       </w:r>
       <w:r>
         <w:rPr>
-          <w:rFonts w:ascii="Yu Gothic" w:eastAsia="Yu Gothic" w:hAnsi="Yu Gothic" w:hint="eastAsia"/>
+          <w:rFonts w:ascii="ＭＳ ゴシック" w:eastAsia="ＭＳ ゴシック" w:hAnsi="ＭＳ ゴシック" w:hint="eastAsia"/>
           <w:sz w:val="20"/>
         </w:rPr>
         <w:t>協</w:t>
       </w:r>
       <w:r>
         <w:rPr>
-          <w:rFonts w:ascii="Yu Gothic" w:eastAsia="Yu Gothic" w:hAnsi="Yu Gothic"/>
+          <w:rFonts w:ascii="ＭＳ ゴシック" w:eastAsia="ＭＳ ゴシック" w:hAnsi="ＭＳ ゴシック"/>
           <w:sz w:val="20"/>
         </w:rPr>
         <w:t xml:space="preserve"> </w:t>
       </w:r>
       <w:r>
         <w:rPr>
-          <w:rFonts w:ascii="Yu Gothic" w:eastAsia="Yu Gothic" w:hAnsi="Yu Gothic" w:hint="eastAsia"/>
+          <w:rFonts w:ascii="ＭＳ ゴシック" w:eastAsia="ＭＳ ゴシック" w:hAnsi="ＭＳ ゴシック" w:hint="eastAsia"/>
           <w:sz w:val="20"/>
         </w:rPr>
         <w:t>会</w:t>
@@ -6953,7 +6761,7 @@
             </w:r>
             <w:r>
               <w:rPr>
-                <w:rFonts w:eastAsia="Yu Gothic" w:hAnsi="Times New Roman" w:hint="eastAsia"/>
+                <w:rFonts w:eastAsia="ＭＳ ゴシック" w:hAnsi="Times New Roman" w:hint="eastAsia"/>
                 <w:sz w:val="32"/>
               </w:rPr>
               <w:instrText>接地抵抗測定</w:instrText>
@@ -6998,7 +6806,7 @@
             </w:r>
             <w:r>
               <w:rPr>
-                <w:rFonts w:eastAsia="Yu Gothic" w:hAnsi="Times New Roman" w:hint="eastAsia"/>
+                <w:rFonts w:eastAsia="ＭＳ ゴシック" w:hAnsi="Times New Roman" w:hint="eastAsia"/>
                 <w:sz w:val="32"/>
               </w:rPr>
               <w:t>接地抵抗測定</w:t>
@@ -7423,13 +7231,6 @@
               </w:rPr>
               <w:t>{{ground.r1.type}}</w:t>
             </w:r>
-            <w:r>
-              <w:rPr>
-                <w:rFonts w:hAnsi="Times New Roman" w:hint="eastAsia"/>
-                <w:color w:val="auto"/>
-                <w:szCs w:val="21"/>
-              </w:rPr>
-            </w:r>
           </w:p>
         </w:tc>
         <w:tc>
@@ -7463,18 +7264,6 @@
                 <w:color w:val="0000FF"/>
               </w:rPr>
               <w:t>{{ground.r1.value}}</w:t>
-            </w:r>
-            <w:r>
-              <w:rPr>
-                <w:rFonts w:hAnsi="Times New Roman"/>
-                <w:color w:val="0000FF"/>
-              </w:rPr>
-            </w:r>
-            <w:r>
-              <w:rPr>
-                <w:rFonts w:hAnsi="Times New Roman" w:hint="eastAsia"/>
-                <w:color w:val="0000FF"/>
-              </w:rPr>
             </w:r>
           </w:p>
         </w:tc>
@@ -7711,13 +7500,6 @@
               </w:rPr>
               <w:t>{{ground.r2.type}}</w:t>
             </w:r>
-            <w:r>
-              <w:rPr>
-                <w:rFonts w:hAnsi="Times New Roman" w:hint="eastAsia"/>
-                <w:color w:val="auto"/>
-                <w:szCs w:val="21"/>
-              </w:rPr>
-            </w:r>
           </w:p>
         </w:tc>
         <w:tc>
@@ -7752,12 +7534,6 @@
                 <w:color w:val="0000FF"/>
               </w:rPr>
               <w:t>{{ground.r2.value}}</w:t>
-            </w:r>
-            <w:r>
-              <w:rPr>
-                <w:rFonts w:hAnsi="Times New Roman"/>
-                <w:color w:val="0000FF"/>
-              </w:rPr>
             </w:r>
           </w:p>
         </w:tc>
@@ -7898,61 +7674,40 @@
               </w:rPr>
               <w:t>{{ground.r3.name}}</w:t>
             </w:r>
-            <w:r>
-              <w:rPr>
-                <w:rFonts w:hAnsi="Times New Roman"/>
-                <w:color w:val="auto"/>
-                <w:sz w:val="24"/>
-              </w:rPr>
-            </w:r>
+          </w:p>
+        </w:tc>
+        <w:tc>
+          <w:tcPr>
+            <w:tcW w:w="709" w:type="dxa"/>
+            <w:tcBorders>
+              <w:top w:val="single" w:sz="4" w:space="0" w:color="000000"/>
+              <w:left w:val="single" w:sz="4" w:space="0" w:color="000000"/>
+              <w:bottom w:val="nil"/>
+              <w:right w:val="single" w:sz="4" w:space="0" w:color="000000"/>
+            </w:tcBorders>
+            <w:vAlign w:val="center"/>
+          </w:tcPr>
+          <w:p>
+            <w:pPr>
+              <w:suppressAutoHyphens/>
+              <w:kinsoku w:val="0"/>
+              <w:wordWrap w:val="0"/>
+              <w:autoSpaceDE w:val="0"/>
+              <w:autoSpaceDN w:val="0"/>
+              <w:spacing w:line="288" w:lineRule="atLeast"/>
+              <w:jc w:val="center"/>
+              <w:rPr>
+                <w:color w:val="auto"/>
+                <w:sz w:val="24"/>
+              </w:rPr>
+            </w:pPr>
             <w:r>
               <w:rPr>
                 <w:rFonts w:hAnsi="Times New Roman" w:hint="eastAsia"/>
                 <w:color w:val="auto"/>
                 <w:sz w:val="24"/>
               </w:rPr>
-            </w:r>
-          </w:p>
-        </w:tc>
-        <w:tc>
-          <w:tcPr>
-            <w:tcW w:w="709" w:type="dxa"/>
-            <w:tcBorders>
-              <w:top w:val="single" w:sz="4" w:space="0" w:color="000000"/>
-              <w:left w:val="single" w:sz="4" w:space="0" w:color="000000"/>
-              <w:bottom w:val="nil"/>
-              <w:right w:val="single" w:sz="4" w:space="0" w:color="000000"/>
-            </w:tcBorders>
-            <w:vAlign w:val="center"/>
-          </w:tcPr>
-          <w:p>
-            <w:pPr>
-              <w:suppressAutoHyphens/>
-              <w:kinsoku w:val="0"/>
-              <w:wordWrap w:val="0"/>
-              <w:autoSpaceDE w:val="0"/>
-              <w:autoSpaceDN w:val="0"/>
-              <w:spacing w:line="288" w:lineRule="atLeast"/>
-              <w:jc w:val="center"/>
-              <w:rPr>
-                <w:color w:val="auto"/>
-                <w:sz w:val="24"/>
-              </w:rPr>
-            </w:pPr>
-            <w:r>
-              <w:rPr>
-                <w:rFonts w:hAnsi="Times New Roman" w:hint="eastAsia"/>
-                <w:color w:val="auto"/>
-                <w:sz w:val="24"/>
-              </w:rPr>
               <w:t>{{ground.r3.type}}</w:t>
-            </w:r>
-            <w:r>
-              <w:rPr>
-                <w:rFonts w:hAnsi="Times New Roman" w:hint="eastAsia"/>
-                <w:color w:val="auto"/>
-                <w:szCs w:val="21"/>
-              </w:rPr>
             </w:r>
           </w:p>
         </w:tc>
@@ -7988,12 +7743,6 @@
                 <w:color w:val="0000FF"/>
               </w:rPr>
               <w:t>{{ground.r3.value}}</w:t>
-            </w:r>
-            <w:r>
-              <w:rPr>
-                <w:rFonts w:hAnsi="Times New Roman" w:hint="eastAsia"/>
-                <w:color w:val="0000FF"/>
-              </w:rPr>
             </w:r>
           </w:p>
         </w:tc>
@@ -8169,13 +7918,6 @@
               </w:rPr>
               <w:t>{{ground.r4.type}}</w:t>
             </w:r>
-            <w:r>
-              <w:rPr>
-                <w:rFonts w:hAnsi="Times New Roman" w:hint="eastAsia"/>
-                <w:color w:val="auto"/>
-                <w:szCs w:val="21"/>
-              </w:rPr>
-            </w:r>
           </w:p>
         </w:tc>
         <w:tc>
@@ -8208,12 +7950,6 @@
                 <w:color w:val="0000FF"/>
               </w:rPr>
               <w:t>{{ground.r4.value}}</w:t>
-            </w:r>
-            <w:r>
-              <w:rPr>
-                <w:rFonts w:hint="eastAsia"/>
-                <w:color w:val="0000FF"/>
-              </w:rPr>
             </w:r>
           </w:p>
         </w:tc>
@@ -8389,13 +8125,6 @@
               </w:rPr>
               <w:t>{{ground.r5.type}}</w:t>
             </w:r>
-            <w:r>
-              <w:rPr>
-                <w:rFonts w:hAnsi="Times New Roman" w:hint="eastAsia"/>
-                <w:color w:val="auto"/>
-                <w:szCs w:val="21"/>
-              </w:rPr>
-            </w:r>
           </w:p>
         </w:tc>
         <w:tc>
@@ -8429,18 +8158,6 @@
                 <w:color w:val="0000FF"/>
               </w:rPr>
               <w:t>{{ground.r5.value}}</w:t>
-            </w:r>
-            <w:r>
-              <w:rPr>
-                <w:rFonts w:hAnsi="Times New Roman"/>
-                <w:color w:val="0000FF"/>
-              </w:rPr>
-            </w:r>
-            <w:r>
-              <w:rPr>
-                <w:rFonts w:hAnsi="Times New Roman" w:hint="eastAsia"/>
-                <w:color w:val="0000FF"/>
-              </w:rPr>
             </w:r>
           </w:p>
         </w:tc>
@@ -8616,13 +8333,6 @@
               </w:rPr>
               <w:t>{{ground.r6.type}}</w:t>
             </w:r>
-            <w:r>
-              <w:rPr>
-                <w:rFonts w:hAnsi="Times New Roman" w:hint="eastAsia"/>
-                <w:color w:val="auto"/>
-                <w:szCs w:val="21"/>
-              </w:rPr>
-            </w:r>
           </w:p>
         </w:tc>
         <w:tc>
@@ -8656,18 +8366,6 @@
                 <w:color w:val="0000FF"/>
               </w:rPr>
               <w:t>{{ground.r6.value}}</w:t>
-            </w:r>
-            <w:r>
-              <w:rPr>
-                <w:rFonts w:hAnsi="Times New Roman"/>
-                <w:color w:val="0000FF"/>
-              </w:rPr>
-            </w:r>
-            <w:r>
-              <w:rPr>
-                <w:rFonts w:hAnsi="Times New Roman" w:hint="eastAsia"/>
-                <w:color w:val="0000FF"/>
-              </w:rPr>
             </w:r>
           </w:p>
         </w:tc>
@@ -9093,133 +8791,133 @@
             </w:pPr>
             <w:r>
               <w:rPr>
-                <w:rFonts w:eastAsia="Yu Gothic" w:hAnsi="Times New Roman" w:hint="eastAsia"/>
+                <w:rFonts w:eastAsia="ＭＳ ゴシック" w:hAnsi="Times New Roman" w:hint="eastAsia"/>
                 <w:sz w:val="32"/>
               </w:rPr>
               <w:t>高</w:t>
             </w:r>
             <w:r>
               <w:rPr>
-                <w:rFonts w:ascii="Yu Gothic" w:hAnsi="Yu Gothic"/>
+                <w:rFonts w:ascii="ＭＳ ゴシック" w:hAnsi="ＭＳ ゴシック"/>
                 <w:sz w:val="32"/>
               </w:rPr>
               <w:t xml:space="preserve"> </w:t>
             </w:r>
             <w:r>
               <w:rPr>
-                <w:rFonts w:eastAsia="Yu Gothic" w:hAnsi="Times New Roman" w:hint="eastAsia"/>
+                <w:rFonts w:eastAsia="ＭＳ ゴシック" w:hAnsi="Times New Roman" w:hint="eastAsia"/>
                 <w:sz w:val="32"/>
               </w:rPr>
               <w:t>圧</w:t>
             </w:r>
             <w:r>
               <w:rPr>
-                <w:rFonts w:ascii="Yu Gothic" w:hAnsi="Yu Gothic"/>
+                <w:rFonts w:ascii="ＭＳ ゴシック" w:hAnsi="ＭＳ ゴシック"/>
                 <w:sz w:val="32"/>
               </w:rPr>
               <w:t xml:space="preserve"> </w:t>
             </w:r>
             <w:r>
               <w:rPr>
-                <w:rFonts w:eastAsia="Yu Gothic" w:hAnsi="Times New Roman" w:hint="eastAsia"/>
+                <w:rFonts w:eastAsia="ＭＳ ゴシック" w:hAnsi="Times New Roman" w:hint="eastAsia"/>
                 <w:sz w:val="32"/>
               </w:rPr>
               <w:t>関</w:t>
             </w:r>
             <w:r>
               <w:rPr>
-                <w:rFonts w:ascii="Yu Gothic" w:hAnsi="Yu Gothic"/>
+                <w:rFonts w:ascii="ＭＳ ゴシック" w:hAnsi="ＭＳ ゴシック"/>
                 <w:sz w:val="32"/>
               </w:rPr>
               <w:t xml:space="preserve"> </w:t>
             </w:r>
             <w:r>
               <w:rPr>
-                <w:rFonts w:eastAsia="Yu Gothic" w:hAnsi="Times New Roman" w:hint="eastAsia"/>
+                <w:rFonts w:eastAsia="ＭＳ ゴシック" w:hAnsi="Times New Roman" w:hint="eastAsia"/>
                 <w:sz w:val="32"/>
               </w:rPr>
               <w:t>係</w:t>
             </w:r>
             <w:r>
               <w:rPr>
-                <w:rFonts w:ascii="Yu Gothic" w:hAnsi="Yu Gothic"/>
+                <w:rFonts w:ascii="ＭＳ ゴシック" w:hAnsi="ＭＳ ゴシック"/>
                 <w:sz w:val="32"/>
               </w:rPr>
               <w:t xml:space="preserve"> </w:t>
             </w:r>
             <w:r>
               <w:rPr>
-                <w:rFonts w:eastAsia="Yu Gothic" w:hAnsi="Times New Roman" w:hint="eastAsia"/>
+                <w:rFonts w:eastAsia="ＭＳ ゴシック" w:hAnsi="Times New Roman" w:hint="eastAsia"/>
                 <w:sz w:val="32"/>
               </w:rPr>
               <w:t>絶</w:t>
             </w:r>
             <w:r>
               <w:rPr>
-                <w:rFonts w:ascii="Yu Gothic" w:hAnsi="Yu Gothic"/>
+                <w:rFonts w:ascii="ＭＳ ゴシック" w:hAnsi="ＭＳ ゴシック"/>
                 <w:sz w:val="32"/>
               </w:rPr>
               <w:t xml:space="preserve"> </w:t>
             </w:r>
             <w:r>
               <w:rPr>
-                <w:rFonts w:eastAsia="Yu Gothic" w:hAnsi="Times New Roman" w:hint="eastAsia"/>
+                <w:rFonts w:eastAsia="ＭＳ ゴシック" w:hAnsi="Times New Roman" w:hint="eastAsia"/>
                 <w:sz w:val="32"/>
               </w:rPr>
               <w:t>縁</w:t>
             </w:r>
             <w:r>
               <w:rPr>
-                <w:rFonts w:ascii="Yu Gothic" w:hAnsi="Yu Gothic"/>
+                <w:rFonts w:ascii="ＭＳ ゴシック" w:hAnsi="ＭＳ ゴシック"/>
                 <w:sz w:val="32"/>
               </w:rPr>
               <w:t xml:space="preserve"> </w:t>
             </w:r>
             <w:r>
               <w:rPr>
-                <w:rFonts w:eastAsia="Yu Gothic" w:hAnsi="Times New Roman" w:hint="eastAsia"/>
+                <w:rFonts w:eastAsia="ＭＳ ゴシック" w:hAnsi="Times New Roman" w:hint="eastAsia"/>
                 <w:sz w:val="32"/>
               </w:rPr>
               <w:t>抵</w:t>
             </w:r>
             <w:r>
               <w:rPr>
-                <w:rFonts w:ascii="Yu Gothic" w:hAnsi="Yu Gothic"/>
+                <w:rFonts w:ascii="ＭＳ ゴシック" w:hAnsi="ＭＳ ゴシック"/>
                 <w:sz w:val="32"/>
               </w:rPr>
               <w:t xml:space="preserve"> </w:t>
             </w:r>
             <w:r>
               <w:rPr>
-                <w:rFonts w:eastAsia="Yu Gothic" w:hAnsi="Times New Roman" w:hint="eastAsia"/>
+                <w:rFonts w:eastAsia="ＭＳ ゴシック" w:hAnsi="Times New Roman" w:hint="eastAsia"/>
                 <w:sz w:val="32"/>
               </w:rPr>
               <w:t>抗</w:t>
             </w:r>
             <w:r>
               <w:rPr>
-                <w:rFonts w:ascii="Yu Gothic" w:hAnsi="Yu Gothic"/>
+                <w:rFonts w:ascii="ＭＳ ゴシック" w:hAnsi="ＭＳ ゴシック"/>
                 <w:sz w:val="32"/>
               </w:rPr>
               <w:t xml:space="preserve"> </w:t>
             </w:r>
             <w:r>
               <w:rPr>
-                <w:rFonts w:eastAsia="Yu Gothic" w:hAnsi="Times New Roman" w:hint="eastAsia"/>
+                <w:rFonts w:eastAsia="ＭＳ ゴシック" w:hAnsi="Times New Roman" w:hint="eastAsia"/>
                 <w:sz w:val="32"/>
               </w:rPr>
               <w:t>試</w:t>
             </w:r>
             <w:r>
               <w:rPr>
-                <w:rFonts w:ascii="Yu Gothic" w:hAnsi="Yu Gothic"/>
+                <w:rFonts w:ascii="ＭＳ ゴシック" w:hAnsi="ＭＳ ゴシック"/>
                 <w:sz w:val="32"/>
               </w:rPr>
               <w:t xml:space="preserve"> </w:t>
             </w:r>
             <w:r>
               <w:rPr>
-                <w:rFonts w:eastAsia="Yu Gothic" w:hAnsi="Times New Roman" w:hint="eastAsia"/>
+                <w:rFonts w:eastAsia="ＭＳ ゴシック" w:hAnsi="Times New Roman" w:hint="eastAsia"/>
                 <w:sz w:val="32"/>
               </w:rPr>
               <w:t>験</w:t>
@@ -9532,27 +9230,6 @@
               </w:rPr>
               <w:t>{{hv.r6.name}}</w:t>
             </w:r>
-            <w:r>
-              <w:rPr>
-                <w:rFonts w:hAnsi="Wingdings" w:hint="eastAsia"/>
-                <w:sz w:val="20"/>
-              </w:rPr>
-            </w:r>
-          </w:p>
-          <w:p>
-            <w:pPr>
-              <w:spacing w:line="226" w:lineRule="exact"/>
-              <w:rPr>
-                <w:rFonts w:hAnsi="Wingdings" w:hint="eastAsia"/>
-                <w:sz w:val="20"/>
-              </w:rPr>
-            </w:pPr>
-            <w:r>
-              <w:rPr>
-                <w:rFonts w:hAnsi="Wingdings" w:hint="eastAsia"/>
-                <w:sz w:val="20"/>
-              </w:rPr>
-            </w:r>
           </w:p>
         </w:tc>
         <w:tc>
@@ -9607,12 +9284,6 @@
               </w:rPr>
               <w:t>{{hv.r1.voltage}}</w:t>
             </w:r>
-            <w:r>
-              <w:rPr>
-                <w:rFonts w:hAnsi="Wingdings" w:hint="eastAsia"/>
-                <w:sz w:val="20"/>
-              </w:rPr>
-            </w:r>
           </w:p>
         </w:tc>
         <w:tc>
@@ -9643,12 +9314,6 @@
                 <w:sz w:val="20"/>
               </w:rPr>
               <w:t>{{hv.r1.value}}</w:t>
-            </w:r>
-            <w:r>
-              <w:rPr>
-                <w:rFonts w:hAnsi="Wingdings" w:hint="eastAsia"/>
-                <w:sz w:val="20"/>
-              </w:rPr>
             </w:r>
           </w:p>
         </w:tc>
@@ -9800,12 +9465,6 @@
               </w:rPr>
               <w:t>{{hv.r2.voltage}}</w:t>
             </w:r>
-            <w:r>
-              <w:rPr>
-                <w:rFonts w:hAnsi="Wingdings" w:hint="eastAsia"/>
-                <w:sz w:val="20"/>
-              </w:rPr>
-            </w:r>
           </w:p>
         </w:tc>
         <w:tc>
@@ -9838,12 +9497,6 @@
                 <w:sz w:val="20"/>
               </w:rPr>
               <w:t>{{hv.r2.value}}</w:t>
-            </w:r>
-            <w:r>
-              <w:rPr>
-                <w:rFonts w:hAnsi="Wingdings" w:hint="eastAsia"/>
-                <w:sz w:val="20"/>
-              </w:rPr>
             </w:r>
           </w:p>
         </w:tc>
@@ -10031,12 +9684,6 @@
               </w:rPr>
               <w:t>{{hv.r3.value}}</w:t>
             </w:r>
-            <w:r>
-              <w:rPr>
-                <w:rFonts w:hAnsi="Wingdings" w:hint="eastAsia"/>
-                <w:sz w:val="20"/>
-              </w:rPr>
-            </w:r>
           </w:p>
         </w:tc>
         <w:tc>
@@ -10420,12 +10067,6 @@
               </w:rPr>
               <w:t>{{hv.r5.value}}</w:t>
             </w:r>
-            <w:r>
-              <w:rPr>
-                <w:rFonts w:hAnsi="Wingdings" w:hint="eastAsia"/>
-                <w:sz w:val="20"/>
-              </w:rPr>
-            </w:r>
           </w:p>
         </w:tc>
         <w:tc>
@@ -10681,13 +10322,6 @@
               </w:rPr>
               <w:t>{{hv.r7.voltage}}</w:t>
             </w:r>
-            <w:r>
-              <w:rPr>
-                <w:rFonts w:hint="eastAsia"/>
-                <w:color w:val="auto"/>
-                <w:sz w:val="24"/>
-              </w:rPr>
-            </w:r>
           </w:p>
         </w:tc>
         <w:tc>
@@ -10722,19 +10356,6 @@
                 <w:sz w:val="24"/>
               </w:rPr>
               <w:t>{{hv.r7.value}}</w:t>
-            </w:r>
-            <w:r>
-              <w:rPr>
-                <w:rFonts w:hint="eastAsia"/>
-                <w:color w:val="0000FF"/>
-                <w:sz w:val="24"/>
-              </w:rPr>
-            </w:r>
-            <w:r>
-              <w:rPr>
-                <w:rFonts w:hAnsi="Wingdings" w:hint="eastAsia"/>
-                <w:sz w:val="20"/>
-              </w:rPr>
             </w:r>
           </w:p>
         </w:tc>
@@ -10832,41 +10453,6 @@
               </w:rPr>
               <w:t>{{hv.r8.name}}</w:t>
             </w:r>
-            <w:r>
-              <w:rPr>
-                <w:rFonts w:hint="eastAsia"/>
-                <w:color w:val="auto"/>
-                <w:szCs w:val="21"/>
-              </w:rPr>
-            </w:r>
-            <w:r>
-              <w:rPr>
-                <w:rFonts w:hint="eastAsia"/>
-                <w:color w:val="auto"/>
-                <w:szCs w:val="21"/>
-              </w:rPr>
-            </w:r>
-            <w:r>
-              <w:rPr>
-                <w:rFonts w:hint="eastAsia"/>
-                <w:color w:val="auto"/>
-                <w:szCs w:val="21"/>
-              </w:rPr>
-            </w:r>
-            <w:r>
-              <w:rPr>
-                <w:rFonts w:hint="eastAsia"/>
-                <w:color w:val="auto"/>
-                <w:szCs w:val="21"/>
-              </w:rPr>
-            </w:r>
-            <w:r>
-              <w:rPr>
-                <w:rFonts w:hint="eastAsia"/>
-                <w:color w:val="auto"/>
-                <w:szCs w:val="21"/>
-              </w:rPr>
-            </w:r>
           </w:p>
         </w:tc>
         <w:tc>
@@ -11107,19 +10693,6 @@
               </w:rPr>
               <w:t>{{hv.r9.value}}</w:t>
             </w:r>
-            <w:r>
-              <w:rPr>
-                <w:rFonts w:hint="eastAsia"/>
-                <w:color w:val="0000FF"/>
-                <w:sz w:val="24"/>
-              </w:rPr>
-            </w:r>
-            <w:r>
-              <w:rPr>
-                <w:rFonts w:hAnsi="Wingdings" w:hint="eastAsia"/>
-                <w:sz w:val="20"/>
-              </w:rPr>
-            </w:r>
           </w:p>
         </w:tc>
         <w:tc>
@@ -11218,27 +10791,6 @@
               </w:rPr>
               <w:t>{{hv.r10.name}}</w:t>
             </w:r>
-            <w:r>
-              <w:rPr>
-                <w:rFonts w:hint="eastAsia"/>
-                <w:color w:val="auto"/>
-                <w:szCs w:val="21"/>
-              </w:rPr>
-            </w:r>
-            <w:r>
-              <w:rPr>
-                <w:rFonts w:hint="eastAsia"/>
-                <w:color w:val="auto"/>
-                <w:szCs w:val="21"/>
-              </w:rPr>
-            </w:r>
-            <w:r>
-              <w:rPr>
-                <w:rFonts w:hint="eastAsia"/>
-                <w:color w:val="auto"/>
-                <w:szCs w:val="21"/>
-              </w:rPr>
-            </w:r>
           </w:p>
         </w:tc>
         <w:tc>
@@ -11406,13 +10958,6 @@
               </w:rPr>
               <w:t>{{hv.r11.name}}</w:t>
             </w:r>
-            <w:r>
-              <w:rPr>
-                <w:rFonts w:hint="eastAsia"/>
-                <w:color w:val="auto"/>
-                <w:szCs w:val="21"/>
-              </w:rPr>
-            </w:r>
           </w:p>
         </w:tc>
         <w:tc>
@@ -11581,20 +11126,6 @@
                 <w:szCs w:val="21"/>
               </w:rPr>
               <w:t>{{hv.r12.name}}</w:t>
-            </w:r>
-            <w:r>
-              <w:rPr>
-                <w:rFonts w:hint="eastAsia"/>
-                <w:color w:val="auto"/>
-                <w:szCs w:val="21"/>
-              </w:rPr>
-            </w:r>
-            <w:r>
-              <w:rPr>
-                <w:rFonts w:hint="eastAsia"/>
-                <w:color w:val="auto"/>
-                <w:szCs w:val="21"/>
-              </w:rPr>
             </w:r>
           </w:p>
         </w:tc>
@@ -12238,21 +11769,21 @@
               <w:autoSpaceDN w:val="0"/>
               <w:jc w:val="center"/>
               <w:rPr>
-                <w:rFonts w:ascii="Yu Gothic" w:eastAsia="Yu Gothic" w:hAnsi="Wingdings" w:hint="eastAsia"/>
+                <w:rFonts w:ascii="ＭＳ ゴシック" w:eastAsia="ＭＳ ゴシック" w:hAnsi="Wingdings" w:hint="eastAsia"/>
                 <w:sz w:val="24"/>
                 <w:szCs w:val="24"/>
               </w:rPr>
             </w:pPr>
             <w:r>
               <w:rPr>
-                <w:rFonts w:ascii="Yu Gothic" w:eastAsia="Yu Gothic" w:hAnsi="Wingdings" w:hint="eastAsia"/>
+                <w:rFonts w:ascii="ＭＳ ゴシック" w:eastAsia="ＭＳ ゴシック" w:hAnsi="Wingdings" w:hint="eastAsia"/>
                 <w:sz w:val="32"/>
               </w:rPr>
               <w:t>地</w:t>
             </w:r>
             <w:r>
               <w:rPr>
-                <w:rFonts w:ascii="Yu Gothic" w:eastAsia="Yu Gothic" w:hAnsi="Wingdings"/>
+                <w:rFonts w:ascii="ＭＳ ゴシック" w:eastAsia="ＭＳ ゴシック" w:hAnsi="Wingdings"/>
                 <w:spacing w:val="2"/>
                 <w:sz w:val="32"/>
               </w:rPr>
@@ -12260,14 +11791,14 @@
             </w:r>
             <w:r>
               <w:rPr>
-                <w:rFonts w:ascii="Yu Gothic" w:eastAsia="Yu Gothic" w:hAnsi="Wingdings" w:hint="eastAsia"/>
+                <w:rFonts w:ascii="ＭＳ ゴシック" w:eastAsia="ＭＳ ゴシック" w:hAnsi="Wingdings" w:hint="eastAsia"/>
                 <w:sz w:val="32"/>
               </w:rPr>
               <w:t>絡</w:t>
             </w:r>
             <w:r>
               <w:rPr>
-                <w:rFonts w:ascii="Yu Gothic" w:eastAsia="Yu Gothic" w:hAnsi="Wingdings"/>
+                <w:rFonts w:ascii="ＭＳ ゴシック" w:eastAsia="ＭＳ ゴシック" w:hAnsi="Wingdings"/>
                 <w:spacing w:val="2"/>
                 <w:sz w:val="32"/>
               </w:rPr>
@@ -12275,14 +11806,14 @@
             </w:r>
             <w:r>
               <w:rPr>
-                <w:rFonts w:ascii="Yu Gothic" w:eastAsia="Yu Gothic" w:hAnsi="Wingdings" w:hint="eastAsia"/>
+                <w:rFonts w:ascii="ＭＳ ゴシック" w:eastAsia="ＭＳ ゴシック" w:hAnsi="Wingdings" w:hint="eastAsia"/>
                 <w:sz w:val="32"/>
               </w:rPr>
               <w:t>方</w:t>
             </w:r>
             <w:r>
               <w:rPr>
-                <w:rFonts w:ascii="Yu Gothic" w:eastAsia="Yu Gothic" w:hAnsi="Wingdings"/>
+                <w:rFonts w:ascii="ＭＳ ゴシック" w:eastAsia="ＭＳ ゴシック" w:hAnsi="Wingdings"/>
                 <w:spacing w:val="2"/>
                 <w:sz w:val="32"/>
               </w:rPr>
@@ -12290,14 +11821,14 @@
             </w:r>
             <w:r>
               <w:rPr>
-                <w:rFonts w:ascii="Yu Gothic" w:eastAsia="Yu Gothic" w:hAnsi="Wingdings" w:hint="eastAsia"/>
+                <w:rFonts w:ascii="ＭＳ ゴシック" w:eastAsia="ＭＳ ゴシック" w:hAnsi="Wingdings" w:hint="eastAsia"/>
                 <w:sz w:val="32"/>
               </w:rPr>
               <w:t>向</w:t>
             </w:r>
             <w:r>
               <w:rPr>
-                <w:rFonts w:ascii="Yu Gothic" w:eastAsia="Yu Gothic" w:hAnsi="Wingdings"/>
+                <w:rFonts w:ascii="ＭＳ ゴシック" w:eastAsia="ＭＳ ゴシック" w:hAnsi="Wingdings"/>
                 <w:spacing w:val="2"/>
                 <w:sz w:val="32"/>
               </w:rPr>
@@ -12305,14 +11836,14 @@
             </w:r>
             <w:r>
               <w:rPr>
-                <w:rFonts w:ascii="Yu Gothic" w:eastAsia="Yu Gothic" w:hAnsi="Wingdings" w:hint="eastAsia"/>
+                <w:rFonts w:ascii="ＭＳ ゴシック" w:eastAsia="ＭＳ ゴシック" w:hAnsi="Wingdings" w:hint="eastAsia"/>
                 <w:sz w:val="32"/>
               </w:rPr>
               <w:t>継</w:t>
             </w:r>
             <w:r>
               <w:rPr>
-                <w:rFonts w:ascii="Yu Gothic" w:eastAsia="Yu Gothic" w:hAnsi="Wingdings"/>
+                <w:rFonts w:ascii="ＭＳ ゴシック" w:eastAsia="ＭＳ ゴシック" w:hAnsi="Wingdings"/>
                 <w:spacing w:val="2"/>
                 <w:sz w:val="32"/>
               </w:rPr>
@@ -12320,14 +11851,14 @@
             </w:r>
             <w:r>
               <w:rPr>
-                <w:rFonts w:ascii="Yu Gothic" w:eastAsia="Yu Gothic" w:hAnsi="Wingdings" w:hint="eastAsia"/>
+                <w:rFonts w:ascii="ＭＳ ゴシック" w:eastAsia="ＭＳ ゴシック" w:hAnsi="Wingdings" w:hint="eastAsia"/>
                 <w:sz w:val="32"/>
               </w:rPr>
               <w:t>電</w:t>
             </w:r>
             <w:r>
               <w:rPr>
-                <w:rFonts w:ascii="Yu Gothic" w:eastAsia="Yu Gothic" w:hAnsi="Wingdings"/>
+                <w:rFonts w:ascii="ＭＳ ゴシック" w:eastAsia="ＭＳ ゴシック" w:hAnsi="Wingdings"/>
                 <w:spacing w:val="2"/>
                 <w:sz w:val="32"/>
               </w:rPr>
@@ -12335,14 +11866,14 @@
             </w:r>
             <w:r>
               <w:rPr>
-                <w:rFonts w:ascii="Yu Gothic" w:eastAsia="Yu Gothic" w:hAnsi="Wingdings" w:hint="eastAsia"/>
+                <w:rFonts w:ascii="ＭＳ ゴシック" w:eastAsia="ＭＳ ゴシック" w:hAnsi="Wingdings" w:hint="eastAsia"/>
                 <w:sz w:val="32"/>
               </w:rPr>
               <w:t>器</w:t>
             </w:r>
             <w:r>
               <w:rPr>
-                <w:rFonts w:ascii="Yu Gothic" w:eastAsia="Yu Gothic" w:hAnsi="Wingdings"/>
+                <w:rFonts w:ascii="ＭＳ ゴシック" w:eastAsia="ＭＳ ゴシック" w:hAnsi="Wingdings"/>
                 <w:spacing w:val="2"/>
                 <w:sz w:val="32"/>
               </w:rPr>
@@ -12350,14 +11881,14 @@
             </w:r>
             <w:r>
               <w:rPr>
-                <w:rFonts w:ascii="Yu Gothic" w:eastAsia="Yu Gothic" w:hAnsi="Wingdings" w:hint="eastAsia"/>
+                <w:rFonts w:ascii="ＭＳ ゴシック" w:eastAsia="ＭＳ ゴシック" w:hAnsi="Wingdings" w:hint="eastAsia"/>
                 <w:sz w:val="32"/>
               </w:rPr>
               <w:t>試</w:t>
             </w:r>
             <w:r>
               <w:rPr>
-                <w:rFonts w:ascii="Yu Gothic" w:eastAsia="Yu Gothic" w:hAnsi="Wingdings"/>
+                <w:rFonts w:ascii="ＭＳ ゴシック" w:eastAsia="ＭＳ ゴシック" w:hAnsi="Wingdings"/>
                 <w:spacing w:val="2"/>
                 <w:sz w:val="32"/>
               </w:rPr>
@@ -12365,7 +11896,7 @@
             </w:r>
             <w:r>
               <w:rPr>
-                <w:rFonts w:ascii="Yu Gothic" w:eastAsia="Yu Gothic" w:hAnsi="Wingdings" w:hint="eastAsia"/>
+                <w:rFonts w:ascii="ＭＳ ゴシック" w:eastAsia="ＭＳ ゴシック" w:hAnsi="Wingdings" w:hint="eastAsia"/>
                 <w:sz w:val="32"/>
               </w:rPr>
               <w:t>験</w:t>
@@ -12853,18 +12384,6 @@
               </w:rPr>
               <w:t>{{dgr.pas.model}}</w:t>
             </w:r>
-            <w:r>
-              <w:rPr>
-                <w:rFonts w:hAnsi="Wingdings"/>
-                <w:szCs w:val="21"/>
-              </w:rPr>
-            </w:r>
-            <w:r>
-              <w:rPr>
-                <w:rFonts w:hAnsi="Wingdings" w:hint="eastAsia"/>
-                <w:szCs w:val="21"/>
-              </w:rPr>
-            </w:r>
           </w:p>
         </w:tc>
         <w:tc>
@@ -12998,24 +12517,6 @@
                 <w:szCs w:val="21"/>
               </w:rPr>
               <w:t>{{dgr.pas.mfg_date}}</w:t>
-            </w:r>
-            <w:r>
-              <w:rPr>
-                <w:rFonts w:hAnsi="Wingdings" w:hint="eastAsia"/>
-                <w:szCs w:val="21"/>
-              </w:rPr>
-            </w:r>
-            <w:r>
-              <w:rPr>
-                <w:rFonts w:hAnsi="Wingdings" w:hint="eastAsia"/>
-                <w:szCs w:val="21"/>
-              </w:rPr>
-            </w:r>
-            <w:r>
-              <w:rPr>
-                <w:rFonts w:hAnsi="Wingdings" w:hint="eastAsia"/>
-                <w:szCs w:val="21"/>
-              </w:rPr>
             </w:r>
           </w:p>
         </w:tc>
@@ -13484,152 +12985,6 @@
               </w:rPr>
               <w:t>{{dgr.relay.setting2}}</w:t>
             </w:r>
-            <w:r>
-              <w:rPr>
-                <w:rFonts w:hAnsi="Wingdings"/>
-                <w:sz w:val="20"/>
-                <w:vertAlign w:val="subscript"/>
-              </w:rPr>
-            </w:r>
-            <w:r>
-              <w:rPr>
-                <w:rFonts w:hAnsi="Wingdings" w:hint="eastAsia"/>
-                <w:sz w:val="20"/>
-              </w:rPr>
-            </w:r>
-            <w:r>
-              <w:rPr>
-                <w:rFonts w:hAnsi="Wingdings"/>
-                <w:sz w:val="20"/>
-              </w:rPr>
-            </w:r>
-            <w:r>
-              <w:rPr>
-                <w:rFonts w:hAnsi="Wingdings" w:hint="eastAsia"/>
-                <w:sz w:val="20"/>
-              </w:rPr>
-            </w:r>
-            <w:r>
-              <w:rPr>
-                <w:rFonts w:hAnsi="Wingdings"/>
-                <w:sz w:val="20"/>
-              </w:rPr>
-            </w:r>
-            <w:r>
-              <w:rPr>
-                <w:rFonts w:hAnsi="Wingdings" w:hint="eastAsia"/>
-                <w:sz w:val="20"/>
-              </w:rPr>
-            </w:r>
-          </w:p>
-          <w:p>
-            <w:pPr>
-              <w:suppressAutoHyphens/>
-              <w:kinsoku w:val="0"/>
-              <w:wordWrap w:val="0"/>
-              <w:autoSpaceDE w:val="0"/>
-              <w:autoSpaceDN w:val="0"/>
-              <w:jc w:val="left"/>
-              <w:rPr>
-                <w:rFonts w:hAnsi="Wingdings" w:hint="eastAsia"/>
-                <w:sz w:val="20"/>
-              </w:rPr>
-            </w:pPr>
-            <w:r>
-              <w:rPr>
-                <w:rFonts w:hAnsi="Wingdings" w:hint="eastAsia"/>
-                <w:sz w:val="20"/>
-              </w:rPr>
-            </w:r>
-            <w:r>
-              <w:rPr>
-                <w:rFonts w:hAnsi="Wingdings"/>
-                <w:sz w:val="20"/>
-                <w:vertAlign w:val="subscript"/>
-              </w:rPr>
-            </w:r>
-            <w:r>
-              <w:rPr>
-                <w:rFonts w:hAnsi="Wingdings" w:hint="eastAsia"/>
-                <w:sz w:val="20"/>
-              </w:rPr>
-            </w:r>
-            <w:r>
-              <w:rPr>
-                <w:rFonts w:hAnsi="Wingdings"/>
-                <w:sz w:val="20"/>
-              </w:rPr>
-            </w:r>
-            <w:r>
-              <w:rPr>
-                <w:rFonts w:hAnsi="Wingdings" w:hint="eastAsia"/>
-                <w:sz w:val="20"/>
-              </w:rPr>
-            </w:r>
-            <w:r>
-              <w:rPr>
-                <w:rFonts w:hAnsi="Wingdings" w:hint="eastAsia"/>
-                <w:sz w:val="20"/>
-              </w:rPr>
-            </w:r>
-            <w:r>
-              <w:rPr>
-                <w:rFonts w:hAnsi="Wingdings" w:hint="eastAsia"/>
-                <w:sz w:val="20"/>
-              </w:rPr>
-            </w:r>
-          </w:p>
-          <w:p>
-            <w:pPr>
-              <w:suppressAutoHyphens/>
-              <w:kinsoku w:val="0"/>
-              <w:wordWrap w:val="0"/>
-              <w:autoSpaceDE w:val="0"/>
-              <w:autoSpaceDN w:val="0"/>
-              <w:jc w:val="left"/>
-              <w:rPr>
-                <w:rFonts w:hAnsi="Wingdings" w:hint="eastAsia"/>
-                <w:color w:val="auto"/>
-                <w:sz w:val="24"/>
-              </w:rPr>
-            </w:pPr>
-            <w:r>
-              <w:rPr>
-                <w:rFonts w:hAnsi="Wingdings" w:hint="eastAsia"/>
-                <w:sz w:val="20"/>
-              </w:rPr>
-            </w:r>
-            <w:r>
-              <w:rPr>
-                <w:rFonts w:hAnsi="Wingdings"/>
-                <w:sz w:val="20"/>
-                <w:vertAlign w:val="subscript"/>
-              </w:rPr>
-            </w:r>
-            <w:r>
-              <w:rPr>
-                <w:rFonts w:hAnsi="Wingdings" w:hint="eastAsia"/>
-                <w:sz w:val="20"/>
-              </w:rPr>
-            </w:r>
-            <w:r>
-              <w:rPr>
-                <w:rFonts w:hAnsi="Wingdings"/>
-                <w:sz w:val="20"/>
-              </w:rPr>
-            </w:r>
-            <w:r>
-              <w:rPr>
-                <w:rFonts w:hAnsi="Wingdings"/>
-                <w:sz w:val="20"/>
-              </w:rPr>
-            </w:r>
-            <w:r>
-              <w:rPr>
-                <w:rFonts w:hAnsi="Wingdings" w:hint="eastAsia"/>
-                <w:sz w:val="20"/>
-              </w:rPr>
-            </w:r>
           </w:p>
         </w:tc>
       </w:tr>
@@ -13868,24 +13223,6 @@
               </w:rPr>
               <w:t>{{dgr.relay.mfg_date}}</w:t>
             </w:r>
-            <w:r>
-              <w:rPr>
-                <w:rFonts w:hAnsi="Wingdings" w:hint="eastAsia"/>
-                <w:szCs w:val="21"/>
-              </w:rPr>
-            </w:r>
-            <w:r>
-              <w:rPr>
-                <w:rFonts w:hAnsi="Wingdings" w:hint="eastAsia"/>
-                <w:szCs w:val="21"/>
-              </w:rPr>
-            </w:r>
-            <w:r>
-              <w:rPr>
-                <w:rFonts w:hAnsi="Wingdings" w:hint="eastAsia"/>
-                <w:szCs w:val="21"/>
-              </w:rPr>
-            </w:r>
           </w:p>
         </w:tc>
         <w:tc>
@@ -14431,13 +13768,6 @@
               </w:rPr>
               <w:t>{{dgr.v_min}}</w:t>
             </w:r>
-            <w:r>
-              <w:rPr>
-                <w:rFonts w:hAnsi="Wingdings" w:hint="eastAsia"/>
-                <w:color w:val="0000FF"/>
-                <w:sz w:val="24"/>
-              </w:rPr>
-            </w:r>
           </w:p>
         </w:tc>
         <w:tc>
@@ -15039,13 +14369,6 @@
               </w:rPr>
               <w:t>{{dgr.i_tap}}</w:t>
             </w:r>
-            <w:r>
-              <w:rPr>
-                <w:rFonts w:hAnsi="Wingdings" w:hint="eastAsia"/>
-                <w:color w:val="auto"/>
-                <w:sz w:val="24"/>
-              </w:rPr>
-            </w:r>
           </w:p>
         </w:tc>
         <w:tc>
@@ -15371,13 +14694,6 @@
               </w:rPr>
               <w:t>{{dgr.i_min}}</w:t>
             </w:r>
-            <w:r>
-              <w:rPr>
-                <w:rFonts w:hAnsi="Wingdings" w:hint="eastAsia"/>
-                <w:color w:val="0000FF"/>
-                <w:sz w:val="22"/>
-              </w:rPr>
-            </w:r>
           </w:p>
         </w:tc>
         <w:tc>
@@ -16321,42 +15637,6 @@
               </w:rPr>
               <w:t>{{dgr.phase_lead}}</w:t>
             </w:r>
-            <w:r>
-              <w:rPr>
-                <w:rFonts w:hAnsi="Wingdings" w:hint="eastAsia"/>
-                <w:color w:val="0070C0"/>
-                <w:szCs w:val="21"/>
-              </w:rPr>
-            </w:r>
-            <w:r>
-              <w:rPr>
-                <w:rFonts w:hAnsi="Wingdings" w:hint="eastAsia"/>
-                <w:color w:val="0000FF"/>
-                <w:sz w:val="18"/>
-                <w:szCs w:val="18"/>
-              </w:rPr>
-            </w:r>
-            <w:r>
-              <w:rPr>
-                <w:rFonts w:hAnsi="Wingdings" w:hint="eastAsia"/>
-                <w:color w:val="0000FF"/>
-                <w:sz w:val="18"/>
-                <w:szCs w:val="18"/>
-              </w:rPr>
-            </w:r>
-            <w:r>
-              <w:rPr>
-                <w:rFonts w:hAnsi="Wingdings" w:hint="eastAsia"/>
-                <w:color w:val="0000FF"/>
-                <w:szCs w:val="21"/>
-              </w:rPr>
-            </w:r>
-            <w:r>
-              <w:rPr>
-                <w:rFonts w:hAnsi="Wingdings" w:hint="eastAsia"/>
-                <w:szCs w:val="21"/>
-              </w:rPr>
-            </w:r>
           </w:p>
         </w:tc>
         <w:tc>
@@ -16391,33 +15671,6 @@
                 <w:szCs w:val="21"/>
               </w:rPr>
               <w:t>{{dgr.phase_lag}}</w:t>
-            </w:r>
-            <w:r>
-              <w:rPr>
-                <w:rFonts w:hAnsi="Wingdings" w:hint="eastAsia"/>
-                <w:color w:val="0033CC"/>
-                <w:szCs w:val="21"/>
-              </w:rPr>
-            </w:r>
-            <w:r>
-              <w:rPr>
-                <w:rFonts w:hAnsi="Wingdings" w:hint="eastAsia"/>
-                <w:color w:val="0033CC"/>
-                <w:szCs w:val="21"/>
-              </w:rPr>
-            </w:r>
-            <w:r>
-              <w:rPr>
-                <w:rFonts w:hAnsi="Wingdings" w:hint="eastAsia"/>
-                <w:color w:val="0033CC"/>
-                <w:szCs w:val="21"/>
-              </w:rPr>
-            </w:r>
-            <w:r>
-              <w:rPr>
-                <w:rFonts w:hAnsi="Wingdings" w:hint="eastAsia"/>
-                <w:szCs w:val="21"/>
-              </w:rPr>
             </w:r>
           </w:p>
         </w:tc>
@@ -17035,13 +16288,6 @@
               </w:rPr>
               <w:t>{{dgr.t_tap}}</w:t>
             </w:r>
-            <w:r>
-              <w:rPr>
-                <w:rFonts w:hAnsi="Wingdings"/>
-                <w:color w:val="auto"/>
-                <w:sz w:val="24"/>
-              </w:rPr>
-            </w:r>
           </w:p>
         </w:tc>
         <w:tc>
@@ -17847,18 +17093,6 @@
               </w:rPr>
               <w:t>{{dgr.t_a}}</w:t>
             </w:r>
-            <w:r>
-              <w:rPr>
-                <w:rFonts w:hAnsi="Wingdings"/>
-                <w:color w:val="0000FF"/>
-              </w:rPr>
-            </w:r>
-            <w:r>
-              <w:rPr>
-                <w:rFonts w:hAnsi="Wingdings" w:hint="eastAsia"/>
-                <w:color w:val="0000FF"/>
-              </w:rPr>
-            </w:r>
           </w:p>
         </w:tc>
         <w:tc>
@@ -17892,18 +17126,6 @@
                 <w:color w:val="0000FF"/>
               </w:rPr>
               <w:t>{{dgr.t_b}}</w:t>
-            </w:r>
-            <w:r>
-              <w:rPr>
-                <w:rFonts w:hAnsi="Wingdings"/>
-                <w:color w:val="0000FF"/>
-              </w:rPr>
-            </w:r>
-            <w:r>
-              <w:rPr>
-                <w:rFonts w:hAnsi="Wingdings" w:hint="eastAsia"/>
-                <w:color w:val="0000FF"/>
-              </w:rPr>
             </w:r>
           </w:p>
         </w:tc>
@@ -18492,29 +17714,6 @@
                 <w:sz w:val="20"/>
               </w:rPr>
               <w:t>{{dgr.linked_time}}</w:t>
-            </w:r>
-            <w:r>
-              <w:rPr>
-                <w:rFonts w:hAnsi="Wingdings"/>
-              </w:rPr>
-            </w:r>
-            <w:r>
-              <w:rPr>
-                <w:rFonts w:hAnsi="Wingdings" w:hint="eastAsia"/>
-                <w:color w:val="0000FF"/>
-              </w:rPr>
-            </w:r>
-            <w:r>
-              <w:rPr>
-                <w:rFonts w:hAnsi="Wingdings" w:hint="eastAsia"/>
-                <w:color w:val="0000FF"/>
-              </w:rPr>
-            </w:r>
-            <w:r>
-              <w:rPr>
-                <w:rFonts w:hAnsi="Wingdings" w:hint="eastAsia"/>
-                <w:sz w:val="20"/>
-              </w:rPr>
             </w:r>
           </w:p>
         </w:tc>
@@ -20443,168 +19642,168 @@
       </w:pPr>
       <w:r>
         <w:rPr>
-          <w:rFonts w:ascii="Yu Gothic" w:eastAsia="Yu Gothic" w:hAnsi="Yu Gothic" w:hint="eastAsia"/>
+          <w:rFonts w:ascii="ＭＳ ゴシック" w:eastAsia="ＭＳ ゴシック" w:hAnsi="ＭＳ ゴシック" w:hint="eastAsia"/>
           <w:sz w:val="20"/>
         </w:rPr>
         <w:t>(</w:t>
       </w:r>
       <w:r>
         <w:rPr>
-          <w:rFonts w:ascii="Yu Gothic" w:eastAsia="Yu Gothic" w:hAnsi="Yu Gothic" w:hint="eastAsia"/>
+          <w:rFonts w:ascii="ＭＳ ゴシック" w:eastAsia="ＭＳ ゴシック" w:hAnsi="ＭＳ ゴシック" w:hint="eastAsia"/>
           <w:sz w:val="20"/>
         </w:rPr>
         <w:t>一社</w:t>
       </w:r>
       <w:r>
         <w:rPr>
-          <w:rFonts w:ascii="Yu Gothic" w:eastAsia="Yu Gothic" w:hAnsi="Yu Gothic" w:hint="eastAsia"/>
+          <w:rFonts w:ascii="ＭＳ ゴシック" w:eastAsia="ＭＳ ゴシック" w:hAnsi="ＭＳ ゴシック" w:hint="eastAsia"/>
           <w:sz w:val="20"/>
         </w:rPr>
         <w:t>)</w:t>
       </w:r>
       <w:r>
         <w:rPr>
-          <w:rFonts w:ascii="Yu Gothic" w:eastAsia="Yu Gothic" w:hAnsi="Yu Gothic" w:hint="eastAsia"/>
+          <w:rFonts w:ascii="ＭＳ ゴシック" w:eastAsia="ＭＳ ゴシック" w:hAnsi="ＭＳ ゴシック" w:hint="eastAsia"/>
           <w:sz w:val="20"/>
         </w:rPr>
         <w:t xml:space="preserve">　中</w:t>
       </w:r>
       <w:r>
         <w:rPr>
-          <w:rFonts w:ascii="Yu Gothic" w:eastAsia="Yu Gothic" w:hAnsi="Yu Gothic"/>
+          <w:rFonts w:ascii="ＭＳ ゴシック" w:eastAsia="ＭＳ ゴシック" w:hAnsi="ＭＳ ゴシック"/>
           <w:sz w:val="20"/>
         </w:rPr>
         <w:t xml:space="preserve"> </w:t>
       </w:r>
       <w:r>
         <w:rPr>
-          <w:rFonts w:ascii="Yu Gothic" w:eastAsia="Yu Gothic" w:hAnsi="Yu Gothic" w:hint="eastAsia"/>
+          <w:rFonts w:ascii="ＭＳ ゴシック" w:eastAsia="ＭＳ ゴシック" w:hAnsi="ＭＳ ゴシック" w:hint="eastAsia"/>
           <w:sz w:val="20"/>
         </w:rPr>
         <w:t>国</w:t>
       </w:r>
       <w:r>
         <w:rPr>
-          <w:rFonts w:ascii="Yu Gothic" w:eastAsia="Yu Gothic" w:hAnsi="Yu Gothic"/>
+          <w:rFonts w:ascii="ＭＳ ゴシック" w:eastAsia="ＭＳ ゴシック" w:hAnsi="ＭＳ ゴシック"/>
           <w:sz w:val="20"/>
         </w:rPr>
         <w:t xml:space="preserve"> </w:t>
       </w:r>
       <w:r>
         <w:rPr>
-          <w:rFonts w:ascii="Yu Gothic" w:eastAsia="Yu Gothic" w:hAnsi="Yu Gothic" w:hint="eastAsia"/>
+          <w:rFonts w:ascii="ＭＳ ゴシック" w:eastAsia="ＭＳ ゴシック" w:hAnsi="ＭＳ ゴシック" w:hint="eastAsia"/>
           <w:sz w:val="20"/>
         </w:rPr>
         <w:t>電</w:t>
       </w:r>
       <w:r>
         <w:rPr>
-          <w:rFonts w:ascii="Yu Gothic" w:eastAsia="Yu Gothic" w:hAnsi="Yu Gothic"/>
+          <w:rFonts w:ascii="ＭＳ ゴシック" w:eastAsia="ＭＳ ゴシック" w:hAnsi="ＭＳ ゴシック"/>
           <w:sz w:val="20"/>
         </w:rPr>
         <w:t xml:space="preserve"> </w:t>
       </w:r>
       <w:r>
         <w:rPr>
-          <w:rFonts w:ascii="Yu Gothic" w:eastAsia="Yu Gothic" w:hAnsi="Yu Gothic" w:hint="eastAsia"/>
+          <w:rFonts w:ascii="ＭＳ ゴシック" w:eastAsia="ＭＳ ゴシック" w:hAnsi="ＭＳ ゴシック" w:hint="eastAsia"/>
           <w:sz w:val="20"/>
         </w:rPr>
         <w:t>気</w:t>
       </w:r>
       <w:r>
         <w:rPr>
-          <w:rFonts w:ascii="Yu Gothic" w:eastAsia="Yu Gothic" w:hAnsi="Yu Gothic"/>
+          <w:rFonts w:ascii="ＭＳ ゴシック" w:eastAsia="ＭＳ ゴシック" w:hAnsi="ＭＳ ゴシック"/>
           <w:sz w:val="20"/>
         </w:rPr>
         <w:t xml:space="preserve"> </w:t>
       </w:r>
       <w:r>
         <w:rPr>
-          <w:rFonts w:ascii="Yu Gothic" w:eastAsia="Yu Gothic" w:hAnsi="Yu Gothic" w:hint="eastAsia"/>
+          <w:rFonts w:ascii="ＭＳ ゴシック" w:eastAsia="ＭＳ ゴシック" w:hAnsi="ＭＳ ゴシック" w:hint="eastAsia"/>
           <w:sz w:val="20"/>
         </w:rPr>
         <w:t>管</w:t>
       </w:r>
       <w:r>
         <w:rPr>
-          <w:rFonts w:ascii="Yu Gothic" w:eastAsia="Yu Gothic" w:hAnsi="Yu Gothic"/>
+          <w:rFonts w:ascii="ＭＳ ゴシック" w:eastAsia="ＭＳ ゴシック" w:hAnsi="ＭＳ ゴシック"/>
           <w:sz w:val="20"/>
         </w:rPr>
         <w:t xml:space="preserve"> </w:t>
       </w:r>
       <w:r>
         <w:rPr>
-          <w:rFonts w:ascii="Yu Gothic" w:eastAsia="Yu Gothic" w:hAnsi="Yu Gothic" w:hint="eastAsia"/>
+          <w:rFonts w:ascii="ＭＳ ゴシック" w:eastAsia="ＭＳ ゴシック" w:hAnsi="ＭＳ ゴシック" w:hint="eastAsia"/>
           <w:sz w:val="20"/>
         </w:rPr>
         <w:t>理</w:t>
       </w:r>
       <w:r>
         <w:rPr>
-          <w:rFonts w:ascii="Yu Gothic" w:eastAsia="Yu Gothic" w:hAnsi="Yu Gothic"/>
+          <w:rFonts w:ascii="ＭＳ ゴシック" w:eastAsia="ＭＳ ゴシック" w:hAnsi="ＭＳ ゴシック"/>
           <w:sz w:val="20"/>
         </w:rPr>
         <w:t xml:space="preserve"> </w:t>
       </w:r>
       <w:r>
         <w:rPr>
-          <w:rFonts w:ascii="Yu Gothic" w:eastAsia="Yu Gothic" w:hAnsi="Yu Gothic" w:hint="eastAsia"/>
+          <w:rFonts w:ascii="ＭＳ ゴシック" w:eastAsia="ＭＳ ゴシック" w:hAnsi="ＭＳ ゴシック" w:hint="eastAsia"/>
           <w:sz w:val="20"/>
         </w:rPr>
         <w:t>技</w:t>
       </w:r>
       <w:r>
         <w:rPr>
-          <w:rFonts w:ascii="Yu Gothic" w:eastAsia="Yu Gothic" w:hAnsi="Yu Gothic"/>
+          <w:rFonts w:ascii="ＭＳ ゴシック" w:eastAsia="ＭＳ ゴシック" w:hAnsi="ＭＳ ゴシック"/>
           <w:sz w:val="20"/>
         </w:rPr>
         <w:t xml:space="preserve"> </w:t>
       </w:r>
       <w:r>
         <w:rPr>
-          <w:rFonts w:ascii="Yu Gothic" w:eastAsia="Yu Gothic" w:hAnsi="Yu Gothic" w:hint="eastAsia"/>
+          <w:rFonts w:ascii="ＭＳ ゴシック" w:eastAsia="ＭＳ ゴシック" w:hAnsi="ＭＳ ゴシック" w:hint="eastAsia"/>
           <w:sz w:val="20"/>
         </w:rPr>
         <w:t>術</w:t>
       </w:r>
       <w:r>
         <w:rPr>
-          <w:rFonts w:ascii="Yu Gothic" w:eastAsia="Yu Gothic" w:hAnsi="Yu Gothic"/>
+          <w:rFonts w:ascii="ＭＳ ゴシック" w:eastAsia="ＭＳ ゴシック" w:hAnsi="ＭＳ ゴシック"/>
           <w:sz w:val="20"/>
         </w:rPr>
         <w:t xml:space="preserve"> </w:t>
       </w:r>
       <w:r>
         <w:rPr>
-          <w:rFonts w:ascii="Yu Gothic" w:eastAsia="Yu Gothic" w:hAnsi="Yu Gothic" w:hint="eastAsia"/>
+          <w:rFonts w:ascii="ＭＳ ゴシック" w:eastAsia="ＭＳ ゴシック" w:hAnsi="ＭＳ ゴシック" w:hint="eastAsia"/>
           <w:sz w:val="20"/>
         </w:rPr>
         <w:t>者</w:t>
       </w:r>
       <w:r>
         <w:rPr>
-          <w:rFonts w:ascii="Yu Gothic" w:eastAsia="Yu Gothic" w:hAnsi="Yu Gothic"/>
+          <w:rFonts w:ascii="ＭＳ ゴシック" w:eastAsia="ＭＳ ゴシック" w:hAnsi="ＭＳ ゴシック"/>
           <w:sz w:val="20"/>
         </w:rPr>
         <w:t xml:space="preserve"> </w:t>
       </w:r>
       <w:r>
         <w:rPr>
-          <w:rFonts w:ascii="Yu Gothic" w:eastAsia="Yu Gothic" w:hAnsi="Yu Gothic" w:hint="eastAsia"/>
+          <w:rFonts w:ascii="ＭＳ ゴシック" w:eastAsia="ＭＳ ゴシック" w:hAnsi="ＭＳ ゴシック" w:hint="eastAsia"/>
           <w:sz w:val="20"/>
         </w:rPr>
         <w:t>協</w:t>
       </w:r>
       <w:r>
         <w:rPr>
-          <w:rFonts w:ascii="Yu Gothic" w:eastAsia="Yu Gothic" w:hAnsi="Yu Gothic"/>
+          <w:rFonts w:ascii="ＭＳ ゴシック" w:eastAsia="ＭＳ ゴシック" w:hAnsi="ＭＳ ゴシック"/>
           <w:sz w:val="20"/>
         </w:rPr>
         <w:t xml:space="preserve"> </w:t>
       </w:r>
       <w:r>
         <w:rPr>
-          <w:rFonts w:ascii="Yu Gothic" w:eastAsia="Yu Gothic" w:hAnsi="Yu Gothic" w:hint="eastAsia"/>
+          <w:rFonts w:ascii="ＭＳ ゴシック" w:eastAsia="ＭＳ ゴシック" w:hAnsi="ＭＳ ゴシック" w:hint="eastAsia"/>
           <w:sz w:val="20"/>
         </w:rPr>
         <w:t>会</w:t>
@@ -20688,111 +19887,111 @@
               <w:spacing w:line="390" w:lineRule="atLeast"/>
               <w:jc w:val="center"/>
               <w:rPr>
-                <w:rFonts w:ascii="Yu Gothic" w:eastAsia="Yu Gothic" w:hAnsi="Wingdings" w:hint="eastAsia"/>
-                <w:sz w:val="20"/>
-              </w:rPr>
-            </w:pPr>
-            <w:r>
-              <w:rPr>
-                <w:rFonts w:ascii="Yu Gothic" w:eastAsia="Yu Gothic" w:hAnsi="Wingdings" w:hint="eastAsia"/>
+                <w:rFonts w:ascii="ＭＳ ゴシック" w:eastAsia="ＭＳ ゴシック" w:hAnsi="Wingdings" w:hint="eastAsia"/>
+                <w:sz w:val="20"/>
+              </w:rPr>
+            </w:pPr>
+            <w:r>
+              <w:rPr>
+                <w:rFonts w:ascii="ＭＳ ゴシック" w:eastAsia="ＭＳ ゴシック" w:hAnsi="Wingdings" w:hint="eastAsia"/>
                 <w:sz w:val="32"/>
               </w:rPr>
               <w:t>過</w:t>
             </w:r>
             <w:r>
               <w:rPr>
-                <w:rFonts w:ascii="Yu Gothic" w:eastAsia="Yu Gothic" w:hAnsi="Wingdings"/>
+                <w:rFonts w:ascii="ＭＳ ゴシック" w:eastAsia="ＭＳ ゴシック" w:hAnsi="Wingdings"/>
                 <w:sz w:val="32"/>
               </w:rPr>
               <w:t xml:space="preserve"> </w:t>
             </w:r>
             <w:r>
               <w:rPr>
-                <w:rFonts w:ascii="Yu Gothic" w:eastAsia="Yu Gothic" w:hAnsi="Wingdings" w:hint="eastAsia"/>
+                <w:rFonts w:ascii="ＭＳ ゴシック" w:eastAsia="ＭＳ ゴシック" w:hAnsi="Wingdings" w:hint="eastAsia"/>
                 <w:sz w:val="32"/>
               </w:rPr>
               <w:t>電</w:t>
             </w:r>
             <w:r>
               <w:rPr>
-                <w:rFonts w:ascii="Yu Gothic" w:eastAsia="Yu Gothic" w:hAnsi="Wingdings"/>
+                <w:rFonts w:ascii="ＭＳ ゴシック" w:eastAsia="ＭＳ ゴシック" w:hAnsi="Wingdings"/>
                 <w:sz w:val="32"/>
               </w:rPr>
               <w:t xml:space="preserve"> </w:t>
             </w:r>
             <w:r>
               <w:rPr>
-                <w:rFonts w:ascii="Yu Gothic" w:eastAsia="Yu Gothic" w:hAnsi="Wingdings" w:hint="eastAsia"/>
+                <w:rFonts w:ascii="ＭＳ ゴシック" w:eastAsia="ＭＳ ゴシック" w:hAnsi="Wingdings" w:hint="eastAsia"/>
                 <w:sz w:val="32"/>
               </w:rPr>
               <w:t>流</w:t>
             </w:r>
             <w:r>
               <w:rPr>
-                <w:rFonts w:ascii="Yu Gothic" w:eastAsia="Yu Gothic" w:hAnsi="Wingdings"/>
+                <w:rFonts w:ascii="ＭＳ ゴシック" w:eastAsia="ＭＳ ゴシック" w:hAnsi="Wingdings"/>
                 <w:sz w:val="32"/>
               </w:rPr>
               <w:t xml:space="preserve"> </w:t>
             </w:r>
             <w:r>
               <w:rPr>
-                <w:rFonts w:ascii="Yu Gothic" w:eastAsia="Yu Gothic" w:hAnsi="Wingdings" w:hint="eastAsia"/>
+                <w:rFonts w:ascii="ＭＳ ゴシック" w:eastAsia="ＭＳ ゴシック" w:hAnsi="Wingdings" w:hint="eastAsia"/>
                 <w:sz w:val="32"/>
               </w:rPr>
               <w:t>継</w:t>
             </w:r>
             <w:r>
               <w:rPr>
-                <w:rFonts w:ascii="Yu Gothic" w:eastAsia="Yu Gothic" w:hAnsi="Wingdings"/>
+                <w:rFonts w:ascii="ＭＳ ゴシック" w:eastAsia="ＭＳ ゴシック" w:hAnsi="Wingdings"/>
                 <w:sz w:val="32"/>
               </w:rPr>
               <w:t xml:space="preserve"> </w:t>
             </w:r>
             <w:r>
               <w:rPr>
-                <w:rFonts w:ascii="Yu Gothic" w:eastAsia="Yu Gothic" w:hAnsi="Wingdings" w:hint="eastAsia"/>
+                <w:rFonts w:ascii="ＭＳ ゴシック" w:eastAsia="ＭＳ ゴシック" w:hAnsi="Wingdings" w:hint="eastAsia"/>
                 <w:sz w:val="32"/>
               </w:rPr>
               <w:t>電</w:t>
             </w:r>
             <w:r>
               <w:rPr>
-                <w:rFonts w:ascii="Yu Gothic" w:eastAsia="Yu Gothic" w:hAnsi="Wingdings"/>
+                <w:rFonts w:ascii="ＭＳ ゴシック" w:eastAsia="ＭＳ ゴシック" w:hAnsi="Wingdings"/>
                 <w:sz w:val="32"/>
               </w:rPr>
               <w:t xml:space="preserve"> </w:t>
             </w:r>
             <w:r>
               <w:rPr>
-                <w:rFonts w:ascii="Yu Gothic" w:eastAsia="Yu Gothic" w:hAnsi="Wingdings" w:hint="eastAsia"/>
+                <w:rFonts w:ascii="ＭＳ ゴシック" w:eastAsia="ＭＳ ゴシック" w:hAnsi="Wingdings" w:hint="eastAsia"/>
                 <w:sz w:val="32"/>
               </w:rPr>
               <w:t>器</w:t>
             </w:r>
             <w:r>
               <w:rPr>
-                <w:rFonts w:ascii="Yu Gothic" w:eastAsia="Yu Gothic" w:hAnsi="Wingdings"/>
+                <w:rFonts w:ascii="ＭＳ ゴシック" w:eastAsia="ＭＳ ゴシック" w:hAnsi="Wingdings"/>
                 <w:sz w:val="32"/>
               </w:rPr>
               <w:t xml:space="preserve"> </w:t>
             </w:r>
             <w:r>
               <w:rPr>
-                <w:rFonts w:ascii="Yu Gothic" w:eastAsia="Yu Gothic" w:hAnsi="Wingdings" w:hint="eastAsia"/>
+                <w:rFonts w:ascii="ＭＳ ゴシック" w:eastAsia="ＭＳ ゴシック" w:hAnsi="Wingdings" w:hint="eastAsia"/>
                 <w:sz w:val="32"/>
               </w:rPr>
               <w:t>試</w:t>
             </w:r>
             <w:r>
               <w:rPr>
-                <w:rFonts w:ascii="Yu Gothic" w:eastAsia="Yu Gothic" w:hAnsi="Wingdings"/>
+                <w:rFonts w:ascii="ＭＳ ゴシック" w:eastAsia="ＭＳ ゴシック" w:hAnsi="Wingdings"/>
                 <w:sz w:val="32"/>
               </w:rPr>
               <w:t xml:space="preserve"> </w:t>
             </w:r>
             <w:r>
               <w:rPr>
-                <w:rFonts w:ascii="Yu Gothic" w:eastAsia="Yu Gothic" w:hAnsi="Wingdings" w:hint="eastAsia"/>
+                <w:rFonts w:ascii="ＭＳ ゴシック" w:eastAsia="ＭＳ ゴシック" w:hAnsi="Wingdings" w:hint="eastAsia"/>
                 <w:sz w:val="32"/>
               </w:rPr>
               <w:t>験</w:t>
@@ -21453,7 +20652,7 @@
             </w:pPr>
             <w:r>
               <w:rPr>
-                <w:rFonts w:cs="Yu Gothic" w:hint="eastAsia"/>
+                <w:rFonts w:cs="ＭＳ ゴシック" w:hint="eastAsia"/>
                 <w:color w:val="auto"/>
                 <w:szCs w:val="21"/>
               </w:rPr>
@@ -21656,12 +20855,6 @@
               </w:rPr>
               <w:t>{{ocr.serial}}</w:t>
             </w:r>
-            <w:r>
-              <w:rPr>
-                <w:rFonts w:hAnsi="Wingdings"/>
-                <w:color w:val="auto"/>
-              </w:rPr>
-            </w:r>
           </w:p>
         </w:tc>
         <w:tc>
@@ -21860,12 +21053,6 @@
               </w:rPr>
               <w:t>{{ocr.mfg_date}}</w:t>
             </w:r>
-            <w:r>
-              <w:rPr>
-                <w:rFonts w:hAnsi="Wingdings" w:hint="eastAsia"/>
-                <w:color w:val="auto"/>
-              </w:rPr>
-            </w:r>
           </w:p>
         </w:tc>
         <w:tc>
@@ -22108,36 +21295,6 @@
               </w:rPr>
               <w:t>{{ocr.setting_limit}}</w:t>
             </w:r>
-            <w:r>
-              <w:rPr>
-                <w:rFonts w:hAnsi="Wingdings" w:hint="eastAsia"/>
-                <w:sz w:val="20"/>
-              </w:rPr>
-            </w:r>
-            <w:r>
-              <w:rPr>
-                <w:rFonts w:hAnsi="Wingdings"/>
-                <w:sz w:val="20"/>
-              </w:rPr>
-            </w:r>
-            <w:r>
-              <w:rPr>
-                <w:rFonts w:hAnsi="Wingdings" w:hint="eastAsia"/>
-                <w:sz w:val="20"/>
-              </w:rPr>
-            </w:r>
-            <w:r>
-              <w:rPr>
-                <w:rFonts w:hAnsi="Wingdings" w:hint="eastAsia"/>
-                <w:sz w:val="20"/>
-              </w:rPr>
-            </w:r>
-            <w:r>
-              <w:rPr>
-                <w:rFonts w:hAnsi="Wingdings" w:hint="eastAsia"/>
-                <w:sz w:val="20"/>
-              </w:rPr>
-            </w:r>
           </w:p>
         </w:tc>
         <w:tc>
@@ -22316,54 +21473,6 @@
               </w:rPr>
               <w:t>{{ocr.setting_inst}}</w:t>
             </w:r>
-            <w:r>
-              <w:rPr>
-                <w:rFonts w:hAnsi="Wingdings"/>
-                <w:sz w:val="20"/>
-              </w:rPr>
-            </w:r>
-            <w:r>
-              <w:rPr>
-                <w:rFonts w:hAnsi="Wingdings" w:hint="eastAsia"/>
-                <w:sz w:val="20"/>
-              </w:rPr>
-            </w:r>
-            <w:r>
-              <w:rPr>
-                <w:rFonts w:hAnsi="Wingdings"/>
-                <w:sz w:val="20"/>
-              </w:rPr>
-            </w:r>
-            <w:r>
-              <w:rPr>
-                <w:rFonts w:hAnsi="Wingdings" w:hint="eastAsia"/>
-                <w:sz w:val="20"/>
-              </w:rPr>
-            </w:r>
-            <w:r>
-              <w:rPr>
-                <w:rFonts w:hAnsi="Wingdings" w:hint="eastAsia"/>
-                <w:sz w:val="20"/>
-              </w:rPr>
-            </w:r>
-            <w:r>
-              <w:rPr>
-                <w:rFonts w:hAnsi="Wingdings" w:hint="eastAsia"/>
-                <w:sz w:val="20"/>
-              </w:rPr>
-            </w:r>
-            <w:r>
-              <w:rPr>
-                <w:rFonts w:hAnsi="Wingdings"/>
-                <w:sz w:val="20"/>
-              </w:rPr>
-            </w:r>
-            <w:r>
-              <w:rPr>
-                <w:rFonts w:hAnsi="Wingdings" w:hint="eastAsia"/>
-                <w:sz w:val="20"/>
-              </w:rPr>
-            </w:r>
           </w:p>
         </w:tc>
         <w:tc>
@@ -23680,20 +22789,6 @@
               </w:rPr>
               <w:t>{{ocr.test_tap}}</w:t>
             </w:r>
-            <w:r>
-              <w:rPr>
-                <w:rFonts w:hAnsi="Wingdings"/>
-                <w:color w:val="0000FF"/>
-                <w:sz w:val="20"/>
-              </w:rPr>
-            </w:r>
-            <w:r>
-              <w:rPr>
-                <w:rFonts w:hAnsi="Wingdings" w:hint="eastAsia"/>
-                <w:color w:val="0000FF"/>
-                <w:sz w:val="24"/>
-              </w:rPr>
-            </w:r>
           </w:p>
         </w:tc>
         <w:tc>
@@ -24207,14 +23302,6 @@
               </w:rPr>
               <w:t>{{ocr.r_300}}</w:t>
             </w:r>
-            <w:r>
-              <w:rPr>
-                <w:rFonts w:hAnsi="Wingdings" w:hint="eastAsia"/>
-                <w:color w:val="3401C3"/>
-                <w:sz w:val="22"/>
-                <w:szCs w:val="18"/>
-              </w:rPr>
-            </w:r>
           </w:p>
         </w:tc>
         <w:tc>
@@ -24251,14 +23338,6 @@
                 <w:szCs w:val="18"/>
               </w:rPr>
               <w:t>{{ocr.t_300}}</w:t>
-            </w:r>
-            <w:r>
-              <w:rPr>
-                <w:rFonts w:hAnsi="Wingdings" w:hint="eastAsia"/>
-                <w:color w:val="3401C3"/>
-                <w:sz w:val="22"/>
-                <w:szCs w:val="18"/>
-              </w:rPr>
             </w:r>
           </w:p>
         </w:tc>
@@ -25266,13 +24345,6 @@
               </w:rPr>
               <w:t>{{ocr.inst_tap}}</w:t>
             </w:r>
-            <w:r>
-              <w:rPr>
-                <w:rFonts w:hAnsi="Wingdings" w:hint="eastAsia"/>
-                <w:color w:val="auto"/>
-                <w:sz w:val="24"/>
-              </w:rPr>
-            </w:r>
           </w:p>
         </w:tc>
         <w:tc>
@@ -25756,14 +24828,6 @@
                 <w:szCs w:val="18"/>
               </w:rPr>
               <w:t>{{ocr.vcb_time}}</w:t>
-            </w:r>
-            <w:r>
-              <w:rPr>
-                <w:rFonts w:hAnsi="Wingdings" w:hint="eastAsia"/>
-                <w:color w:val="0000FF"/>
-                <w:sz w:val="22"/>
-                <w:szCs w:val="18"/>
-              </w:rPr>
             </w:r>
           </w:p>
         </w:tc>
@@ -27815,175 +26879,175 @@
         <w:spacing w:before="60"/>
         <w:jc w:val="center"/>
         <w:rPr>
-          <w:rFonts w:ascii="Yu Gothic" w:eastAsia="Yu Gothic" w:hAnsi="Yu Gothic"/>
+          <w:rFonts w:ascii="ＭＳ ゴシック" w:eastAsia="ＭＳ ゴシック" w:hAnsi="ＭＳ ゴシック"/>
           <w:sz w:val="20"/>
         </w:rPr>
       </w:pPr>
       <w:bookmarkStart w:id="0" w:name="_Hlk479871375"/>
       <w:r>
         <w:rPr>
-          <w:rFonts w:ascii="Yu Gothic" w:eastAsia="Yu Gothic" w:hAnsi="Yu Gothic" w:hint="eastAsia"/>
+          <w:rFonts w:ascii="ＭＳ ゴシック" w:eastAsia="ＭＳ ゴシック" w:hAnsi="ＭＳ ゴシック" w:hint="eastAsia"/>
           <w:sz w:val="20"/>
         </w:rPr>
         <w:t>(</w:t>
       </w:r>
       <w:r>
         <w:rPr>
-          <w:rFonts w:ascii="Yu Gothic" w:eastAsia="Yu Gothic" w:hAnsi="Yu Gothic" w:hint="eastAsia"/>
+          <w:rFonts w:ascii="ＭＳ ゴシック" w:eastAsia="ＭＳ ゴシック" w:hAnsi="ＭＳ ゴシック" w:hint="eastAsia"/>
           <w:sz w:val="20"/>
         </w:rPr>
         <w:t>一社</w:t>
       </w:r>
       <w:r>
         <w:rPr>
-          <w:rFonts w:ascii="Yu Gothic" w:eastAsia="Yu Gothic" w:hAnsi="Yu Gothic" w:hint="eastAsia"/>
+          <w:rFonts w:ascii="ＭＳ ゴシック" w:eastAsia="ＭＳ ゴシック" w:hAnsi="ＭＳ ゴシック" w:hint="eastAsia"/>
           <w:sz w:val="20"/>
         </w:rPr>
         <w:t>)</w:t>
       </w:r>
       <w:r>
         <w:rPr>
-          <w:rFonts w:ascii="Yu Gothic" w:eastAsia="Yu Gothic" w:hAnsi="Yu Gothic" w:hint="eastAsia"/>
+          <w:rFonts w:ascii="ＭＳ ゴシック" w:eastAsia="ＭＳ ゴシック" w:hAnsi="ＭＳ ゴシック" w:hint="eastAsia"/>
           <w:sz w:val="20"/>
         </w:rPr>
         <w:t xml:space="preserve">　中</w:t>
       </w:r>
       <w:r>
         <w:rPr>
-          <w:rFonts w:ascii="Yu Gothic" w:eastAsia="Yu Gothic" w:hAnsi="Yu Gothic"/>
+          <w:rFonts w:ascii="ＭＳ ゴシック" w:eastAsia="ＭＳ ゴシック" w:hAnsi="ＭＳ ゴシック"/>
           <w:sz w:val="20"/>
         </w:rPr>
         <w:t xml:space="preserve"> </w:t>
       </w:r>
       <w:r>
         <w:rPr>
-          <w:rFonts w:ascii="Yu Gothic" w:eastAsia="Yu Gothic" w:hAnsi="Yu Gothic" w:hint="eastAsia"/>
+          <w:rFonts w:ascii="ＭＳ ゴシック" w:eastAsia="ＭＳ ゴシック" w:hAnsi="ＭＳ ゴシック" w:hint="eastAsia"/>
           <w:sz w:val="20"/>
         </w:rPr>
         <w:t>国</w:t>
       </w:r>
       <w:r>
         <w:rPr>
-          <w:rFonts w:ascii="Yu Gothic" w:eastAsia="Yu Gothic" w:hAnsi="Yu Gothic"/>
+          <w:rFonts w:ascii="ＭＳ ゴシック" w:eastAsia="ＭＳ ゴシック" w:hAnsi="ＭＳ ゴシック"/>
           <w:sz w:val="20"/>
         </w:rPr>
         <w:t xml:space="preserve"> </w:t>
       </w:r>
       <w:r>
         <w:rPr>
-          <w:rFonts w:ascii="Yu Gothic" w:eastAsia="Yu Gothic" w:hAnsi="Yu Gothic" w:hint="eastAsia"/>
+          <w:rFonts w:ascii="ＭＳ ゴシック" w:eastAsia="ＭＳ ゴシック" w:hAnsi="ＭＳ ゴシック" w:hint="eastAsia"/>
           <w:sz w:val="20"/>
         </w:rPr>
         <w:t>電</w:t>
       </w:r>
       <w:r>
         <w:rPr>
-          <w:rFonts w:ascii="Yu Gothic" w:eastAsia="Yu Gothic" w:hAnsi="Yu Gothic"/>
+          <w:rFonts w:ascii="ＭＳ ゴシック" w:eastAsia="ＭＳ ゴシック" w:hAnsi="ＭＳ ゴシック"/>
           <w:sz w:val="20"/>
         </w:rPr>
         <w:t xml:space="preserve"> </w:t>
       </w:r>
       <w:r>
         <w:rPr>
-          <w:rFonts w:ascii="Yu Gothic" w:eastAsia="Yu Gothic" w:hAnsi="Yu Gothic" w:hint="eastAsia"/>
+          <w:rFonts w:ascii="ＭＳ ゴシック" w:eastAsia="ＭＳ ゴシック" w:hAnsi="ＭＳ ゴシック" w:hint="eastAsia"/>
           <w:sz w:val="20"/>
         </w:rPr>
         <w:t>気</w:t>
       </w:r>
       <w:r>
         <w:rPr>
-          <w:rFonts w:ascii="Yu Gothic" w:eastAsia="Yu Gothic" w:hAnsi="Yu Gothic"/>
+          <w:rFonts w:ascii="ＭＳ ゴシック" w:eastAsia="ＭＳ ゴシック" w:hAnsi="ＭＳ ゴシック"/>
           <w:sz w:val="20"/>
         </w:rPr>
         <w:t xml:space="preserve"> </w:t>
       </w:r>
       <w:r>
         <w:rPr>
-          <w:rFonts w:ascii="Yu Gothic" w:eastAsia="Yu Gothic" w:hAnsi="Yu Gothic" w:hint="eastAsia"/>
+          <w:rFonts w:ascii="ＭＳ ゴシック" w:eastAsia="ＭＳ ゴシック" w:hAnsi="ＭＳ ゴシック" w:hint="eastAsia"/>
           <w:sz w:val="20"/>
         </w:rPr>
         <w:t>管</w:t>
       </w:r>
       <w:r>
         <w:rPr>
-          <w:rFonts w:ascii="Yu Gothic" w:eastAsia="Yu Gothic" w:hAnsi="Yu Gothic"/>
+          <w:rFonts w:ascii="ＭＳ ゴシック" w:eastAsia="ＭＳ ゴシック" w:hAnsi="ＭＳ ゴシック"/>
           <w:sz w:val="20"/>
         </w:rPr>
         <w:t xml:space="preserve"> </w:t>
       </w:r>
       <w:r>
         <w:rPr>
-          <w:rFonts w:ascii="Yu Gothic" w:eastAsia="Yu Gothic" w:hAnsi="Yu Gothic" w:hint="eastAsia"/>
+          <w:rFonts w:ascii="ＭＳ ゴシック" w:eastAsia="ＭＳ ゴシック" w:hAnsi="ＭＳ ゴシック" w:hint="eastAsia"/>
           <w:sz w:val="20"/>
         </w:rPr>
         <w:t>理</w:t>
       </w:r>
       <w:r>
         <w:rPr>
-          <w:rFonts w:ascii="Yu Gothic" w:eastAsia="Yu Gothic" w:hAnsi="Yu Gothic"/>
+          <w:rFonts w:ascii="ＭＳ ゴシック" w:eastAsia="ＭＳ ゴシック" w:hAnsi="ＭＳ ゴシック"/>
           <w:sz w:val="20"/>
         </w:rPr>
         <w:t xml:space="preserve"> </w:t>
       </w:r>
       <w:r>
         <w:rPr>
-          <w:rFonts w:ascii="Yu Gothic" w:eastAsia="Yu Gothic" w:hAnsi="Yu Gothic" w:hint="eastAsia"/>
+          <w:rFonts w:ascii="ＭＳ ゴシック" w:eastAsia="ＭＳ ゴシック" w:hAnsi="ＭＳ ゴシック" w:hint="eastAsia"/>
           <w:sz w:val="20"/>
         </w:rPr>
         <w:t>技</w:t>
       </w:r>
       <w:r>
         <w:rPr>
-          <w:rFonts w:ascii="Yu Gothic" w:eastAsia="Yu Gothic" w:hAnsi="Yu Gothic"/>
+          <w:rFonts w:ascii="ＭＳ ゴシック" w:eastAsia="ＭＳ ゴシック" w:hAnsi="ＭＳ ゴシック"/>
           <w:sz w:val="20"/>
         </w:rPr>
         <w:t xml:space="preserve"> </w:t>
       </w:r>
       <w:r>
         <w:rPr>
-          <w:rFonts w:ascii="Yu Gothic" w:eastAsia="Yu Gothic" w:hAnsi="Yu Gothic" w:hint="eastAsia"/>
+          <w:rFonts w:ascii="ＭＳ ゴシック" w:eastAsia="ＭＳ ゴシック" w:hAnsi="ＭＳ ゴシック" w:hint="eastAsia"/>
           <w:sz w:val="20"/>
         </w:rPr>
         <w:t>術</w:t>
       </w:r>
       <w:r>
         <w:rPr>
-          <w:rFonts w:ascii="Yu Gothic" w:eastAsia="Yu Gothic" w:hAnsi="Yu Gothic"/>
+          <w:rFonts w:ascii="ＭＳ ゴシック" w:eastAsia="ＭＳ ゴシック" w:hAnsi="ＭＳ ゴシック"/>
           <w:sz w:val="20"/>
         </w:rPr>
         <w:t xml:space="preserve"> </w:t>
       </w:r>
       <w:r>
         <w:rPr>
-          <w:rFonts w:ascii="Yu Gothic" w:eastAsia="Yu Gothic" w:hAnsi="Yu Gothic" w:hint="eastAsia"/>
+          <w:rFonts w:ascii="ＭＳ ゴシック" w:eastAsia="ＭＳ ゴシック" w:hAnsi="ＭＳ ゴシック" w:hint="eastAsia"/>
           <w:sz w:val="20"/>
         </w:rPr>
         <w:t>者</w:t>
       </w:r>
       <w:r>
         <w:rPr>
-          <w:rFonts w:ascii="Yu Gothic" w:eastAsia="Yu Gothic" w:hAnsi="Yu Gothic"/>
+          <w:rFonts w:ascii="ＭＳ ゴシック" w:eastAsia="ＭＳ ゴシック" w:hAnsi="ＭＳ ゴシック"/>
           <w:sz w:val="20"/>
         </w:rPr>
         <w:t xml:space="preserve"> </w:t>
       </w:r>
       <w:r>
         <w:rPr>
-          <w:rFonts w:ascii="Yu Gothic" w:eastAsia="Yu Gothic" w:hAnsi="Yu Gothic" w:hint="eastAsia"/>
+          <w:rFonts w:ascii="ＭＳ ゴシック" w:eastAsia="ＭＳ ゴシック" w:hAnsi="ＭＳ ゴシック" w:hint="eastAsia"/>
           <w:sz w:val="20"/>
         </w:rPr>
         <w:t>協</w:t>
       </w:r>
       <w:r>
         <w:rPr>
-          <w:rFonts w:ascii="Yu Gothic" w:eastAsia="Yu Gothic" w:hAnsi="Yu Gothic"/>
+          <w:rFonts w:ascii="ＭＳ ゴシック" w:eastAsia="ＭＳ ゴシック" w:hAnsi="ＭＳ ゴシック"/>
           <w:sz w:val="20"/>
         </w:rPr>
         <w:t xml:space="preserve"> </w:t>
       </w:r>
       <w:r>
         <w:rPr>
-          <w:rFonts w:ascii="Yu Gothic" w:eastAsia="Yu Gothic" w:hAnsi="Yu Gothic" w:hint="eastAsia"/>
+          <w:rFonts w:ascii="ＭＳ ゴシック" w:eastAsia="ＭＳ ゴシック" w:hAnsi="ＭＳ ゴシック" w:hint="eastAsia"/>
           <w:sz w:val="20"/>
         </w:rPr>
         <w:t>会</w:t>
@@ -27994,7 +27058,7 @@
         <w:spacing w:before="60"/>
         <w:jc w:val="center"/>
         <w:rPr>
-          <w:rFonts w:ascii="Yu Gothic" w:eastAsia="Yu Gothic" w:hAnsi="Yu Gothic"/>
+          <w:rFonts w:ascii="ＭＳ ゴシック" w:eastAsia="ＭＳ ゴシック" w:hAnsi="ＭＳ ゴシック"/>
           <w:sz w:val="20"/>
         </w:rPr>
       </w:pPr>
@@ -28066,7 +27130,7 @@
             </w:pPr>
             <w:r>
               <w:rPr>
-                <w:rFonts w:ascii="Yu Gothic" w:eastAsia="Yu Gothic" w:hAnsi="Wingdings" w:hint="eastAsia"/>
+                <w:rFonts w:ascii="ＭＳ ゴシック" w:eastAsia="ＭＳ ゴシック" w:hAnsi="Wingdings" w:hint="eastAsia"/>
                 <w:color w:val="auto"/>
                 <w:spacing w:val="72"/>
                 <w:sz w:val="32"/>
@@ -28078,7 +27142,7 @@
             </w:r>
             <w:r>
               <w:rPr>
-                <w:rFonts w:ascii="Yu Gothic" w:eastAsia="Yu Gothic" w:hAnsi="Wingdings" w:hint="eastAsia"/>
+                <w:rFonts w:ascii="ＭＳ ゴシック" w:eastAsia="ＭＳ ゴシック" w:hAnsi="Wingdings" w:hint="eastAsia"/>
                 <w:color w:val="auto"/>
                 <w:spacing w:val="6"/>
                 <w:sz w:val="32"/>
@@ -28626,20 +27690,6 @@
               </w:rPr>
               <w:t>{{ovgr.model}}</w:t>
             </w:r>
-            <w:r>
-              <w:rPr>
-                <w:rFonts w:hAnsi="Wingdings"/>
-                <w:color w:val="auto"/>
-                <w:sz w:val="24"/>
-              </w:rPr>
-            </w:r>
-            <w:r>
-              <w:rPr>
-                <w:rFonts w:hAnsi="Wingdings"/>
-                <w:color w:val="auto"/>
-                <w:sz w:val="24"/>
-              </w:rPr>
-            </w:r>
           </w:p>
         </w:tc>
       </w:tr>
@@ -28765,27 +27815,6 @@
               </w:rPr>
               <w:t>{{ovgr.model_no}}</w:t>
             </w:r>
-            <w:r>
-              <w:rPr>
-                <w:rFonts w:hAnsi="Wingdings"/>
-                <w:color w:val="auto"/>
-                <w:sz w:val="24"/>
-              </w:rPr>
-            </w:r>
-            <w:r>
-              <w:rPr>
-                <w:rFonts w:hAnsi="Wingdings" w:hint="eastAsia"/>
-                <w:color w:val="auto"/>
-                <w:sz w:val="24"/>
-              </w:rPr>
-            </w:r>
-            <w:r>
-              <w:rPr>
-                <w:rFonts w:hAnsi="Wingdings"/>
-                <w:color w:val="auto"/>
-                <w:sz w:val="24"/>
-              </w:rPr>
-            </w:r>
           </w:p>
         </w:tc>
       </w:tr>
@@ -29132,20 +28161,6 @@
               </w:rPr>
               <w:t>{{ovgr.mfg_date}}</w:t>
             </w:r>
-            <w:r>
-              <w:rPr>
-                <w:rFonts w:hAnsi="Wingdings"/>
-                <w:color w:val="auto"/>
-                <w:sz w:val="24"/>
-              </w:rPr>
-            </w:r>
-            <w:r>
-              <w:rPr>
-                <w:rFonts w:hAnsi="Wingdings" w:hint="eastAsia"/>
-                <w:color w:val="auto"/>
-                <w:sz w:val="24"/>
-              </w:rPr>
-            </w:r>
           </w:p>
         </w:tc>
       </w:tr>
@@ -29318,24 +28333,6 @@
               </w:rPr>
               <w:t>{{ovgr.setting}}</w:t>
             </w:r>
-            <w:r>
-              <w:rPr>
-                <w:rFonts w:hAnsi="Wingdings" w:hint="eastAsia"/>
-                <w:sz w:val="20"/>
-              </w:rPr>
-            </w:r>
-            <w:r>
-              <w:rPr>
-                <w:rFonts w:hAnsi="Wingdings"/>
-                <w:sz w:val="20"/>
-              </w:rPr>
-            </w:r>
-            <w:r>
-              <w:rPr>
-                <w:rFonts w:hAnsi="Wingdings" w:hint="eastAsia"/>
-                <w:sz w:val="20"/>
-              </w:rPr>
-            </w:r>
           </w:p>
         </w:tc>
       </w:tr>
@@ -30142,6 +29139,35 @@
               </w:rPr>
               <w:t>{{ovgr.v_op_3_5_a}}</w:t>
             </w:r>
+          </w:p>
+        </w:tc>
+        <w:tc>
+          <w:tcPr>
+            <w:tcW w:w="1873" w:type="dxa"/>
+            <w:gridSpan w:val="4"/>
+            <w:tcBorders>
+              <w:top w:val="dashed" w:sz="4" w:space="0" w:color="000000"/>
+              <w:left w:val="single" w:sz="4" w:space="0" w:color="auto"/>
+              <w:bottom w:val="dashed" w:sz="4" w:space="0" w:color="auto"/>
+              <w:right w:val="single" w:sz="4" w:space="0" w:color="000000"/>
+            </w:tcBorders>
+            <w:vAlign w:val="center"/>
+          </w:tcPr>
+          <w:p>
+            <w:pPr>
+              <w:suppressAutoHyphens/>
+              <w:kinsoku w:val="0"/>
+              <w:wordWrap w:val="0"/>
+              <w:autoSpaceDE w:val="0"/>
+              <w:autoSpaceDN w:val="0"/>
+              <w:jc w:val="center"/>
+              <w:rPr>
+                <w:rFonts w:hAnsi="Wingdings" w:hint="eastAsia"/>
+                <w:color w:val="000099"/>
+                <w:sz w:val="22"/>
+                <w:szCs w:val="32"/>
+              </w:rPr>
+            </w:pPr>
             <w:r>
               <w:rPr>
                 <w:rFonts w:hAnsi="Wingdings"/>
@@ -30149,52 +29175,7 @@
                 <w:sz w:val="22"/>
                 <w:szCs w:val="32"/>
               </w:rPr>
-            </w:r>
-          </w:p>
-        </w:tc>
-        <w:tc>
-          <w:tcPr>
-            <w:tcW w:w="1873" w:type="dxa"/>
-            <w:gridSpan w:val="4"/>
-            <w:tcBorders>
-              <w:top w:val="dashed" w:sz="4" w:space="0" w:color="000000"/>
-              <w:left w:val="single" w:sz="4" w:space="0" w:color="auto"/>
-              <w:bottom w:val="dashed" w:sz="4" w:space="0" w:color="auto"/>
-              <w:right w:val="single" w:sz="4" w:space="0" w:color="000000"/>
-            </w:tcBorders>
-            <w:vAlign w:val="center"/>
-          </w:tcPr>
-          <w:p>
-            <w:pPr>
-              <w:suppressAutoHyphens/>
-              <w:kinsoku w:val="0"/>
-              <w:wordWrap w:val="0"/>
-              <w:autoSpaceDE w:val="0"/>
-              <w:autoSpaceDN w:val="0"/>
-              <w:jc w:val="center"/>
-              <w:rPr>
-                <w:rFonts w:hAnsi="Wingdings" w:hint="eastAsia"/>
-                <w:color w:val="000099"/>
-                <w:sz w:val="22"/>
-                <w:szCs w:val="32"/>
-              </w:rPr>
-            </w:pPr>
-            <w:r>
-              <w:rPr>
-                <w:rFonts w:hAnsi="Wingdings"/>
-                <w:color w:val="000099"/>
-                <w:sz w:val="22"/>
-                <w:szCs w:val="32"/>
-              </w:rPr>
               <w:t>{{ovgr.v_op_3_5_b}}</w:t>
-            </w:r>
-            <w:r>
-              <w:rPr>
-                <w:rFonts w:hAnsi="Wingdings"/>
-                <w:color w:val="000099"/>
-                <w:sz w:val="22"/>
-                <w:szCs w:val="32"/>
-              </w:rPr>
             </w:r>
           </w:p>
         </w:tc>
@@ -30438,7 +29419,7 @@
             </w:r>
             <w:r>
               <w:rPr>
-                <w:rFonts w:cs="Yu Gothic"/>
+                <w:rFonts w:cs="ＭＳ 明朝"/>
                 <w:color w:val="auto"/>
                 <w:spacing w:val="-3"/>
                 <w:szCs w:val="22"/>
@@ -30447,7 +29428,7 @@
             </w:r>
             <w:r>
               <w:rPr>
-                <w:rFonts w:cs="Yu Gothic"/>
+                <w:rFonts w:cs="ＭＳ 明朝"/>
                 <w:color w:val="auto"/>
                 <w:spacing w:val="-3"/>
                 <w:szCs w:val="22"/>
@@ -30498,7 +29479,7 @@
             </w:r>
             <w:r>
               <w:rPr>
-                <w:rFonts w:cs="Yu Gothic"/>
+                <w:rFonts w:cs="ＭＳ 明朝"/>
                 <w:color w:val="auto"/>
                 <w:spacing w:val="-3"/>
                 <w:szCs w:val="22"/>
@@ -30507,7 +29488,7 @@
             </w:r>
             <w:r>
               <w:rPr>
-                <w:rFonts w:cs="Yu Gothic"/>
+                <w:rFonts w:cs="ＭＳ 明朝"/>
                 <w:color w:val="auto"/>
                 <w:spacing w:val="-3"/>
                 <w:szCs w:val="22"/>
@@ -31028,14 +30009,6 @@
                 <w:szCs w:val="24"/>
               </w:rPr>
               <w:t>{{ovgr.t_op_3}}</w:t>
-            </w:r>
-            <w:r>
-              <w:rPr>
-                <w:rFonts w:hAnsi="Wingdings" w:hint="eastAsia"/>
-                <w:color w:val="0033CC"/>
-                <w:sz w:val="22"/>
-                <w:szCs w:val="24"/>
-              </w:rPr>
             </w:r>
           </w:p>
         </w:tc>
@@ -32925,7 +31898,7 @@
         <w:spacing w:before="60"/>
         <w:jc w:val="center"/>
         <w:rPr>
-          <w:rFonts w:ascii="Yu Gothic" w:eastAsia="Yu Gothic" w:hAnsi="Yu Gothic"/>
+          <w:rFonts w:ascii="ＭＳ ゴシック" w:eastAsia="ＭＳ ゴシック" w:hAnsi="ＭＳ ゴシック"/>
           <w:sz w:val="20"/>
         </w:rPr>
       </w:pPr>
@@ -33005,168 +31978,168 @@
       </w:pPr>
       <w:r>
         <w:rPr>
-          <w:rFonts w:ascii="Yu Gothic" w:eastAsia="Yu Gothic" w:hAnsi="Yu Gothic" w:hint="eastAsia"/>
+          <w:rFonts w:ascii="ＭＳ ゴシック" w:eastAsia="ＭＳ ゴシック" w:hAnsi="ＭＳ ゴシック" w:hint="eastAsia"/>
           <w:sz w:val="20"/>
         </w:rPr>
         <w:t>(</w:t>
       </w:r>
       <w:r>
         <w:rPr>
-          <w:rFonts w:ascii="Yu Gothic" w:eastAsia="Yu Gothic" w:hAnsi="Yu Gothic" w:hint="eastAsia"/>
+          <w:rFonts w:ascii="ＭＳ ゴシック" w:eastAsia="ＭＳ ゴシック" w:hAnsi="ＭＳ ゴシック" w:hint="eastAsia"/>
           <w:sz w:val="20"/>
         </w:rPr>
         <w:t>一社</w:t>
       </w:r>
       <w:r>
         <w:rPr>
-          <w:rFonts w:ascii="Yu Gothic" w:eastAsia="Yu Gothic" w:hAnsi="Yu Gothic" w:hint="eastAsia"/>
+          <w:rFonts w:ascii="ＭＳ ゴシック" w:eastAsia="ＭＳ ゴシック" w:hAnsi="ＭＳ ゴシック" w:hint="eastAsia"/>
           <w:sz w:val="20"/>
         </w:rPr>
         <w:t>)</w:t>
       </w:r>
       <w:r>
         <w:rPr>
-          <w:rFonts w:ascii="Yu Gothic" w:eastAsia="Yu Gothic" w:hAnsi="Yu Gothic" w:hint="eastAsia"/>
+          <w:rFonts w:ascii="ＭＳ ゴシック" w:eastAsia="ＭＳ ゴシック" w:hAnsi="ＭＳ ゴシック" w:hint="eastAsia"/>
           <w:sz w:val="20"/>
         </w:rPr>
         <w:t xml:space="preserve">　中</w:t>
       </w:r>
       <w:r>
         <w:rPr>
-          <w:rFonts w:ascii="Yu Gothic" w:eastAsia="Yu Gothic" w:hAnsi="Yu Gothic"/>
+          <w:rFonts w:ascii="ＭＳ ゴシック" w:eastAsia="ＭＳ ゴシック" w:hAnsi="ＭＳ ゴシック"/>
           <w:sz w:val="20"/>
         </w:rPr>
         <w:t xml:space="preserve"> </w:t>
       </w:r>
       <w:r>
         <w:rPr>
-          <w:rFonts w:ascii="Yu Gothic" w:eastAsia="Yu Gothic" w:hAnsi="Yu Gothic" w:hint="eastAsia"/>
+          <w:rFonts w:ascii="ＭＳ ゴシック" w:eastAsia="ＭＳ ゴシック" w:hAnsi="ＭＳ ゴシック" w:hint="eastAsia"/>
           <w:sz w:val="20"/>
         </w:rPr>
         <w:t>国</w:t>
       </w:r>
       <w:r>
         <w:rPr>
-          <w:rFonts w:ascii="Yu Gothic" w:eastAsia="Yu Gothic" w:hAnsi="Yu Gothic"/>
+          <w:rFonts w:ascii="ＭＳ ゴシック" w:eastAsia="ＭＳ ゴシック" w:hAnsi="ＭＳ ゴシック"/>
           <w:sz w:val="20"/>
         </w:rPr>
         <w:t xml:space="preserve"> </w:t>
       </w:r>
       <w:r>
         <w:rPr>
-          <w:rFonts w:ascii="Yu Gothic" w:eastAsia="Yu Gothic" w:hAnsi="Yu Gothic" w:hint="eastAsia"/>
+          <w:rFonts w:ascii="ＭＳ ゴシック" w:eastAsia="ＭＳ ゴシック" w:hAnsi="ＭＳ ゴシック" w:hint="eastAsia"/>
           <w:sz w:val="20"/>
         </w:rPr>
         <w:t>電</w:t>
       </w:r>
       <w:r>
         <w:rPr>
-          <w:rFonts w:ascii="Yu Gothic" w:eastAsia="Yu Gothic" w:hAnsi="Yu Gothic"/>
+          <w:rFonts w:ascii="ＭＳ ゴシック" w:eastAsia="ＭＳ ゴシック" w:hAnsi="ＭＳ ゴシック"/>
           <w:sz w:val="20"/>
         </w:rPr>
         <w:t xml:space="preserve"> </w:t>
       </w:r>
       <w:r>
         <w:rPr>
-          <w:rFonts w:ascii="Yu Gothic" w:eastAsia="Yu Gothic" w:hAnsi="Yu Gothic" w:hint="eastAsia"/>
+          <w:rFonts w:ascii="ＭＳ ゴシック" w:eastAsia="ＭＳ ゴシック" w:hAnsi="ＭＳ ゴシック" w:hint="eastAsia"/>
           <w:sz w:val="20"/>
         </w:rPr>
         <w:t>気</w:t>
       </w:r>
       <w:r>
         <w:rPr>
-          <w:rFonts w:ascii="Yu Gothic" w:eastAsia="Yu Gothic" w:hAnsi="Yu Gothic"/>
+          <w:rFonts w:ascii="ＭＳ ゴシック" w:eastAsia="ＭＳ ゴシック" w:hAnsi="ＭＳ ゴシック"/>
           <w:sz w:val="20"/>
         </w:rPr>
         <w:t xml:space="preserve"> </w:t>
       </w:r>
       <w:r>
         <w:rPr>
-          <w:rFonts w:ascii="Yu Gothic" w:eastAsia="Yu Gothic" w:hAnsi="Yu Gothic" w:hint="eastAsia"/>
+          <w:rFonts w:ascii="ＭＳ ゴシック" w:eastAsia="ＭＳ ゴシック" w:hAnsi="ＭＳ ゴシック" w:hint="eastAsia"/>
           <w:sz w:val="20"/>
         </w:rPr>
         <w:t>管</w:t>
       </w:r>
       <w:r>
         <w:rPr>
-          <w:rFonts w:ascii="Yu Gothic" w:eastAsia="Yu Gothic" w:hAnsi="Yu Gothic"/>
+          <w:rFonts w:ascii="ＭＳ ゴシック" w:eastAsia="ＭＳ ゴシック" w:hAnsi="ＭＳ ゴシック"/>
           <w:sz w:val="20"/>
         </w:rPr>
         <w:t xml:space="preserve"> </w:t>
       </w:r>
       <w:r>
         <w:rPr>
-          <w:rFonts w:ascii="Yu Gothic" w:eastAsia="Yu Gothic" w:hAnsi="Yu Gothic" w:hint="eastAsia"/>
+          <w:rFonts w:ascii="ＭＳ ゴシック" w:eastAsia="ＭＳ ゴシック" w:hAnsi="ＭＳ ゴシック" w:hint="eastAsia"/>
           <w:sz w:val="20"/>
         </w:rPr>
         <w:t>理</w:t>
       </w:r>
       <w:r>
         <w:rPr>
-          <w:rFonts w:ascii="Yu Gothic" w:eastAsia="Yu Gothic" w:hAnsi="Yu Gothic"/>
+          <w:rFonts w:ascii="ＭＳ ゴシック" w:eastAsia="ＭＳ ゴシック" w:hAnsi="ＭＳ ゴシック"/>
           <w:sz w:val="20"/>
         </w:rPr>
         <w:t xml:space="preserve"> </w:t>
       </w:r>
       <w:r>
         <w:rPr>
-          <w:rFonts w:ascii="Yu Gothic" w:eastAsia="Yu Gothic" w:hAnsi="Yu Gothic" w:hint="eastAsia"/>
+          <w:rFonts w:ascii="ＭＳ ゴシック" w:eastAsia="ＭＳ ゴシック" w:hAnsi="ＭＳ ゴシック" w:hint="eastAsia"/>
           <w:sz w:val="20"/>
         </w:rPr>
         <w:t>技</w:t>
       </w:r>
       <w:r>
         <w:rPr>
-          <w:rFonts w:ascii="Yu Gothic" w:eastAsia="Yu Gothic" w:hAnsi="Yu Gothic"/>
+          <w:rFonts w:ascii="ＭＳ ゴシック" w:eastAsia="ＭＳ ゴシック" w:hAnsi="ＭＳ ゴシック"/>
           <w:sz w:val="20"/>
         </w:rPr>
         <w:t xml:space="preserve"> </w:t>
       </w:r>
       <w:r>
         <w:rPr>
-          <w:rFonts w:ascii="Yu Gothic" w:eastAsia="Yu Gothic" w:hAnsi="Yu Gothic" w:hint="eastAsia"/>
+          <w:rFonts w:ascii="ＭＳ ゴシック" w:eastAsia="ＭＳ ゴシック" w:hAnsi="ＭＳ ゴシック" w:hint="eastAsia"/>
           <w:sz w:val="20"/>
         </w:rPr>
         <w:t>術</w:t>
       </w:r>
       <w:r>
         <w:rPr>
-          <w:rFonts w:ascii="Yu Gothic" w:eastAsia="Yu Gothic" w:hAnsi="Yu Gothic"/>
+          <w:rFonts w:ascii="ＭＳ ゴシック" w:eastAsia="ＭＳ ゴシック" w:hAnsi="ＭＳ ゴシック"/>
           <w:sz w:val="20"/>
         </w:rPr>
         <w:t xml:space="preserve"> </w:t>
       </w:r>
       <w:r>
         <w:rPr>
-          <w:rFonts w:ascii="Yu Gothic" w:eastAsia="Yu Gothic" w:hAnsi="Yu Gothic" w:hint="eastAsia"/>
+          <w:rFonts w:ascii="ＭＳ ゴシック" w:eastAsia="ＭＳ ゴシック" w:hAnsi="ＭＳ ゴシック" w:hint="eastAsia"/>
           <w:sz w:val="20"/>
         </w:rPr>
         <w:t>者</w:t>
       </w:r>
       <w:r>
         <w:rPr>
-          <w:rFonts w:ascii="Yu Gothic" w:eastAsia="Yu Gothic" w:hAnsi="Yu Gothic"/>
+          <w:rFonts w:ascii="ＭＳ ゴシック" w:eastAsia="ＭＳ ゴシック" w:hAnsi="ＭＳ ゴシック"/>
           <w:sz w:val="20"/>
         </w:rPr>
         <w:t xml:space="preserve"> </w:t>
       </w:r>
       <w:r>
         <w:rPr>
-          <w:rFonts w:ascii="Yu Gothic" w:eastAsia="Yu Gothic" w:hAnsi="Yu Gothic" w:hint="eastAsia"/>
+          <w:rFonts w:ascii="ＭＳ ゴシック" w:eastAsia="ＭＳ ゴシック" w:hAnsi="ＭＳ ゴシック" w:hint="eastAsia"/>
           <w:sz w:val="20"/>
         </w:rPr>
         <w:t>協</w:t>
       </w:r>
       <w:r>
         <w:rPr>
-          <w:rFonts w:ascii="Yu Gothic" w:eastAsia="Yu Gothic" w:hAnsi="Yu Gothic"/>
+          <w:rFonts w:ascii="ＭＳ ゴシック" w:eastAsia="ＭＳ ゴシック" w:hAnsi="ＭＳ ゴシック"/>
           <w:sz w:val="20"/>
         </w:rPr>
         <w:t xml:space="preserve"> </w:t>
       </w:r>
       <w:r>
         <w:rPr>
-          <w:rFonts w:ascii="Yu Gothic" w:eastAsia="Yu Gothic" w:hAnsi="Yu Gothic" w:hint="eastAsia"/>
+          <w:rFonts w:ascii="ＭＳ ゴシック" w:eastAsia="ＭＳ ゴシック" w:hAnsi="ＭＳ ゴシック" w:hint="eastAsia"/>
           <w:sz w:val="20"/>
         </w:rPr>
         <w:t>会</w:t>
@@ -36614,7 +35587,7 @@
       </w:pPr>
       <w:r>
         <w:rPr>
-          <w:rFonts w:ascii="Yu Gothic" w:eastAsia="Yu Gothic" w:hAnsi="Yu Gothic" w:hint="eastAsia"/>
+          <w:rFonts w:ascii="ＭＳ ゴシック" w:eastAsia="ＭＳ ゴシック" w:hAnsi="ＭＳ ゴシック" w:hint="eastAsia"/>
           <w:spacing w:val="58"/>
           <w:w w:val="83"/>
           <w:sz w:val="28"/>
@@ -36624,7 +35597,7 @@
       </w:r>
       <w:r>
         <w:rPr>
-          <w:rFonts w:ascii="Yu Gothic" w:eastAsia="Yu Gothic" w:hAnsi="Yu Gothic" w:hint="eastAsia"/>
+          <w:rFonts w:ascii="ＭＳ ゴシック" w:eastAsia="ＭＳ ゴシック" w:hAnsi="ＭＳ ゴシック" w:hint="eastAsia"/>
           <w:w w:val="83"/>
           <w:sz w:val="28"/>
           <w:fitText w:val="1974" w:id="-465930240"/>
@@ -36633,14 +35606,14 @@
       </w:r>
       <w:r>
         <w:rPr>
-          <w:rFonts w:ascii="Yu Gothic" w:eastAsia="Yu Gothic" w:hAnsi="Yu Gothic" w:hint="eastAsia"/>
+          <w:rFonts w:ascii="ＭＳ ゴシック" w:eastAsia="ＭＳ ゴシック" w:hAnsi="ＭＳ ゴシック" w:hint="eastAsia"/>
           <w:sz w:val="28"/>
         </w:rPr>
         <w:t xml:space="preserve"> </w:t>
       </w:r>
       <w:r>
         <w:rPr>
-          <w:rFonts w:ascii="Yu Gothic" w:eastAsia="Yu Gothic" w:hAnsi="Yu Gothic"/>
+          <w:rFonts w:ascii="ＭＳ ゴシック" w:eastAsia="ＭＳ ゴシック" w:hAnsi="ＭＳ ゴシック"/>
           <w:sz w:val="22"/>
           <w:szCs w:val="22"/>
         </w:rPr>
@@ -36648,7 +35621,7 @@
       </w:r>
       <w:r>
         <w:rPr>
-          <w:rFonts w:ascii="Yu Gothic" w:eastAsia="Yu Gothic" w:hAnsi="Yu Gothic" w:hint="eastAsia"/>
+          <w:rFonts w:ascii="ＭＳ ゴシック" w:eastAsia="ＭＳ ゴシック" w:hAnsi="ＭＳ ゴシック" w:hint="eastAsia"/>
           <w:sz w:val="22"/>
           <w:szCs w:val="22"/>
         </w:rPr>
@@ -36862,168 +35835,168 @@
       </w:r>
       <w:r>
         <w:rPr>
-          <w:rFonts w:ascii="Yu Gothic" w:eastAsia="Yu Gothic" w:hAnsi="Yu Gothic" w:hint="eastAsia"/>
+          <w:rFonts w:ascii="ＭＳ ゴシック" w:eastAsia="ＭＳ ゴシック" w:hAnsi="ＭＳ ゴシック" w:hint="eastAsia"/>
           <w:sz w:val="20"/>
         </w:rPr>
         <w:t>(</w:t>
       </w:r>
       <w:r>
         <w:rPr>
-          <w:rFonts w:ascii="Yu Gothic" w:eastAsia="Yu Gothic" w:hAnsi="Yu Gothic" w:hint="eastAsia"/>
+          <w:rFonts w:ascii="ＭＳ ゴシック" w:eastAsia="ＭＳ ゴシック" w:hAnsi="ＭＳ ゴシック" w:hint="eastAsia"/>
           <w:sz w:val="20"/>
         </w:rPr>
         <w:t>一社</w:t>
       </w:r>
       <w:r>
         <w:rPr>
-          <w:rFonts w:ascii="Yu Gothic" w:eastAsia="Yu Gothic" w:hAnsi="Yu Gothic" w:hint="eastAsia"/>
+          <w:rFonts w:ascii="ＭＳ ゴシック" w:eastAsia="ＭＳ ゴシック" w:hAnsi="ＭＳ ゴシック" w:hint="eastAsia"/>
           <w:sz w:val="20"/>
         </w:rPr>
         <w:t>)</w:t>
       </w:r>
       <w:r>
         <w:rPr>
-          <w:rFonts w:ascii="Yu Gothic" w:eastAsia="Yu Gothic" w:hAnsi="Yu Gothic" w:hint="eastAsia"/>
+          <w:rFonts w:ascii="ＭＳ ゴシック" w:eastAsia="ＭＳ ゴシック" w:hAnsi="ＭＳ ゴシック" w:hint="eastAsia"/>
           <w:sz w:val="20"/>
         </w:rPr>
         <w:t xml:space="preserve">　中</w:t>
       </w:r>
       <w:r>
         <w:rPr>
-          <w:rFonts w:ascii="Yu Gothic" w:eastAsia="Yu Gothic" w:hAnsi="Yu Gothic"/>
+          <w:rFonts w:ascii="ＭＳ ゴシック" w:eastAsia="ＭＳ ゴシック" w:hAnsi="ＭＳ ゴシック"/>
           <w:sz w:val="20"/>
         </w:rPr>
         <w:t xml:space="preserve"> </w:t>
       </w:r>
       <w:r>
         <w:rPr>
-          <w:rFonts w:ascii="Yu Gothic" w:eastAsia="Yu Gothic" w:hAnsi="Yu Gothic" w:hint="eastAsia"/>
+          <w:rFonts w:ascii="ＭＳ ゴシック" w:eastAsia="ＭＳ ゴシック" w:hAnsi="ＭＳ ゴシック" w:hint="eastAsia"/>
           <w:sz w:val="20"/>
         </w:rPr>
         <w:t>国</w:t>
       </w:r>
       <w:r>
         <w:rPr>
-          <w:rFonts w:ascii="Yu Gothic" w:eastAsia="Yu Gothic" w:hAnsi="Yu Gothic"/>
+          <w:rFonts w:ascii="ＭＳ ゴシック" w:eastAsia="ＭＳ ゴシック" w:hAnsi="ＭＳ ゴシック"/>
           <w:sz w:val="20"/>
         </w:rPr>
         <w:t xml:space="preserve"> </w:t>
       </w:r>
       <w:r>
         <w:rPr>
-          <w:rFonts w:ascii="Yu Gothic" w:eastAsia="Yu Gothic" w:hAnsi="Yu Gothic" w:hint="eastAsia"/>
+          <w:rFonts w:ascii="ＭＳ ゴシック" w:eastAsia="ＭＳ ゴシック" w:hAnsi="ＭＳ ゴシック" w:hint="eastAsia"/>
           <w:sz w:val="20"/>
         </w:rPr>
         <w:t>電</w:t>
       </w:r>
       <w:r>
         <w:rPr>
-          <w:rFonts w:ascii="Yu Gothic" w:eastAsia="Yu Gothic" w:hAnsi="Yu Gothic"/>
+          <w:rFonts w:ascii="ＭＳ ゴシック" w:eastAsia="ＭＳ ゴシック" w:hAnsi="ＭＳ ゴシック"/>
           <w:sz w:val="20"/>
         </w:rPr>
         <w:t xml:space="preserve"> </w:t>
       </w:r>
       <w:r>
         <w:rPr>
-          <w:rFonts w:ascii="Yu Gothic" w:eastAsia="Yu Gothic" w:hAnsi="Yu Gothic" w:hint="eastAsia"/>
+          <w:rFonts w:ascii="ＭＳ ゴシック" w:eastAsia="ＭＳ ゴシック" w:hAnsi="ＭＳ ゴシック" w:hint="eastAsia"/>
           <w:sz w:val="20"/>
         </w:rPr>
         <w:t>気</w:t>
       </w:r>
       <w:r>
         <w:rPr>
-          <w:rFonts w:ascii="Yu Gothic" w:eastAsia="Yu Gothic" w:hAnsi="Yu Gothic"/>
+          <w:rFonts w:ascii="ＭＳ ゴシック" w:eastAsia="ＭＳ ゴシック" w:hAnsi="ＭＳ ゴシック"/>
           <w:sz w:val="20"/>
         </w:rPr>
         <w:t xml:space="preserve"> </w:t>
       </w:r>
       <w:r>
         <w:rPr>
-          <w:rFonts w:ascii="Yu Gothic" w:eastAsia="Yu Gothic" w:hAnsi="Yu Gothic" w:hint="eastAsia"/>
+          <w:rFonts w:ascii="ＭＳ ゴシック" w:eastAsia="ＭＳ ゴシック" w:hAnsi="ＭＳ ゴシック" w:hint="eastAsia"/>
           <w:sz w:val="20"/>
         </w:rPr>
         <w:t>管</w:t>
       </w:r>
       <w:r>
         <w:rPr>
-          <w:rFonts w:ascii="Yu Gothic" w:eastAsia="Yu Gothic" w:hAnsi="Yu Gothic"/>
+          <w:rFonts w:ascii="ＭＳ ゴシック" w:eastAsia="ＭＳ ゴシック" w:hAnsi="ＭＳ ゴシック"/>
           <w:sz w:val="20"/>
         </w:rPr>
         <w:t xml:space="preserve"> </w:t>
       </w:r>
       <w:r>
         <w:rPr>
-          <w:rFonts w:ascii="Yu Gothic" w:eastAsia="Yu Gothic" w:hAnsi="Yu Gothic" w:hint="eastAsia"/>
+          <w:rFonts w:ascii="ＭＳ ゴシック" w:eastAsia="ＭＳ ゴシック" w:hAnsi="ＭＳ ゴシック" w:hint="eastAsia"/>
           <w:sz w:val="20"/>
         </w:rPr>
         <w:t>理</w:t>
       </w:r>
       <w:r>
         <w:rPr>
-          <w:rFonts w:ascii="Yu Gothic" w:eastAsia="Yu Gothic" w:hAnsi="Yu Gothic"/>
+          <w:rFonts w:ascii="ＭＳ ゴシック" w:eastAsia="ＭＳ ゴシック" w:hAnsi="ＭＳ ゴシック"/>
           <w:sz w:val="20"/>
         </w:rPr>
         <w:t xml:space="preserve"> </w:t>
       </w:r>
       <w:r>
         <w:rPr>
-          <w:rFonts w:ascii="Yu Gothic" w:eastAsia="Yu Gothic" w:hAnsi="Yu Gothic" w:hint="eastAsia"/>
+          <w:rFonts w:ascii="ＭＳ ゴシック" w:eastAsia="ＭＳ ゴシック" w:hAnsi="ＭＳ ゴシック" w:hint="eastAsia"/>
           <w:sz w:val="20"/>
         </w:rPr>
         <w:t>技</w:t>
       </w:r>
       <w:r>
         <w:rPr>
-          <w:rFonts w:ascii="Yu Gothic" w:eastAsia="Yu Gothic" w:hAnsi="Yu Gothic"/>
+          <w:rFonts w:ascii="ＭＳ ゴシック" w:eastAsia="ＭＳ ゴシック" w:hAnsi="ＭＳ ゴシック"/>
           <w:sz w:val="20"/>
         </w:rPr>
         <w:t xml:space="preserve"> </w:t>
       </w:r>
       <w:r>
         <w:rPr>
-          <w:rFonts w:ascii="Yu Gothic" w:eastAsia="Yu Gothic" w:hAnsi="Yu Gothic" w:hint="eastAsia"/>
+          <w:rFonts w:ascii="ＭＳ ゴシック" w:eastAsia="ＭＳ ゴシック" w:hAnsi="ＭＳ ゴシック" w:hint="eastAsia"/>
           <w:sz w:val="20"/>
         </w:rPr>
         <w:t>術</w:t>
       </w:r>
       <w:r>
         <w:rPr>
-          <w:rFonts w:ascii="Yu Gothic" w:eastAsia="Yu Gothic" w:hAnsi="Yu Gothic"/>
+          <w:rFonts w:ascii="ＭＳ ゴシック" w:eastAsia="ＭＳ ゴシック" w:hAnsi="ＭＳ ゴシック"/>
           <w:sz w:val="20"/>
         </w:rPr>
         <w:t xml:space="preserve"> </w:t>
       </w:r>
       <w:r>
         <w:rPr>
-          <w:rFonts w:ascii="Yu Gothic" w:eastAsia="Yu Gothic" w:hAnsi="Yu Gothic" w:hint="eastAsia"/>
+          <w:rFonts w:ascii="ＭＳ ゴシック" w:eastAsia="ＭＳ ゴシック" w:hAnsi="ＭＳ ゴシック" w:hint="eastAsia"/>
           <w:sz w:val="20"/>
         </w:rPr>
         <w:t>者</w:t>
       </w:r>
       <w:r>
         <w:rPr>
-          <w:rFonts w:ascii="Yu Gothic" w:eastAsia="Yu Gothic" w:hAnsi="Yu Gothic"/>
+          <w:rFonts w:ascii="ＭＳ ゴシック" w:eastAsia="ＭＳ ゴシック" w:hAnsi="ＭＳ ゴシック"/>
           <w:sz w:val="20"/>
         </w:rPr>
         <w:t xml:space="preserve"> </w:t>
       </w:r>
       <w:r>
         <w:rPr>
-          <w:rFonts w:ascii="Yu Gothic" w:eastAsia="Yu Gothic" w:hAnsi="Yu Gothic" w:hint="eastAsia"/>
+          <w:rFonts w:ascii="ＭＳ ゴシック" w:eastAsia="ＭＳ ゴシック" w:hAnsi="ＭＳ ゴシック" w:hint="eastAsia"/>
           <w:sz w:val="20"/>
         </w:rPr>
         <w:t>協</w:t>
       </w:r>
       <w:r>
         <w:rPr>
-          <w:rFonts w:ascii="Yu Gothic" w:eastAsia="Yu Gothic" w:hAnsi="Yu Gothic"/>
+          <w:rFonts w:ascii="ＭＳ ゴシック" w:eastAsia="ＭＳ ゴシック" w:hAnsi="ＭＳ ゴシック"/>
           <w:sz w:val="20"/>
         </w:rPr>
         <w:t xml:space="preserve"> </w:t>
       </w:r>
       <w:r>
         <w:rPr>
-          <w:rFonts w:ascii="Yu Gothic" w:eastAsia="Yu Gothic" w:hAnsi="Yu Gothic" w:hint="eastAsia"/>
+          <w:rFonts w:ascii="ＭＳ ゴシック" w:eastAsia="ＭＳ ゴシック" w:hAnsi="ＭＳ ゴシック" w:hint="eastAsia"/>
           <w:sz w:val="20"/>
         </w:rPr>
         <w:t>会</w:t>
@@ -37034,13 +36007,13 @@
       <w:pPr>
         <w:spacing w:before="60"/>
         <w:rPr>
-          <w:rFonts w:ascii="Yu Gothic" w:eastAsia="Yu Gothic" w:hAnsi="Yu Gothic"/>
+          <w:rFonts w:ascii="ＭＳ ゴシック" w:eastAsia="ＭＳ ゴシック" w:hAnsi="ＭＳ ゴシック"/>
           <w:sz w:val="28"/>
         </w:rPr>
       </w:pPr>
       <w:r>
         <w:rPr>
-          <w:rFonts w:ascii="Yu Gothic" w:eastAsia="Yu Gothic" w:hAnsi="Yu Gothic" w:hint="eastAsia"/>
+          <w:rFonts w:ascii="ＭＳ ゴシック" w:eastAsia="ＭＳ ゴシック" w:hAnsi="ＭＳ ゴシック" w:hint="eastAsia"/>
           <w:spacing w:val="84"/>
           <w:sz w:val="28"/>
           <w:fitText w:val="2520" w:id="-1806415097"/>
@@ -37050,7 +36023,7 @@
       </w:r>
       <w:r>
         <w:rPr>
-          <w:rFonts w:ascii="Yu Gothic" w:eastAsia="Yu Gothic" w:hAnsi="Yu Gothic" w:hint="eastAsia"/>
+          <w:rFonts w:ascii="ＭＳ ゴシック" w:eastAsia="ＭＳ ゴシック" w:hAnsi="ＭＳ ゴシック" w:hint="eastAsia"/>
           <w:sz w:val="28"/>
           <w:fitText w:val="2520" w:id="-1806415097"/>
         </w:rPr>
@@ -37058,7 +36031,7 @@
       </w:r>
       <w:r>
         <w:rPr>
-          <w:rFonts w:ascii="Yu Gothic" w:eastAsia="Yu Gothic" w:hAnsi="Yu Gothic"/>
+          <w:rFonts w:ascii="ＭＳ ゴシック" w:eastAsia="ＭＳ ゴシック" w:hAnsi="ＭＳ ゴシック"/>
           <w:sz w:val="22"/>
           <w:szCs w:val="22"/>
         </w:rPr>
@@ -37066,7 +36039,7 @@
       </w:r>
       <w:r>
         <w:rPr>
-          <w:rFonts w:ascii="Yu Gothic" w:eastAsia="Yu Gothic" w:hAnsi="Yu Gothic" w:hint="eastAsia"/>
+          <w:rFonts w:ascii="ＭＳ ゴシック" w:eastAsia="ＭＳ ゴシック" w:hAnsi="ＭＳ ゴシック" w:hint="eastAsia"/>
           <w:sz w:val="22"/>
           <w:szCs w:val="22"/>
         </w:rPr>
@@ -37074,21 +36047,21 @@
       </w:r>
       <w:r>
         <w:rPr>
-          <w:rFonts w:ascii="Yu Gothic" w:eastAsia="Yu Gothic" w:hAnsi="Yu Gothic" w:hint="eastAsia"/>
+          <w:rFonts w:ascii="ＭＳ ゴシック" w:eastAsia="ＭＳ ゴシック" w:hAnsi="ＭＳ ゴシック" w:hint="eastAsia"/>
           <w:sz w:val="28"/>
         </w:rPr>
         <w:t xml:space="preserve">     </w:t>
       </w:r>
       <w:r>
         <w:rPr>
-          <w:rFonts w:ascii="Yu Gothic" w:eastAsia="Yu Gothic" w:hAnsi="Yu Gothic"/>
+          <w:rFonts w:ascii="ＭＳ ゴシック" w:eastAsia="ＭＳ ゴシック" w:hAnsi="ＭＳ ゴシック"/>
           <w:sz w:val="28"/>
         </w:rPr>
         <w:t xml:space="preserve">   </w:t>
       </w:r>
       <w:r>
         <w:rPr>
-          <w:rFonts w:ascii="Yu Gothic" w:eastAsia="Yu Gothic" w:hAnsi="Yu Gothic" w:hint="eastAsia"/>
+          <w:rFonts w:ascii="ＭＳ ゴシック" w:eastAsia="ＭＳ ゴシック" w:hAnsi="ＭＳ ゴシック" w:hint="eastAsia"/>
           <w:sz w:val="28"/>
         </w:rPr>
         <w:t xml:space="preserve">  </w:t>
@@ -37841,51 +36814,151 @@
               </w:rPr>
               <w:t>{{lv.r102.rn}}</w:t>
             </w:r>
-            <w:r>
+          </w:p>
+        </w:tc>
+        <w:tc>
+          <w:tcPr>
+            <w:tcW w:w="845" w:type="dxa"/>
+            <w:vAlign w:val="center"/>
+          </w:tcPr>
+          <w:p>
+            <w:pPr>
+              <w:spacing w:before="60"/>
+              <w:jc w:val="center"/>
+              <w:rPr>
+                <w:rFonts w:hAnsi="Wingdings" w:hint="eastAsia"/>
+                <w:color w:val="0000FF"/>
+              </w:rPr>
+            </w:pPr>
+            <w:r>
+              <w:rPr>
+                <w:rFonts w:hAnsi="Wingdings" w:hint="eastAsia"/>
+                <w:color w:val="0000FF"/>
+              </w:rPr>
+              <w:t>{{lv.r102.judge}}</w:t>
+            </w:r>
+          </w:p>
+        </w:tc>
+        <w:tc>
+          <w:tcPr>
+            <w:tcW w:w="1552" w:type="dxa"/>
+          </w:tcPr>
+          <w:p>
+            <w:pPr>
+              <w:spacing w:before="60"/>
+              <w:jc w:val="left"/>
+            </w:pPr>
+          </w:p>
+        </w:tc>
+        <w:tc>
+          <w:tcPr>
+            <w:tcW w:w="531" w:type="dxa"/>
+          </w:tcPr>
+          <w:p>
+            <w:pPr>
+              <w:spacing w:before="60"/>
+              <w:jc w:val="center"/>
+            </w:pPr>
+            <w:r>
+              <w:rPr>
+                <w:rFonts w:hint="eastAsia"/>
+              </w:rPr>
+              <w:t>110</w:t>
+            </w:r>
+          </w:p>
+        </w:tc>
+        <w:tc>
+          <w:tcPr>
+            <w:tcW w:w="945" w:type="dxa"/>
+          </w:tcPr>
+          <w:p>
+            <w:pPr>
+              <w:spacing w:before="60"/>
+              <w:jc w:val="center"/>
               <w:rPr>
                 <w:rFonts w:hint="eastAsia"/>
                 <w:color w:val="0000FF"/>
               </w:rPr>
-            </w:r>
-          </w:p>
-        </w:tc>
-        <w:tc>
-          <w:tcPr>
-            <w:tcW w:w="845" w:type="dxa"/>
-            <w:vAlign w:val="center"/>
+            </w:pPr>
+            <w:r>
+              <w:rPr>
+                <w:rFonts w:hint="eastAsia"/>
+                <w:color w:val="0000FF"/>
+              </w:rPr>
+              <w:t>{{lv.r110.rp}}</w:t>
+            </w:r>
+          </w:p>
+        </w:tc>
+        <w:tc>
+          <w:tcPr>
+            <w:tcW w:w="850" w:type="dxa"/>
           </w:tcPr>
           <w:p>
             <w:pPr>
               <w:spacing w:before="60"/>
               <w:jc w:val="center"/>
               <w:rPr>
-                <w:rFonts w:hAnsi="Wingdings" w:hint="eastAsia"/>
+                <w:rFonts w:hint="eastAsia"/>
                 <w:color w:val="0000FF"/>
               </w:rPr>
             </w:pPr>
             <w:r>
               <w:rPr>
-                <w:rFonts w:hAnsi="Wingdings" w:hint="eastAsia"/>
+                <w:rFonts w:hint="eastAsia"/>
                 <w:color w:val="0000FF"/>
               </w:rPr>
-              <w:t>{{lv.r102.judge}}</w:t>
-            </w:r>
-          </w:p>
-        </w:tc>
-        <w:tc>
-          <w:tcPr>
-            <w:tcW w:w="1552" w:type="dxa"/>
+              <w:t>{{lv.r110.rn}}</w:t>
+            </w:r>
+          </w:p>
+        </w:tc>
+        <w:tc>
+          <w:tcPr>
+            <w:tcW w:w="851" w:type="dxa"/>
+            <w:vAlign w:val="center"/>
+          </w:tcPr>
+          <w:p>
+            <w:pPr>
+              <w:spacing w:before="60"/>
+              <w:jc w:val="center"/>
+              <w:rPr>
+                <w:rFonts w:hAnsi="Wingdings" w:hint="eastAsia"/>
+                <w:color w:val="0000FF"/>
+              </w:rPr>
+            </w:pPr>
+            <w:r>
+              <w:rPr>
+                <w:rFonts w:hAnsi="Wingdings" w:hint="eastAsia"/>
+                <w:color w:val="0000FF"/>
+              </w:rPr>
+              <w:t>{{lv.r110.judge}}</w:t>
+            </w:r>
+          </w:p>
+        </w:tc>
+        <w:tc>
+          <w:tcPr>
+            <w:tcW w:w="2007" w:type="dxa"/>
+            <w:tcBorders>
+              <w:right w:val="single" w:sz="4" w:space="0" w:color="auto"/>
+            </w:tcBorders>
           </w:tcPr>
           <w:p>
             <w:pPr>
               <w:spacing w:before="60"/>
               <w:jc w:val="left"/>
-            </w:pPr>
-          </w:p>
-        </w:tc>
+              <w:rPr>
+                <w:color w:val="0000FF"/>
+              </w:rPr>
+            </w:pPr>
+          </w:p>
+        </w:tc>
+      </w:tr>
+      <w:tr>
         <w:tc>
           <w:tcPr>
             <w:tcW w:w="531" w:type="dxa"/>
+            <w:tcBorders>
+              <w:left w:val="single" w:sz="4" w:space="0" w:color="auto"/>
+            </w:tcBorders>
           </w:tcPr>
           <w:p>
             <w:pPr>
@@ -37896,51 +36969,145 @@
               <w:rPr>
                 <w:rFonts w:hint="eastAsia"/>
               </w:rPr>
-              <w:t>110</w:t>
-            </w:r>
-          </w:p>
-        </w:tc>
-        <w:tc>
-          <w:tcPr>
-            <w:tcW w:w="945" w:type="dxa"/>
+              <w:t>103</w:t>
+            </w:r>
+          </w:p>
+        </w:tc>
+        <w:tc>
+          <w:tcPr>
+            <w:tcW w:w="886" w:type="dxa"/>
           </w:tcPr>
           <w:p>
             <w:pPr>
               <w:spacing w:before="60"/>
               <w:jc w:val="center"/>
+              <w:rPr>
+                <w:color w:val="0000FF"/>
+              </w:rPr>
+            </w:pPr>
+            <w:r>
               <w:rPr>
                 <w:rFonts w:hint="eastAsia"/>
                 <w:color w:val="0000FF"/>
               </w:rPr>
-            </w:pPr>
-            <w:r>
+              <w:t>{{lv.r103.rp}}</w:t>
+            </w:r>
+          </w:p>
+        </w:tc>
+        <w:tc>
+          <w:tcPr>
+            <w:tcW w:w="806" w:type="dxa"/>
+          </w:tcPr>
+          <w:p>
+            <w:pPr>
+              <w:spacing w:before="60"/>
+              <w:jc w:val="center"/>
               <w:rPr>
                 <w:rFonts w:hint="eastAsia"/>
                 <w:color w:val="0000FF"/>
               </w:rPr>
-              <w:t>{{lv.r110.rp}}</w:t>
-            </w:r>
-          </w:p>
-        </w:tc>
-        <w:tc>
-          <w:tcPr>
-            <w:tcW w:w="850" w:type="dxa"/>
-          </w:tcPr>
-          <w:p>
-            <w:pPr>
-              <w:spacing w:before="60"/>
-              <w:jc w:val="center"/>
+            </w:pPr>
+            <w:r>
               <w:rPr>
                 <w:rFonts w:hint="eastAsia"/>
                 <w:color w:val="0000FF"/>
               </w:rPr>
-            </w:pPr>
-            <w:r>
+              <w:t>{{lv.r103.rn}}</w:t>
+            </w:r>
+          </w:p>
+        </w:tc>
+        <w:tc>
+          <w:tcPr>
+            <w:tcW w:w="845" w:type="dxa"/>
+            <w:vAlign w:val="center"/>
+          </w:tcPr>
+          <w:p>
+            <w:pPr>
+              <w:spacing w:before="60"/>
+              <w:jc w:val="center"/>
+              <w:rPr>
+                <w:rFonts w:hAnsi="Wingdings" w:hint="eastAsia"/>
+                <w:color w:val="0000FF"/>
+              </w:rPr>
+            </w:pPr>
+            <w:r>
+              <w:rPr>
+                <w:rFonts w:hAnsi="Wingdings" w:hint="eastAsia"/>
+                <w:color w:val="0000FF"/>
+              </w:rPr>
+              <w:t>{{lv.r103.judge}}</w:t>
+            </w:r>
+          </w:p>
+        </w:tc>
+        <w:tc>
+          <w:tcPr>
+            <w:tcW w:w="1552" w:type="dxa"/>
+          </w:tcPr>
+          <w:p>
+            <w:pPr>
+              <w:spacing w:before="60"/>
+              <w:jc w:val="left"/>
+            </w:pPr>
+          </w:p>
+        </w:tc>
+        <w:tc>
+          <w:tcPr>
+            <w:tcW w:w="531" w:type="dxa"/>
+          </w:tcPr>
+          <w:p>
+            <w:pPr>
+              <w:spacing w:before="60"/>
+              <w:jc w:val="center"/>
+            </w:pPr>
+            <w:r>
+              <w:rPr>
+                <w:rFonts w:hint="eastAsia"/>
+              </w:rPr>
+              <w:t>111</w:t>
+            </w:r>
+          </w:p>
+        </w:tc>
+        <w:tc>
+          <w:tcPr>
+            <w:tcW w:w="945" w:type="dxa"/>
+          </w:tcPr>
+          <w:p>
+            <w:pPr>
+              <w:spacing w:before="60"/>
+              <w:jc w:val="center"/>
               <w:rPr>
                 <w:rFonts w:hint="eastAsia"/>
                 <w:color w:val="0000FF"/>
               </w:rPr>
-              <w:t>{{lv.r110.rn}}</w:t>
+            </w:pPr>
+            <w:r>
+              <w:rPr>
+                <w:rFonts w:hint="eastAsia"/>
+                <w:color w:val="0000FF"/>
+              </w:rPr>
+              <w:t>{{lv.r111.rp}}</w:t>
+            </w:r>
+          </w:p>
+        </w:tc>
+        <w:tc>
+          <w:tcPr>
+            <w:tcW w:w="850" w:type="dxa"/>
+          </w:tcPr>
+          <w:p>
+            <w:pPr>
+              <w:spacing w:before="60"/>
+              <w:jc w:val="center"/>
+              <w:rPr>
+                <w:rFonts w:hint="eastAsia"/>
+                <w:color w:val="0000FF"/>
+              </w:rPr>
+            </w:pPr>
+            <w:r>
+              <w:rPr>
+                <w:rFonts w:hint="eastAsia"/>
+                <w:color w:val="0000FF"/>
+              </w:rPr>
+              <w:t>{{lv.r111.rn}}</w:t>
             </w:r>
           </w:p>
         </w:tc>
@@ -37963,7 +37130,7 @@
                 <w:rFonts w:hAnsi="Wingdings" w:hint="eastAsia"/>
                 <w:color w:val="0000FF"/>
               </w:rPr>
-              <w:t>{{lv.r110.judge}}</w:t>
+              <w:t>{{lv.r111.judge}}</w:t>
             </w:r>
           </w:p>
         </w:tc>
@@ -38002,7 +37169,7 @@
               <w:rPr>
                 <w:rFonts w:hint="eastAsia"/>
               </w:rPr>
-              <w:t>103</w:t>
+              <w:t>104</w:t>
             </w:r>
           </w:p>
         </w:tc>
@@ -38014,22 +37181,17 @@
             <w:pPr>
               <w:spacing w:before="60"/>
               <w:jc w:val="center"/>
-              <w:rPr>
-                <w:color w:val="0000FF"/>
-              </w:rPr>
-            </w:pPr>
-            <w:r>
               <w:rPr>
                 <w:rFonts w:hint="eastAsia"/>
                 <w:color w:val="0000FF"/>
               </w:rPr>
-              <w:t>{{lv.r103.rp}}</w:t>
-            </w:r>
+            </w:pPr>
             <w:r>
               <w:rPr>
                 <w:rFonts w:hint="eastAsia"/>
                 <w:color w:val="0000FF"/>
               </w:rPr>
+              <w:t>{{lv.r104.rp}}</w:t>
             </w:r>
           </w:p>
         </w:tc>
@@ -38051,7 +37213,7 @@
                 <w:rFonts w:hint="eastAsia"/>
                 <w:color w:val="0000FF"/>
               </w:rPr>
-              <w:t>{{lv.r103.rn}}</w:t>
+              <w:t>{{lv.r104.rn}}</w:t>
             </w:r>
           </w:p>
         </w:tc>
@@ -38074,7 +37236,7 @@
                 <w:rFonts w:hAnsi="Wingdings" w:hint="eastAsia"/>
                 <w:color w:val="0000FF"/>
               </w:rPr>
-              <w:t>{{lv.r103.judge}}</w:t>
+              <w:t>{{lv.r104.judge}}</w:t>
             </w:r>
           </w:p>
         </w:tc>
@@ -38102,7 +37264,7 @@
               <w:rPr>
                 <w:rFonts w:hint="eastAsia"/>
               </w:rPr>
-              <w:t>111</w:t>
+              <w:t>112</w:t>
             </w:r>
           </w:p>
         </w:tc>
@@ -38124,7 +37286,7 @@
                 <w:rFonts w:hint="eastAsia"/>
                 <w:color w:val="0000FF"/>
               </w:rPr>
-              <w:t>{{lv.r111.rp}}</w:t>
+              <w:t>{{lv.r112.rp}}</w:t>
             </w:r>
           </w:p>
         </w:tc>
@@ -38146,7 +37308,7 @@
                 <w:rFonts w:hint="eastAsia"/>
                 <w:color w:val="0000FF"/>
               </w:rPr>
-              <w:t>{{lv.r111.rn}}</w:t>
+              <w:t>{{lv.r112.rn}}</w:t>
             </w:r>
           </w:p>
         </w:tc>
@@ -38169,7 +37331,7 @@
                 <w:rFonts w:hAnsi="Wingdings" w:hint="eastAsia"/>
                 <w:color w:val="0000FF"/>
               </w:rPr>
-              <w:t>{{lv.r111.judge}}</w:t>
+              <w:t>{{lv.r112.judge}}</w:t>
             </w:r>
           </w:p>
         </w:tc>
@@ -38208,7 +37370,7 @@
               <w:rPr>
                 <w:rFonts w:hint="eastAsia"/>
               </w:rPr>
-              <w:t>104</w:t>
+              <w:t>105</w:t>
             </w:r>
           </w:p>
         </w:tc>
@@ -38230,7 +37392,7 @@
                 <w:rFonts w:hint="eastAsia"/>
                 <w:color w:val="0000FF"/>
               </w:rPr>
-              <w:t>{{lv.r104.rp}}</w:t>
+              <w:t>{{lv.r105.rp}}</w:t>
             </w:r>
           </w:p>
         </w:tc>
@@ -38252,7 +37414,7 @@
                 <w:rFonts w:hint="eastAsia"/>
                 <w:color w:val="0000FF"/>
               </w:rPr>
-              <w:t>{{lv.r104.rn}}</w:t>
+              <w:t>{{lv.r105.rn}}</w:t>
             </w:r>
           </w:p>
         </w:tc>
@@ -38275,7 +37437,7 @@
                 <w:rFonts w:hAnsi="Wingdings" w:hint="eastAsia"/>
                 <w:color w:val="0000FF"/>
               </w:rPr>
-              <w:t>{{lv.r104.judge}}</w:t>
+              <w:t>{{lv.r105.judge}}</w:t>
             </w:r>
           </w:p>
         </w:tc>
@@ -38303,7 +37465,7 @@
               <w:rPr>
                 <w:rFonts w:hint="eastAsia"/>
               </w:rPr>
-              <w:t>112</w:t>
+              <w:t>113</w:t>
             </w:r>
           </w:p>
         </w:tc>
@@ -38325,7 +37487,7 @@
                 <w:rFonts w:hint="eastAsia"/>
                 <w:color w:val="0000FF"/>
               </w:rPr>
-              <w:t>{{lv.r112.rp}}</w:t>
+              <w:t>{{lv.r113.rp}}</w:t>
             </w:r>
           </w:p>
         </w:tc>
@@ -38347,7 +37509,7 @@
                 <w:rFonts w:hint="eastAsia"/>
                 <w:color w:val="0000FF"/>
               </w:rPr>
-              <w:t>{{lv.r112.rn}}</w:t>
+              <w:t>{{lv.r113.rn}}</w:t>
             </w:r>
           </w:p>
         </w:tc>
@@ -38370,7 +37532,7 @@
                 <w:rFonts w:hAnsi="Wingdings" w:hint="eastAsia"/>
                 <w:color w:val="0000FF"/>
               </w:rPr>
-              <w:t>{{lv.r112.judge}}</w:t>
+              <w:t>{{lv.r113.judge}}</w:t>
             </w:r>
           </w:p>
         </w:tc>
@@ -38409,7 +37571,7 @@
               <w:rPr>
                 <w:rFonts w:hint="eastAsia"/>
               </w:rPr>
-              <w:t>105</w:t>
+              <w:t>106</w:t>
             </w:r>
           </w:p>
         </w:tc>
@@ -38421,79 +37583,184 @@
             <w:pPr>
               <w:spacing w:before="60"/>
               <w:jc w:val="center"/>
+              <w:rPr>
+                <w:color w:val="0000FF"/>
+              </w:rPr>
+            </w:pPr>
+            <w:r>
               <w:rPr>
                 <w:rFonts w:hint="eastAsia"/>
                 <w:color w:val="0000FF"/>
               </w:rPr>
-            </w:pPr>
-            <w:r>
+              <w:t>{{lv.r106.rp}}</w:t>
+            </w:r>
+          </w:p>
+        </w:tc>
+        <w:tc>
+          <w:tcPr>
+            <w:tcW w:w="806" w:type="dxa"/>
+          </w:tcPr>
+          <w:p>
+            <w:pPr>
+              <w:spacing w:before="60"/>
+              <w:jc w:val="center"/>
               <w:rPr>
                 <w:rFonts w:hint="eastAsia"/>
                 <w:color w:val="0000FF"/>
               </w:rPr>
-              <w:t>{{lv.r105.rp}}</w:t>
-            </w:r>
-          </w:p>
-        </w:tc>
-        <w:tc>
-          <w:tcPr>
-            <w:tcW w:w="806" w:type="dxa"/>
-          </w:tcPr>
-          <w:p>
-            <w:pPr>
-              <w:spacing w:before="60"/>
-              <w:jc w:val="center"/>
+            </w:pPr>
+            <w:r>
               <w:rPr>
                 <w:rFonts w:hint="eastAsia"/>
                 <w:color w:val="0000FF"/>
               </w:rPr>
-            </w:pPr>
-            <w:r>
+              <w:t>{{lv.r106.rn}}</w:t>
+            </w:r>
+          </w:p>
+        </w:tc>
+        <w:tc>
+          <w:tcPr>
+            <w:tcW w:w="845" w:type="dxa"/>
+            <w:vAlign w:val="center"/>
+          </w:tcPr>
+          <w:p>
+            <w:pPr>
+              <w:spacing w:before="60"/>
+              <w:jc w:val="center"/>
+              <w:rPr>
+                <w:rFonts w:hAnsi="Wingdings" w:hint="eastAsia"/>
+                <w:color w:val="0000FF"/>
+              </w:rPr>
+            </w:pPr>
+            <w:r>
+              <w:rPr>
+                <w:rFonts w:hAnsi="Wingdings" w:hint="eastAsia"/>
+                <w:color w:val="0000FF"/>
+              </w:rPr>
+              <w:t>{{lv.r106.judge}}</w:t>
+            </w:r>
+          </w:p>
+        </w:tc>
+        <w:tc>
+          <w:tcPr>
+            <w:tcW w:w="1552" w:type="dxa"/>
+          </w:tcPr>
+          <w:p>
+            <w:pPr>
+              <w:spacing w:before="60"/>
+              <w:jc w:val="left"/>
+            </w:pPr>
+          </w:p>
+        </w:tc>
+        <w:tc>
+          <w:tcPr>
+            <w:tcW w:w="531" w:type="dxa"/>
+          </w:tcPr>
+          <w:p>
+            <w:pPr>
+              <w:spacing w:before="60"/>
+              <w:jc w:val="center"/>
+            </w:pPr>
+            <w:r>
+              <w:rPr>
+                <w:rFonts w:hint="eastAsia"/>
+              </w:rPr>
+              <w:t>114</w:t>
+            </w:r>
+          </w:p>
+        </w:tc>
+        <w:tc>
+          <w:tcPr>
+            <w:tcW w:w="945" w:type="dxa"/>
+          </w:tcPr>
+          <w:p>
+            <w:pPr>
+              <w:spacing w:before="60"/>
+              <w:jc w:val="center"/>
               <w:rPr>
                 <w:rFonts w:hint="eastAsia"/>
                 <w:color w:val="0000FF"/>
               </w:rPr>
-              <w:t>{{lv.r105.rn}}</w:t>
-            </w:r>
-          </w:p>
-        </w:tc>
-        <w:tc>
-          <w:tcPr>
-            <w:tcW w:w="845" w:type="dxa"/>
-            <w:vAlign w:val="center"/>
+            </w:pPr>
+            <w:r>
+              <w:rPr>
+                <w:rFonts w:hint="eastAsia"/>
+                <w:color w:val="0000FF"/>
+              </w:rPr>
+              <w:t>{{lv.r114.rp}}</w:t>
+            </w:r>
+          </w:p>
+        </w:tc>
+        <w:tc>
+          <w:tcPr>
+            <w:tcW w:w="850" w:type="dxa"/>
           </w:tcPr>
           <w:p>
             <w:pPr>
               <w:spacing w:before="60"/>
               <w:jc w:val="center"/>
               <w:rPr>
-                <w:rFonts w:hAnsi="Wingdings" w:hint="eastAsia"/>
+                <w:rFonts w:hint="eastAsia"/>
                 <w:color w:val="0000FF"/>
               </w:rPr>
             </w:pPr>
             <w:r>
               <w:rPr>
-                <w:rFonts w:hAnsi="Wingdings" w:hint="eastAsia"/>
+                <w:rFonts w:hint="eastAsia"/>
                 <w:color w:val="0000FF"/>
               </w:rPr>
-              <w:t>{{lv.r105.judge}}</w:t>
-            </w:r>
-          </w:p>
-        </w:tc>
-        <w:tc>
-          <w:tcPr>
-            <w:tcW w:w="1552" w:type="dxa"/>
+              <w:t>{{lv.r114.rn}}</w:t>
+            </w:r>
+          </w:p>
+        </w:tc>
+        <w:tc>
+          <w:tcPr>
+            <w:tcW w:w="851" w:type="dxa"/>
+            <w:vAlign w:val="center"/>
+          </w:tcPr>
+          <w:p>
+            <w:pPr>
+              <w:spacing w:before="60"/>
+              <w:jc w:val="center"/>
+              <w:rPr>
+                <w:rFonts w:hAnsi="Wingdings" w:hint="eastAsia"/>
+                <w:color w:val="0000FF"/>
+              </w:rPr>
+            </w:pPr>
+            <w:r>
+              <w:rPr>
+                <w:rFonts w:hAnsi="Wingdings" w:hint="eastAsia"/>
+                <w:color w:val="0000FF"/>
+              </w:rPr>
+              <w:t>{{lv.r114.judge}}</w:t>
+            </w:r>
+          </w:p>
+        </w:tc>
+        <w:tc>
+          <w:tcPr>
+            <w:tcW w:w="2007" w:type="dxa"/>
+            <w:tcBorders>
+              <w:right w:val="single" w:sz="4" w:space="0" w:color="auto"/>
+            </w:tcBorders>
           </w:tcPr>
           <w:p>
             <w:pPr>
               <w:spacing w:before="60"/>
               <w:jc w:val="left"/>
-            </w:pPr>
-          </w:p>
-        </w:tc>
+              <w:rPr>
+                <w:color w:val="0000FF"/>
+              </w:rPr>
+            </w:pPr>
+          </w:p>
+        </w:tc>
+      </w:tr>
+      <w:tr>
         <w:tc>
           <w:tcPr>
             <w:tcW w:w="531" w:type="dxa"/>
+            <w:tcBorders>
+              <w:left w:val="single" w:sz="4" w:space="0" w:color="auto"/>
+            </w:tcBorders>
           </w:tcPr>
           <w:p>
             <w:pPr>
@@ -38504,88 +37771,178 @@
               <w:rPr>
                 <w:rFonts w:hint="eastAsia"/>
               </w:rPr>
-              <w:t>113</w:t>
-            </w:r>
-          </w:p>
-        </w:tc>
-        <w:tc>
-          <w:tcPr>
-            <w:tcW w:w="945" w:type="dxa"/>
+              <w:t>107</w:t>
+            </w:r>
+          </w:p>
+        </w:tc>
+        <w:tc>
+          <w:tcPr>
+            <w:tcW w:w="886" w:type="dxa"/>
           </w:tcPr>
           <w:p>
             <w:pPr>
               <w:spacing w:before="60"/>
               <w:jc w:val="center"/>
+              <w:rPr>
+                <w:color w:val="0000FF"/>
+              </w:rPr>
+            </w:pPr>
+            <w:r>
               <w:rPr>
                 <w:rFonts w:hint="eastAsia"/>
                 <w:color w:val="0000FF"/>
               </w:rPr>
-            </w:pPr>
-            <w:r>
+              <w:t>{{lv.r107.rp}}</w:t>
+            </w:r>
+          </w:p>
+        </w:tc>
+        <w:tc>
+          <w:tcPr>
+            <w:tcW w:w="806" w:type="dxa"/>
+          </w:tcPr>
+          <w:p>
+            <w:pPr>
+              <w:spacing w:before="60"/>
+              <w:jc w:val="center"/>
               <w:rPr>
                 <w:rFonts w:hint="eastAsia"/>
                 <w:color w:val="0000FF"/>
               </w:rPr>
-              <w:t>{{lv.r113.rp}}</w:t>
-            </w:r>
-          </w:p>
-        </w:tc>
-        <w:tc>
-          <w:tcPr>
-            <w:tcW w:w="850" w:type="dxa"/>
-          </w:tcPr>
-          <w:p>
-            <w:pPr>
-              <w:spacing w:before="60"/>
-              <w:jc w:val="center"/>
+            </w:pPr>
+            <w:r>
               <w:rPr>
                 <w:rFonts w:hint="eastAsia"/>
                 <w:color w:val="0000FF"/>
               </w:rPr>
+              <w:t>{{lv.r107.rn}}</w:t>
+            </w:r>
+          </w:p>
+        </w:tc>
+        <w:tc>
+          <w:tcPr>
+            <w:tcW w:w="845" w:type="dxa"/>
+          </w:tcPr>
+          <w:p>
+            <w:pPr>
+              <w:spacing w:before="60"/>
+              <w:jc w:val="center"/>
+              <w:rPr>
+                <w:color w:val="0000FF"/>
+              </w:rPr>
             </w:pPr>
             <w:r>
               <w:rPr>
                 <w:rFonts w:hint="eastAsia"/>
                 <w:color w:val="0000FF"/>
               </w:rPr>
-              <w:t>{{lv.r113.rn}}</w:t>
-            </w:r>
-          </w:p>
-        </w:tc>
-        <w:tc>
-          <w:tcPr>
-            <w:tcW w:w="851" w:type="dxa"/>
-            <w:vAlign w:val="center"/>
-          </w:tcPr>
-          <w:p>
-            <w:pPr>
-              <w:spacing w:before="60"/>
-              <w:jc w:val="center"/>
-              <w:rPr>
-                <w:rFonts w:hAnsi="Wingdings" w:hint="eastAsia"/>
-                <w:color w:val="0000FF"/>
-              </w:rPr>
-            </w:pPr>
-            <w:r>
-              <w:rPr>
-                <w:rFonts w:hAnsi="Wingdings" w:hint="eastAsia"/>
-                <w:color w:val="0000FF"/>
-              </w:rPr>
-              <w:t>{{lv.r113.judge}}</w:t>
-            </w:r>
-          </w:p>
-        </w:tc>
-        <w:tc>
-          <w:tcPr>
-            <w:tcW w:w="2007" w:type="dxa"/>
-            <w:tcBorders>
-              <w:right w:val="single" w:sz="4" w:space="0" w:color="auto"/>
-            </w:tcBorders>
+              <w:t>{{lv.r107.judge}}</w:t>
+            </w:r>
+          </w:p>
+        </w:tc>
+        <w:tc>
+          <w:tcPr>
+            <w:tcW w:w="1552" w:type="dxa"/>
           </w:tcPr>
           <w:p>
             <w:pPr>
               <w:spacing w:before="60"/>
               <w:jc w:val="left"/>
+            </w:pPr>
+          </w:p>
+        </w:tc>
+        <w:tc>
+          <w:tcPr>
+            <w:tcW w:w="531" w:type="dxa"/>
+          </w:tcPr>
+          <w:p>
+            <w:pPr>
+              <w:spacing w:before="60"/>
+              <w:jc w:val="center"/>
+            </w:pPr>
+            <w:r>
+              <w:rPr>
+                <w:rFonts w:hint="eastAsia"/>
+              </w:rPr>
+              <w:t>115</w:t>
+            </w:r>
+          </w:p>
+        </w:tc>
+        <w:tc>
+          <w:tcPr>
+            <w:tcW w:w="945" w:type="dxa"/>
+          </w:tcPr>
+          <w:p>
+            <w:pPr>
+              <w:spacing w:before="60"/>
+              <w:jc w:val="center"/>
+              <w:rPr>
+                <w:rFonts w:hint="eastAsia"/>
+                <w:color w:val="0000FF"/>
+              </w:rPr>
+            </w:pPr>
+            <w:r>
+              <w:rPr>
+                <w:rFonts w:hint="eastAsia"/>
+                <w:color w:val="0000FF"/>
+              </w:rPr>
+              <w:t>{{lv.r115.rp}}</w:t>
+            </w:r>
+          </w:p>
+        </w:tc>
+        <w:tc>
+          <w:tcPr>
+            <w:tcW w:w="850" w:type="dxa"/>
+          </w:tcPr>
+          <w:p>
+            <w:pPr>
+              <w:spacing w:before="60"/>
+              <w:jc w:val="center"/>
+              <w:rPr>
+                <w:rFonts w:hint="eastAsia"/>
+                <w:color w:val="0000FF"/>
+              </w:rPr>
+            </w:pPr>
+            <w:r>
+              <w:rPr>
+                <w:rFonts w:hint="eastAsia"/>
+                <w:color w:val="0000FF"/>
+              </w:rPr>
+              <w:t>{{lv.r115.rn}}</w:t>
+            </w:r>
+          </w:p>
+        </w:tc>
+        <w:tc>
+          <w:tcPr>
+            <w:tcW w:w="851" w:type="dxa"/>
+          </w:tcPr>
+          <w:p>
+            <w:pPr>
+              <w:spacing w:before="60"/>
+              <w:jc w:val="center"/>
+              <w:rPr>
+                <w:color w:val="0000FF"/>
+              </w:rPr>
+            </w:pPr>
+            <w:r>
+              <w:rPr>
+                <w:rFonts w:hint="eastAsia"/>
+                <w:color w:val="0000FF"/>
+              </w:rPr>
+              <w:t>{{lv.r115.judge}}</w:t>
+            </w:r>
+          </w:p>
+        </w:tc>
+        <w:tc>
+          <w:tcPr>
+            <w:tcW w:w="2007" w:type="dxa"/>
+            <w:tcBorders>
+              <w:right w:val="single" w:sz="4" w:space="0" w:color="auto"/>
+            </w:tcBorders>
+          </w:tcPr>
+          <w:p>
+            <w:pPr>
+              <w:spacing w:before="60"/>
+              <w:jc w:val="left"/>
               <w:rPr>
                 <w:color w:val="0000FF"/>
               </w:rPr>
@@ -38599,6 +37956,7 @@
             <w:tcW w:w="531" w:type="dxa"/>
             <w:tcBorders>
               <w:left w:val="single" w:sz="4" w:space="0" w:color="auto"/>
+              <w:bottom w:val="single" w:sz="4" w:space="0" w:color="auto"/>
             </w:tcBorders>
           </w:tcPr>
           <w:p>
@@ -38610,13 +37968,16 @@
               <w:rPr>
                 <w:rFonts w:hint="eastAsia"/>
               </w:rPr>
-              <w:t>106</w:t>
+              <w:t>108</w:t>
             </w:r>
           </w:p>
         </w:tc>
         <w:tc>
           <w:tcPr>
             <w:tcW w:w="886" w:type="dxa"/>
+            <w:tcBorders>
+              <w:bottom w:val="single" w:sz="4" w:space="0" w:color="auto"/>
+            </w:tcBorders>
           </w:tcPr>
           <w:p>
             <w:pPr>
@@ -38631,425 +37992,7 @@
                 <w:rFonts w:hint="eastAsia"/>
                 <w:color w:val="0000FF"/>
               </w:rPr>
-              <w:t>{{lv.r106.rp}}</w:t>
-            </w:r>
-            <w:r>
-              <w:rPr>
-                <w:rFonts w:hint="eastAsia"/>
-                <w:color w:val="0000FF"/>
-              </w:rPr>
-            </w:r>
-          </w:p>
-        </w:tc>
-        <w:tc>
-          <w:tcPr>
-            <w:tcW w:w="806" w:type="dxa"/>
-          </w:tcPr>
-          <w:p>
-            <w:pPr>
-              <w:spacing w:before="60"/>
-              <w:jc w:val="center"/>
-              <w:rPr>
-                <w:rFonts w:hint="eastAsia"/>
-                <w:color w:val="0000FF"/>
-              </w:rPr>
-            </w:pPr>
-            <w:r>
-              <w:rPr>
-                <w:rFonts w:hint="eastAsia"/>
-                <w:color w:val="0000FF"/>
-              </w:rPr>
-              <w:t>{{lv.r106.rn}}</w:t>
-            </w:r>
-          </w:p>
-        </w:tc>
-        <w:tc>
-          <w:tcPr>
-            <w:tcW w:w="845" w:type="dxa"/>
-            <w:vAlign w:val="center"/>
-          </w:tcPr>
-          <w:p>
-            <w:pPr>
-              <w:spacing w:before="60"/>
-              <w:jc w:val="center"/>
-              <w:rPr>
-                <w:rFonts w:hAnsi="Wingdings" w:hint="eastAsia"/>
-                <w:color w:val="0000FF"/>
-              </w:rPr>
-            </w:pPr>
-            <w:r>
-              <w:rPr>
-                <w:rFonts w:hAnsi="Wingdings" w:hint="eastAsia"/>
-                <w:color w:val="0000FF"/>
-              </w:rPr>
-              <w:t>{{lv.r106.judge}}</w:t>
-            </w:r>
-          </w:p>
-        </w:tc>
-        <w:tc>
-          <w:tcPr>
-            <w:tcW w:w="1552" w:type="dxa"/>
-          </w:tcPr>
-          <w:p>
-            <w:pPr>
-              <w:spacing w:before="60"/>
-              <w:jc w:val="left"/>
-            </w:pPr>
-          </w:p>
-        </w:tc>
-        <w:tc>
-          <w:tcPr>
-            <w:tcW w:w="531" w:type="dxa"/>
-          </w:tcPr>
-          <w:p>
-            <w:pPr>
-              <w:spacing w:before="60"/>
-              <w:jc w:val="center"/>
-            </w:pPr>
-            <w:r>
-              <w:rPr>
-                <w:rFonts w:hint="eastAsia"/>
-              </w:rPr>
-              <w:t>114</w:t>
-            </w:r>
-          </w:p>
-        </w:tc>
-        <w:tc>
-          <w:tcPr>
-            <w:tcW w:w="945" w:type="dxa"/>
-          </w:tcPr>
-          <w:p>
-            <w:pPr>
-              <w:spacing w:before="60"/>
-              <w:jc w:val="center"/>
-              <w:rPr>
-                <w:rFonts w:hint="eastAsia"/>
-                <w:color w:val="0000FF"/>
-              </w:rPr>
-            </w:pPr>
-            <w:r>
-              <w:rPr>
-                <w:rFonts w:hint="eastAsia"/>
-                <w:color w:val="0000FF"/>
-              </w:rPr>
-              <w:t>{{lv.r114.rp}}</w:t>
-            </w:r>
-          </w:p>
-        </w:tc>
-        <w:tc>
-          <w:tcPr>
-            <w:tcW w:w="850" w:type="dxa"/>
-          </w:tcPr>
-          <w:p>
-            <w:pPr>
-              <w:spacing w:before="60"/>
-              <w:jc w:val="center"/>
-              <w:rPr>
-                <w:rFonts w:hint="eastAsia"/>
-                <w:color w:val="0000FF"/>
-              </w:rPr>
-            </w:pPr>
-            <w:r>
-              <w:rPr>
-                <w:rFonts w:hint="eastAsia"/>
-                <w:color w:val="0000FF"/>
-              </w:rPr>
-              <w:t>{{lv.r114.rn}}</w:t>
-            </w:r>
-          </w:p>
-        </w:tc>
-        <w:tc>
-          <w:tcPr>
-            <w:tcW w:w="851" w:type="dxa"/>
-            <w:vAlign w:val="center"/>
-          </w:tcPr>
-          <w:p>
-            <w:pPr>
-              <w:spacing w:before="60"/>
-              <w:jc w:val="center"/>
-              <w:rPr>
-                <w:rFonts w:hAnsi="Wingdings" w:hint="eastAsia"/>
-                <w:color w:val="0000FF"/>
-              </w:rPr>
-            </w:pPr>
-            <w:r>
-              <w:rPr>
-                <w:rFonts w:hAnsi="Wingdings" w:hint="eastAsia"/>
-                <w:color w:val="0000FF"/>
-              </w:rPr>
-              <w:t>{{lv.r114.judge}}</w:t>
-            </w:r>
-          </w:p>
-        </w:tc>
-        <w:tc>
-          <w:tcPr>
-            <w:tcW w:w="2007" w:type="dxa"/>
-            <w:tcBorders>
-              <w:right w:val="single" w:sz="4" w:space="0" w:color="auto"/>
-            </w:tcBorders>
-          </w:tcPr>
-          <w:p>
-            <w:pPr>
-              <w:spacing w:before="60"/>
-              <w:jc w:val="left"/>
-              <w:rPr>
-                <w:color w:val="0000FF"/>
-              </w:rPr>
-            </w:pPr>
-          </w:p>
-        </w:tc>
-      </w:tr>
-      <w:tr>
-        <w:tc>
-          <w:tcPr>
-            <w:tcW w:w="531" w:type="dxa"/>
-            <w:tcBorders>
-              <w:left w:val="single" w:sz="4" w:space="0" w:color="auto"/>
-            </w:tcBorders>
-          </w:tcPr>
-          <w:p>
-            <w:pPr>
-              <w:spacing w:before="60"/>
-              <w:jc w:val="center"/>
-            </w:pPr>
-            <w:r>
-              <w:rPr>
-                <w:rFonts w:hint="eastAsia"/>
-              </w:rPr>
-              <w:t>107</w:t>
-            </w:r>
-          </w:p>
-        </w:tc>
-        <w:tc>
-          <w:tcPr>
-            <w:tcW w:w="886" w:type="dxa"/>
-          </w:tcPr>
-          <w:p>
-            <w:pPr>
-              <w:spacing w:before="60"/>
-              <w:jc w:val="center"/>
-              <w:rPr>
-                <w:color w:val="0000FF"/>
-              </w:rPr>
-            </w:pPr>
-            <w:r>
-              <w:rPr>
-                <w:rFonts w:hint="eastAsia"/>
-                <w:color w:val="0000FF"/>
-              </w:rPr>
-              <w:t>{{lv.r107.rp}}</w:t>
-            </w:r>
-            <w:r>
-              <w:rPr>
-                <w:rFonts w:hint="eastAsia"/>
-                <w:color w:val="0000FF"/>
-              </w:rPr>
-            </w:r>
-          </w:p>
-        </w:tc>
-        <w:tc>
-          <w:tcPr>
-            <w:tcW w:w="806" w:type="dxa"/>
-          </w:tcPr>
-          <w:p>
-            <w:pPr>
-              <w:spacing w:before="60"/>
-              <w:jc w:val="center"/>
-              <w:rPr>
-                <w:rFonts w:hint="eastAsia"/>
-                <w:color w:val="0000FF"/>
-              </w:rPr>
-            </w:pPr>
-            <w:r>
-              <w:rPr>
-                <w:rFonts w:hint="eastAsia"/>
-                <w:color w:val="0000FF"/>
-              </w:rPr>
-              <w:t>{{lv.r107.rn}}</w:t>
-            </w:r>
-          </w:p>
-        </w:tc>
-        <w:tc>
-          <w:tcPr>
-            <w:tcW w:w="845" w:type="dxa"/>
-          </w:tcPr>
-          <w:p>
-            <w:pPr>
-              <w:spacing w:before="60"/>
-              <w:jc w:val="center"/>
-              <w:rPr>
-                <w:color w:val="0000FF"/>
-              </w:rPr>
-            </w:pPr>
-            <w:r>
-              <w:rPr>
-                <w:rFonts w:hint="eastAsia"/>
-                <w:color w:val="0000FF"/>
-              </w:rPr>
-              <w:t>{{lv.r107.judge}}</w:t>
-            </w:r>
-          </w:p>
-        </w:tc>
-        <w:tc>
-          <w:tcPr>
-            <w:tcW w:w="1552" w:type="dxa"/>
-          </w:tcPr>
-          <w:p>
-            <w:pPr>
-              <w:spacing w:before="60"/>
-              <w:jc w:val="left"/>
-            </w:pPr>
-          </w:p>
-        </w:tc>
-        <w:tc>
-          <w:tcPr>
-            <w:tcW w:w="531" w:type="dxa"/>
-          </w:tcPr>
-          <w:p>
-            <w:pPr>
-              <w:spacing w:before="60"/>
-              <w:jc w:val="center"/>
-            </w:pPr>
-            <w:r>
-              <w:rPr>
-                <w:rFonts w:hint="eastAsia"/>
-              </w:rPr>
-              <w:t>115</w:t>
-            </w:r>
-          </w:p>
-        </w:tc>
-        <w:tc>
-          <w:tcPr>
-            <w:tcW w:w="945" w:type="dxa"/>
-          </w:tcPr>
-          <w:p>
-            <w:pPr>
-              <w:spacing w:before="60"/>
-              <w:jc w:val="center"/>
-              <w:rPr>
-                <w:rFonts w:hint="eastAsia"/>
-                <w:color w:val="0000FF"/>
-              </w:rPr>
-            </w:pPr>
-            <w:r>
-              <w:rPr>
-                <w:rFonts w:hint="eastAsia"/>
-                <w:color w:val="0000FF"/>
-              </w:rPr>
-              <w:t>{{lv.r115.rp}}</w:t>
-            </w:r>
-          </w:p>
-        </w:tc>
-        <w:tc>
-          <w:tcPr>
-            <w:tcW w:w="850" w:type="dxa"/>
-          </w:tcPr>
-          <w:p>
-            <w:pPr>
-              <w:spacing w:before="60"/>
-              <w:jc w:val="center"/>
-              <w:rPr>
-                <w:rFonts w:hint="eastAsia"/>
-                <w:color w:val="0000FF"/>
-              </w:rPr>
-            </w:pPr>
-            <w:r>
-              <w:rPr>
-                <w:rFonts w:hint="eastAsia"/>
-                <w:color w:val="0000FF"/>
-              </w:rPr>
-              <w:t>{{lv.r115.rn}}</w:t>
-            </w:r>
-          </w:p>
-        </w:tc>
-        <w:tc>
-          <w:tcPr>
-            <w:tcW w:w="851" w:type="dxa"/>
-          </w:tcPr>
-          <w:p>
-            <w:pPr>
-              <w:spacing w:before="60"/>
-              <w:jc w:val="center"/>
-              <w:rPr>
-                <w:color w:val="0000FF"/>
-              </w:rPr>
-            </w:pPr>
-            <w:r>
-              <w:rPr>
-                <w:rFonts w:hint="eastAsia"/>
-                <w:color w:val="0000FF"/>
-              </w:rPr>
-              <w:t>{{lv.r115.judge}}</w:t>
-            </w:r>
-          </w:p>
-        </w:tc>
-        <w:tc>
-          <w:tcPr>
-            <w:tcW w:w="2007" w:type="dxa"/>
-            <w:tcBorders>
-              <w:right w:val="single" w:sz="4" w:space="0" w:color="auto"/>
-            </w:tcBorders>
-          </w:tcPr>
-          <w:p>
-            <w:pPr>
-              <w:spacing w:before="60"/>
-              <w:jc w:val="left"/>
-              <w:rPr>
-                <w:color w:val="0000FF"/>
-              </w:rPr>
-            </w:pPr>
-          </w:p>
-        </w:tc>
-      </w:tr>
-      <w:tr>
-        <w:tc>
-          <w:tcPr>
-            <w:tcW w:w="531" w:type="dxa"/>
-            <w:tcBorders>
-              <w:left w:val="single" w:sz="4" w:space="0" w:color="auto"/>
-              <w:bottom w:val="single" w:sz="4" w:space="0" w:color="auto"/>
-            </w:tcBorders>
-          </w:tcPr>
-          <w:p>
-            <w:pPr>
-              <w:spacing w:before="60"/>
-              <w:jc w:val="center"/>
-            </w:pPr>
-            <w:r>
-              <w:rPr>
-                <w:rFonts w:hint="eastAsia"/>
-              </w:rPr>
-              <w:t>108</w:t>
-            </w:r>
-          </w:p>
-        </w:tc>
-        <w:tc>
-          <w:tcPr>
-            <w:tcW w:w="886" w:type="dxa"/>
-            <w:tcBorders>
-              <w:bottom w:val="single" w:sz="4" w:space="0" w:color="auto"/>
-            </w:tcBorders>
-          </w:tcPr>
-          <w:p>
-            <w:pPr>
-              <w:spacing w:before="60"/>
-              <w:jc w:val="center"/>
-              <w:rPr>
-                <w:color w:val="0000FF"/>
-              </w:rPr>
-            </w:pPr>
-            <w:r>
-              <w:rPr>
-                <w:rFonts w:hint="eastAsia"/>
-                <w:color w:val="0000FF"/>
-              </w:rPr>
               <w:t>{{lv.r108.rp}}</w:t>
-            </w:r>
-            <w:r>
-              <w:rPr>
-                <w:rFonts w:hint="eastAsia"/>
-                <w:color w:val="0000FF"/>
-              </w:rPr>
             </w:r>
           </w:p>
         </w:tc>
@@ -39369,168 +38312,168 @@
       </w:pPr>
       <w:r>
         <w:rPr>
-          <w:rFonts w:ascii="Yu Gothic" w:eastAsia="Yu Gothic" w:hAnsi="Yu Gothic" w:hint="eastAsia"/>
+          <w:rFonts w:ascii="ＭＳ ゴシック" w:eastAsia="ＭＳ ゴシック" w:hAnsi="ＭＳ ゴシック" w:hint="eastAsia"/>
           <w:sz w:val="20"/>
         </w:rPr>
         <w:t>(</w:t>
       </w:r>
       <w:r>
         <w:rPr>
-          <w:rFonts w:ascii="Yu Gothic" w:eastAsia="Yu Gothic" w:hAnsi="Yu Gothic" w:hint="eastAsia"/>
+          <w:rFonts w:ascii="ＭＳ ゴシック" w:eastAsia="ＭＳ ゴシック" w:hAnsi="ＭＳ ゴシック" w:hint="eastAsia"/>
           <w:sz w:val="20"/>
         </w:rPr>
         <w:t>一社</w:t>
       </w:r>
       <w:r>
         <w:rPr>
-          <w:rFonts w:ascii="Yu Gothic" w:eastAsia="Yu Gothic" w:hAnsi="Yu Gothic" w:hint="eastAsia"/>
+          <w:rFonts w:ascii="ＭＳ ゴシック" w:eastAsia="ＭＳ ゴシック" w:hAnsi="ＭＳ ゴシック" w:hint="eastAsia"/>
           <w:sz w:val="20"/>
         </w:rPr>
         <w:t>)</w:t>
       </w:r>
       <w:r>
         <w:rPr>
-          <w:rFonts w:ascii="Yu Gothic" w:eastAsia="Yu Gothic" w:hAnsi="Yu Gothic" w:hint="eastAsia"/>
+          <w:rFonts w:ascii="ＭＳ ゴシック" w:eastAsia="ＭＳ ゴシック" w:hAnsi="ＭＳ ゴシック" w:hint="eastAsia"/>
           <w:sz w:val="20"/>
         </w:rPr>
         <w:t xml:space="preserve">　中</w:t>
       </w:r>
       <w:r>
         <w:rPr>
-          <w:rFonts w:ascii="Yu Gothic" w:eastAsia="Yu Gothic" w:hAnsi="Yu Gothic"/>
+          <w:rFonts w:ascii="ＭＳ ゴシック" w:eastAsia="ＭＳ ゴシック" w:hAnsi="ＭＳ ゴシック"/>
           <w:sz w:val="20"/>
         </w:rPr>
         <w:t xml:space="preserve"> </w:t>
       </w:r>
       <w:r>
         <w:rPr>
-          <w:rFonts w:ascii="Yu Gothic" w:eastAsia="Yu Gothic" w:hAnsi="Yu Gothic" w:hint="eastAsia"/>
+          <w:rFonts w:ascii="ＭＳ ゴシック" w:eastAsia="ＭＳ ゴシック" w:hAnsi="ＭＳ ゴシック" w:hint="eastAsia"/>
           <w:sz w:val="20"/>
         </w:rPr>
         <w:t>国</w:t>
       </w:r>
       <w:r>
         <w:rPr>
-          <w:rFonts w:ascii="Yu Gothic" w:eastAsia="Yu Gothic" w:hAnsi="Yu Gothic"/>
+          <w:rFonts w:ascii="ＭＳ ゴシック" w:eastAsia="ＭＳ ゴシック" w:hAnsi="ＭＳ ゴシック"/>
           <w:sz w:val="20"/>
         </w:rPr>
         <w:t xml:space="preserve"> </w:t>
       </w:r>
       <w:r>
         <w:rPr>
-          <w:rFonts w:ascii="Yu Gothic" w:eastAsia="Yu Gothic" w:hAnsi="Yu Gothic" w:hint="eastAsia"/>
+          <w:rFonts w:ascii="ＭＳ ゴシック" w:eastAsia="ＭＳ ゴシック" w:hAnsi="ＭＳ ゴシック" w:hint="eastAsia"/>
           <w:sz w:val="20"/>
         </w:rPr>
         <w:t>電</w:t>
       </w:r>
       <w:r>
         <w:rPr>
-          <w:rFonts w:ascii="Yu Gothic" w:eastAsia="Yu Gothic" w:hAnsi="Yu Gothic"/>
+          <w:rFonts w:ascii="ＭＳ ゴシック" w:eastAsia="ＭＳ ゴシック" w:hAnsi="ＭＳ ゴシック"/>
           <w:sz w:val="20"/>
         </w:rPr>
         <w:t xml:space="preserve"> </w:t>
       </w:r>
       <w:r>
         <w:rPr>
-          <w:rFonts w:ascii="Yu Gothic" w:eastAsia="Yu Gothic" w:hAnsi="Yu Gothic" w:hint="eastAsia"/>
+          <w:rFonts w:ascii="ＭＳ ゴシック" w:eastAsia="ＭＳ ゴシック" w:hAnsi="ＭＳ ゴシック" w:hint="eastAsia"/>
           <w:sz w:val="20"/>
         </w:rPr>
         <w:t>気</w:t>
       </w:r>
       <w:r>
         <w:rPr>
-          <w:rFonts w:ascii="Yu Gothic" w:eastAsia="Yu Gothic" w:hAnsi="Yu Gothic"/>
+          <w:rFonts w:ascii="ＭＳ ゴシック" w:eastAsia="ＭＳ ゴシック" w:hAnsi="ＭＳ ゴシック"/>
           <w:sz w:val="20"/>
         </w:rPr>
         <w:t xml:space="preserve"> </w:t>
       </w:r>
       <w:r>
         <w:rPr>
-          <w:rFonts w:ascii="Yu Gothic" w:eastAsia="Yu Gothic" w:hAnsi="Yu Gothic" w:hint="eastAsia"/>
+          <w:rFonts w:ascii="ＭＳ ゴシック" w:eastAsia="ＭＳ ゴシック" w:hAnsi="ＭＳ ゴシック" w:hint="eastAsia"/>
           <w:sz w:val="20"/>
         </w:rPr>
         <w:t>管</w:t>
       </w:r>
       <w:r>
         <w:rPr>
-          <w:rFonts w:ascii="Yu Gothic" w:eastAsia="Yu Gothic" w:hAnsi="Yu Gothic"/>
+          <w:rFonts w:ascii="ＭＳ ゴシック" w:eastAsia="ＭＳ ゴシック" w:hAnsi="ＭＳ ゴシック"/>
           <w:sz w:val="20"/>
         </w:rPr>
         <w:t xml:space="preserve"> </w:t>
       </w:r>
       <w:r>
         <w:rPr>
-          <w:rFonts w:ascii="Yu Gothic" w:eastAsia="Yu Gothic" w:hAnsi="Yu Gothic" w:hint="eastAsia"/>
+          <w:rFonts w:ascii="ＭＳ ゴシック" w:eastAsia="ＭＳ ゴシック" w:hAnsi="ＭＳ ゴシック" w:hint="eastAsia"/>
           <w:sz w:val="20"/>
         </w:rPr>
         <w:t>理</w:t>
       </w:r>
       <w:r>
         <w:rPr>
-          <w:rFonts w:ascii="Yu Gothic" w:eastAsia="Yu Gothic" w:hAnsi="Yu Gothic"/>
+          <w:rFonts w:ascii="ＭＳ ゴシック" w:eastAsia="ＭＳ ゴシック" w:hAnsi="ＭＳ ゴシック"/>
           <w:sz w:val="20"/>
         </w:rPr>
         <w:t xml:space="preserve"> </w:t>
       </w:r>
       <w:r>
         <w:rPr>
-          <w:rFonts w:ascii="Yu Gothic" w:eastAsia="Yu Gothic" w:hAnsi="Yu Gothic" w:hint="eastAsia"/>
+          <w:rFonts w:ascii="ＭＳ ゴシック" w:eastAsia="ＭＳ ゴシック" w:hAnsi="ＭＳ ゴシック" w:hint="eastAsia"/>
           <w:sz w:val="20"/>
         </w:rPr>
         <w:t>技</w:t>
       </w:r>
       <w:r>
         <w:rPr>
-          <w:rFonts w:ascii="Yu Gothic" w:eastAsia="Yu Gothic" w:hAnsi="Yu Gothic"/>
+          <w:rFonts w:ascii="ＭＳ ゴシック" w:eastAsia="ＭＳ ゴシック" w:hAnsi="ＭＳ ゴシック"/>
           <w:sz w:val="20"/>
         </w:rPr>
         <w:t xml:space="preserve"> </w:t>
       </w:r>
       <w:r>
         <w:rPr>
-          <w:rFonts w:ascii="Yu Gothic" w:eastAsia="Yu Gothic" w:hAnsi="Yu Gothic" w:hint="eastAsia"/>
+          <w:rFonts w:ascii="ＭＳ ゴシック" w:eastAsia="ＭＳ ゴシック" w:hAnsi="ＭＳ ゴシック" w:hint="eastAsia"/>
           <w:sz w:val="20"/>
         </w:rPr>
         <w:t>術</w:t>
       </w:r>
       <w:r>
         <w:rPr>
-          <w:rFonts w:ascii="Yu Gothic" w:eastAsia="Yu Gothic" w:hAnsi="Yu Gothic"/>
+          <w:rFonts w:ascii="ＭＳ ゴシック" w:eastAsia="ＭＳ ゴシック" w:hAnsi="ＭＳ ゴシック"/>
           <w:sz w:val="20"/>
         </w:rPr>
         <w:t xml:space="preserve"> </w:t>
       </w:r>
       <w:r>
         <w:rPr>
-          <w:rFonts w:ascii="Yu Gothic" w:eastAsia="Yu Gothic" w:hAnsi="Yu Gothic" w:hint="eastAsia"/>
+          <w:rFonts w:ascii="ＭＳ ゴシック" w:eastAsia="ＭＳ ゴシック" w:hAnsi="ＭＳ ゴシック" w:hint="eastAsia"/>
           <w:sz w:val="20"/>
         </w:rPr>
         <w:t>者</w:t>
       </w:r>
       <w:r>
         <w:rPr>
-          <w:rFonts w:ascii="Yu Gothic" w:eastAsia="Yu Gothic" w:hAnsi="Yu Gothic"/>
+          <w:rFonts w:ascii="ＭＳ ゴシック" w:eastAsia="ＭＳ ゴシック" w:hAnsi="ＭＳ ゴシック"/>
           <w:sz w:val="20"/>
         </w:rPr>
         <w:t xml:space="preserve"> </w:t>
       </w:r>
       <w:r>
         <w:rPr>
-          <w:rFonts w:ascii="Yu Gothic" w:eastAsia="Yu Gothic" w:hAnsi="Yu Gothic" w:hint="eastAsia"/>
+          <w:rFonts w:ascii="ＭＳ ゴシック" w:eastAsia="ＭＳ ゴシック" w:hAnsi="ＭＳ ゴシック" w:hint="eastAsia"/>
           <w:sz w:val="20"/>
         </w:rPr>
         <w:t>協</w:t>
       </w:r>
       <w:r>
         <w:rPr>
-          <w:rFonts w:ascii="Yu Gothic" w:eastAsia="Yu Gothic" w:hAnsi="Yu Gothic"/>
+          <w:rFonts w:ascii="ＭＳ ゴシック" w:eastAsia="ＭＳ ゴシック" w:hAnsi="ＭＳ ゴシック"/>
           <w:sz w:val="20"/>
         </w:rPr>
         <w:t xml:space="preserve"> </w:t>
       </w:r>
       <w:r>
         <w:rPr>
-          <w:rFonts w:ascii="Yu Gothic" w:eastAsia="Yu Gothic" w:hAnsi="Yu Gothic" w:hint="eastAsia"/>
+          <w:rFonts w:ascii="ＭＳ ゴシック" w:eastAsia="ＭＳ ゴシック" w:hAnsi="ＭＳ ゴシック" w:hint="eastAsia"/>
           <w:sz w:val="20"/>
         </w:rPr>
         <w:t>会</w:t>
@@ -39546,13 +38489,13 @@
       <w:pPr>
         <w:spacing w:before="60"/>
         <w:rPr>
-          <w:rFonts w:ascii="Yu Gothic" w:eastAsia="Yu Gothic" w:hAnsi="Yu Gothic"/>
+          <w:rFonts w:ascii="ＭＳ ゴシック" w:eastAsia="ＭＳ ゴシック" w:hAnsi="ＭＳ ゴシック"/>
           <w:sz w:val="28"/>
         </w:rPr>
       </w:pPr>
       <w:r>
         <w:rPr>
-          <w:rFonts w:ascii="Yu Gothic" w:eastAsia="Yu Gothic" w:hAnsi="Yu Gothic" w:hint="eastAsia"/>
+          <w:rFonts w:ascii="ＭＳ ゴシック" w:eastAsia="ＭＳ ゴシック" w:hAnsi="ＭＳ ゴシック" w:hint="eastAsia"/>
           <w:sz w:val="28"/>
         </w:rPr>
         <w:lastRenderedPageBreak/>
@@ -39593,12 +38536,12 @@
               <w:spacing w:before="60"/>
               <w:jc w:val="center"/>
               <w:rPr>
-                <w:rFonts w:ascii="Yu Gothic" w:eastAsia="Yu Gothic" w:hAnsi="Yu Gothic"/>
-              </w:rPr>
-            </w:pPr>
-            <w:r>
-              <w:rPr>
-                <w:rFonts w:ascii="Yu Gothic" w:eastAsia="Yu Gothic" w:hAnsi="Yu Gothic" w:hint="eastAsia"/>
+                <w:rFonts w:ascii="ＭＳ ゴシック" w:eastAsia="ＭＳ ゴシック" w:hAnsi="ＭＳ ゴシック"/>
+              </w:rPr>
+            </w:pPr>
+            <w:r>
+              <w:rPr>
+                <w:rFonts w:ascii="ＭＳ ゴシック" w:eastAsia="ＭＳ ゴシック" w:hAnsi="ＭＳ ゴシック" w:hint="eastAsia"/>
               </w:rPr>
               <w:t>項　　　目</w:t>
             </w:r>
@@ -39617,12 +38560,12 @@
               <w:spacing w:before="60"/>
               <w:jc w:val="center"/>
               <w:rPr>
-                <w:rFonts w:ascii="Yu Gothic" w:eastAsia="Yu Gothic" w:hAnsi="Yu Gothic"/>
-              </w:rPr>
-            </w:pPr>
-            <w:r>
-              <w:rPr>
-                <w:rFonts w:ascii="Yu Gothic" w:eastAsia="Yu Gothic" w:hAnsi="Yu Gothic" w:hint="eastAsia"/>
+                <w:rFonts w:ascii="ＭＳ ゴシック" w:eastAsia="ＭＳ ゴシック" w:hAnsi="ＭＳ ゴシック"/>
+              </w:rPr>
+            </w:pPr>
+            <w:r>
+              <w:rPr>
+                <w:rFonts w:ascii="ＭＳ ゴシック" w:eastAsia="ＭＳ ゴシック" w:hAnsi="ＭＳ ゴシック" w:hint="eastAsia"/>
               </w:rPr>
               <w:t>確 認 年 月 日</w:t>
             </w:r>
@@ -39641,18 +38584,18 @@
               <w:spacing w:before="60"/>
               <w:jc w:val="center"/>
               <w:rPr>
-                <w:rFonts w:ascii="Yu Gothic" w:eastAsia="Yu Gothic" w:hAnsi="Yu Gothic"/>
-              </w:rPr>
-            </w:pPr>
-            <w:r>
-              <w:rPr>
-                <w:rFonts w:ascii="Yu Gothic" w:eastAsia="Yu Gothic" w:hAnsi="Yu Gothic" w:hint="eastAsia"/>
+                <w:rFonts w:ascii="ＭＳ ゴシック" w:eastAsia="ＭＳ ゴシック" w:hAnsi="ＭＳ ゴシック"/>
+              </w:rPr>
+            </w:pPr>
+            <w:r>
+              <w:rPr>
+                <w:rFonts w:ascii="ＭＳ ゴシック" w:eastAsia="ＭＳ ゴシック" w:hAnsi="ＭＳ ゴシック" w:hint="eastAsia"/>
               </w:rPr>
               <w:t>PCSの状態</w:t>
             </w:r>
             <w:r>
               <w:rPr>
-                <w:rFonts w:ascii="Yu Gothic" w:eastAsia="Yu Gothic" w:hAnsi="Yu Gothic" w:hint="eastAsia"/>
+                <w:rFonts w:ascii="ＭＳ ゴシック" w:eastAsia="ＭＳ ゴシック" w:hAnsi="ＭＳ ゴシック" w:hint="eastAsia"/>
               </w:rPr>
               <w:t>等</w:t>
             </w:r>
@@ -39672,12 +38615,12 @@
               <w:spacing w:before="60"/>
               <w:jc w:val="center"/>
               <w:rPr>
-                <w:rFonts w:ascii="Yu Gothic" w:eastAsia="Yu Gothic" w:hAnsi="Yu Gothic"/>
-              </w:rPr>
-            </w:pPr>
-            <w:r>
-              <w:rPr>
-                <w:rFonts w:ascii="Yu Gothic" w:eastAsia="Yu Gothic" w:hAnsi="Yu Gothic" w:hint="eastAsia"/>
+                <w:rFonts w:ascii="ＭＳ ゴシック" w:eastAsia="ＭＳ ゴシック" w:hAnsi="ＭＳ ゴシック"/>
+              </w:rPr>
+            </w:pPr>
+            <w:r>
+              <w:rPr>
+                <w:rFonts w:ascii="ＭＳ ゴシック" w:eastAsia="ＭＳ ゴシック" w:hAnsi="ＭＳ ゴシック" w:hint="eastAsia"/>
               </w:rPr>
               <w:t>備　　考</w:t>
             </w:r>
@@ -39944,53 +38887,218 @@
               </w:rPr>
               <w:t>{{pcs.r03.date}}</w:t>
             </w:r>
-            <w:r>
+          </w:p>
+        </w:tc>
+        <w:tc>
+          <w:tcPr>
+            <w:tcW w:w="1559" w:type="dxa"/>
+            <w:vAlign w:val="center"/>
+          </w:tcPr>
+          <w:p>
+            <w:pPr>
+              <w:spacing w:before="60"/>
+              <w:jc w:val="center"/>
               <w:rPr>
                 <w:rFonts w:hAnsi="Wingdings" w:hint="eastAsia"/>
                 <w:color w:val="0000FF"/>
                 <w:szCs w:val="21"/>
               </w:rPr>
-            </w:r>
+            </w:pPr>
             <w:r>
               <w:rPr>
                 <w:rFonts w:hAnsi="Wingdings" w:hint="eastAsia"/>
                 <w:color w:val="0000FF"/>
                 <w:szCs w:val="21"/>
               </w:rPr>
-            </w:r>
-            <w:r>
-              <w:rPr>
-                <w:rFonts w:hAnsi="Wingdings"/>
+              <w:t>{{pcs.r03.state}}</w:t>
+            </w:r>
+          </w:p>
+        </w:tc>
+        <w:tc>
+          <w:tcPr>
+            <w:tcW w:w="1824" w:type="dxa"/>
+            <w:tcBorders>
+              <w:right w:val="single" w:sz="12" w:space="0" w:color="auto"/>
+            </w:tcBorders>
+            <w:vAlign w:val="center"/>
+          </w:tcPr>
+          <w:p>
+            <w:pPr>
+              <w:spacing w:before="60"/>
+              <w:jc w:val="center"/>
+              <w:rPr>
+                <w:rFonts w:hAnsi="Wingdings" w:hint="eastAsia"/>
+                <w:color w:val="FF0000"/>
+                <w:szCs w:val="21"/>
+              </w:rPr>
+            </w:pPr>
+            <w:r>
+              <w:t xml:space="preserve">{{pcs.r03.note}}</w:t>
+            </w:r>
+          </w:p>
+        </w:tc>
+      </w:tr>
+      <w:tr>
+        <w:tc>
+          <w:tcPr>
+            <w:tcW w:w="3686" w:type="dxa"/>
+            <w:tcBorders>
+              <w:left w:val="single" w:sz="12" w:space="0" w:color="auto"/>
+            </w:tcBorders>
+          </w:tcPr>
+          <w:p>
+            <w:pPr>
+              <w:spacing w:before="60"/>
+              <w:rPr>
+                <w:rFonts w:hAnsi="Wingdings" w:hint="eastAsia"/>
+              </w:rPr>
+            </w:pPr>
+            <w:r>
+              <w:rPr>
+                <w:rFonts w:hAnsi="Wingdings" w:hint="eastAsia"/>
+                <w:spacing w:val="54"/>
+                <w:fitText w:val="1484" w:id="-1806415095"/>
+              </w:rPr>
+              <w:t>交流過電</w:t>
+            </w:r>
+            <w:r>
+              <w:rPr>
+                <w:rFonts w:hAnsi="Wingdings" w:hint="eastAsia"/>
+                <w:spacing w:val="1"/>
+                <w:fitText w:val="1484" w:id="-1806415095"/>
+              </w:rPr>
+              <w:t>圧</w:t>
+            </w:r>
+          </w:p>
+        </w:tc>
+        <w:tc>
+          <w:tcPr>
+            <w:tcW w:w="2145" w:type="dxa"/>
+            <w:vAlign w:val="center"/>
+          </w:tcPr>
+          <w:p>
+            <w:pPr>
+              <w:spacing w:before="60"/>
+              <w:jc w:val="center"/>
+              <w:rPr>
+                <w:rFonts w:hAnsi="Wingdings" w:hint="eastAsia"/>
                 <w:color w:val="0000FF"/>
                 <w:szCs w:val="21"/>
               </w:rPr>
-            </w:r>
+            </w:pPr>
             <w:r>
               <w:rPr>
                 <w:rFonts w:hAnsi="Wingdings" w:hint="eastAsia"/>
                 <w:color w:val="0000FF"/>
                 <w:szCs w:val="21"/>
               </w:rPr>
-            </w:r>
-            <w:r>
+              <w:t>{{pcs.r04.date}}</w:t>
+            </w:r>
+          </w:p>
+        </w:tc>
+        <w:tc>
+          <w:tcPr>
+            <w:tcW w:w="1559" w:type="dxa"/>
+            <w:vAlign w:val="center"/>
+          </w:tcPr>
+          <w:p>
+            <w:pPr>
+              <w:spacing w:before="60"/>
+              <w:jc w:val="center"/>
               <w:rPr>
                 <w:rFonts w:hAnsi="Wingdings" w:hint="eastAsia"/>
                 <w:color w:val="0000FF"/>
                 <w:szCs w:val="21"/>
               </w:rPr>
-            </w:r>
+            </w:pPr>
             <w:r>
               <w:rPr>
                 <w:rFonts w:hAnsi="Wingdings" w:hint="eastAsia"/>
                 <w:color w:val="0000FF"/>
                 <w:szCs w:val="21"/>
               </w:rPr>
-            </w:r>
-          </w:p>
-        </w:tc>
-        <w:tc>
-          <w:tcPr>
-            <w:tcW w:w="1559" w:type="dxa"/>
+              <w:t>{{pcs.r04.state}}</w:t>
+            </w:r>
+          </w:p>
+        </w:tc>
+        <w:tc>
+          <w:tcPr>
+            <w:tcW w:w="1824" w:type="dxa"/>
+            <w:tcBorders>
+              <w:right w:val="single" w:sz="12" w:space="0" w:color="auto"/>
+            </w:tcBorders>
+            <w:vAlign w:val="center"/>
+          </w:tcPr>
+          <w:p>
+            <w:pPr>
+              <w:spacing w:before="60"/>
+              <w:jc w:val="center"/>
+              <w:rPr>
+                <w:rFonts w:hAnsi="Wingdings" w:hint="eastAsia"/>
+                <w:color w:val="FF0000"/>
+                <w:szCs w:val="21"/>
+              </w:rPr>
+            </w:pPr>
+            <w:r>
+              <w:rPr>
+                <w:rFonts w:hAnsi="Wingdings" w:hint="eastAsia"/>
+                <w:color w:val="FF0000"/>
+                <w:szCs w:val="21"/>
+              </w:rPr>
+              <w:t>{{pcs.r04.note}}</w:t>
+            </w:r>
+          </w:p>
+        </w:tc>
+      </w:tr>
+      <w:tr>
+        <w:tc>
+          <w:tcPr>
+            <w:tcW w:w="3686" w:type="dxa"/>
+            <w:tcBorders>
+              <w:left w:val="single" w:sz="12" w:space="0" w:color="auto"/>
+            </w:tcBorders>
+          </w:tcPr>
+          <w:p>
+            <w:pPr>
+              <w:spacing w:before="60"/>
+            </w:pPr>
+            <w:r>
+              <w:rPr>
+                <w:rFonts w:hint="eastAsia"/>
+              </w:rPr>
+              <w:t>受動的</w:t>
+            </w:r>
+            <w:r>
+              <w:t>単独運転検出</w:t>
+            </w:r>
+            <w:r>
+              <w:rPr>
+                <w:rFonts w:hint="eastAsia"/>
+              </w:rPr>
+              <w:t>機能</w:t>
+            </w:r>
+          </w:p>
+          <w:p>
+            <w:pPr>
+              <w:spacing w:before="60"/>
+            </w:pPr>
+            <w:r>
+              <w:t>(</w:t>
+            </w:r>
+            <w:r>
+              <w:rPr>
+                <w:rFonts w:hAnsi="Wingdings" w:hint="eastAsia"/>
+              </w:rPr>
+              <w:t>電圧位相跳躍</w:t>
+            </w:r>
+            <w:r>
+              <w:t>)</w:t>
+            </w:r>
+          </w:p>
+        </w:tc>
+        <w:tc>
+          <w:tcPr>
+            <w:tcW w:w="2145" w:type="dxa"/>
             <w:vAlign w:val="center"/>
           </w:tcPr>
           <w:p>
@@ -40009,7 +39117,32 @@
                 <w:color w:val="0000FF"/>
                 <w:szCs w:val="21"/>
               </w:rPr>
-              <w:t>{{pcs.r03.state}}</w:t>
+              <w:t>{{pcs.r05.date}}</w:t>
+            </w:r>
+          </w:p>
+        </w:tc>
+        <w:tc>
+          <w:tcPr>
+            <w:tcW w:w="1559" w:type="dxa"/>
+            <w:vAlign w:val="center"/>
+          </w:tcPr>
+          <w:p>
+            <w:pPr>
+              <w:spacing w:before="60"/>
+              <w:jc w:val="center"/>
+              <w:rPr>
+                <w:rFonts w:hAnsi="Wingdings" w:hint="eastAsia"/>
+                <w:color w:val="0000FF"/>
+                <w:szCs w:val="21"/>
+              </w:rPr>
+            </w:pPr>
+            <w:r>
+              <w:rPr>
+                <w:rFonts w:hAnsi="Wingdings" w:hint="eastAsia"/>
+                <w:color w:val="0000FF"/>
+                <w:szCs w:val="21"/>
+              </w:rPr>
+              <w:t>{{pcs.r05.state}}</w:t>
             </w:r>
           </w:p>
         </w:tc>
@@ -40031,6 +39164,14 @@
                 <w:szCs w:val="21"/>
               </w:rPr>
             </w:pPr>
+            <w:r>
+              <w:rPr>
+                <w:rFonts w:hAnsi="Wingdings" w:hint="eastAsia"/>
+                <w:color w:val="FF0000"/>
+                <w:szCs w:val="21"/>
+              </w:rPr>
+              <w:t>{{pcs.r05.note}}</w:t>
+            </w:r>
           </w:p>
         </w:tc>
       </w:tr>
@@ -40040,30 +39181,44 @@
             <w:tcW w:w="3686" w:type="dxa"/>
             <w:tcBorders>
               <w:left w:val="single" w:sz="12" w:space="0" w:color="auto"/>
-            </w:tcBorders>
+              <w:bottom w:val="single" w:sz="4" w:space="0" w:color="auto"/>
+            </w:tcBorders>
+            <w:vAlign w:val="center"/>
           </w:tcPr>
           <w:p>
             <w:pPr>
               <w:spacing w:before="60"/>
-              <w:rPr>
-                <w:rFonts w:hAnsi="Wingdings" w:hint="eastAsia"/>
-              </w:rPr>
-            </w:pPr>
-            <w:r>
-              <w:rPr>
-                <w:rFonts w:hAnsi="Wingdings" w:hint="eastAsia"/>
-                <w:spacing w:val="54"/>
-                <w:fitText w:val="1484" w:id="-1806415095"/>
-              </w:rPr>
-              <w:t>交流過電</w:t>
-            </w:r>
-            <w:r>
-              <w:rPr>
-                <w:rFonts w:hAnsi="Wingdings" w:hint="eastAsia"/>
-                <w:spacing w:val="1"/>
-                <w:fitText w:val="1484" w:id="-1806415095"/>
-              </w:rPr>
-              <w:t>圧</w:t>
+            </w:pPr>
+            <w:r>
+              <w:rPr>
+                <w:rFonts w:hint="eastAsia"/>
+              </w:rPr>
+              <w:t>能動的</w:t>
+            </w:r>
+            <w:r>
+              <w:t>単独運転検出</w:t>
+            </w:r>
+            <w:r>
+              <w:rPr>
+                <w:rFonts w:hint="eastAsia"/>
+              </w:rPr>
+              <w:t>機能</w:t>
+            </w:r>
+          </w:p>
+          <w:p>
+            <w:pPr>
+              <w:spacing w:before="60"/>
+              <w:jc w:val="left"/>
+              <w:rPr>
+                <w:rFonts w:hAnsi="Wingdings" w:hint="eastAsia"/>
+              </w:rPr>
+            </w:pPr>
+            <w:r>
+              <w:rPr>
+                <w:rFonts w:hAnsi="Wingdings" w:hint="eastAsia"/>
+                <w:sz w:val="20"/>
+              </w:rPr>
+              <w:t>（スリップモード周波数シフト方式）</w:t>
             </w:r>
           </w:p>
         </w:tc>
@@ -40088,7 +39243,7 @@
                 <w:color w:val="0000FF"/>
                 <w:szCs w:val="21"/>
               </w:rPr>
-              <w:t>{{pcs.r04.date}}</w:t>
+              <w:t>{{pcs.r06.date}}</w:t>
             </w:r>
           </w:p>
         </w:tc>
@@ -40113,7 +39268,7 @@
                 <w:color w:val="0000FF"/>
                 <w:szCs w:val="21"/>
               </w:rPr>
-              <w:t>{{pcs.r04.state}}</w:t>
+              <w:t>{{pcs.r06.state}}</w:t>
             </w:r>
           </w:p>
         </w:tc>
@@ -40141,7 +39296,7 @@
                 <w:color w:val="FF0000"/>
                 <w:szCs w:val="21"/>
               </w:rPr>
-              <w:t>{{pcs.r04.note}}</w:t>
+              <w:t>{{pcs.r06.note}}</w:t>
             </w:r>
           </w:p>
         </w:tc>
@@ -40153,42 +39308,21 @@
             <w:tcBorders>
               <w:left w:val="single" w:sz="12" w:space="0" w:color="auto"/>
             </w:tcBorders>
+            <w:vAlign w:val="center"/>
           </w:tcPr>
           <w:p>
             <w:pPr>
               <w:spacing w:before="60"/>
-            </w:pPr>
-            <w:r>
-              <w:rPr>
-                <w:rFonts w:hint="eastAsia"/>
-              </w:rPr>
-              <w:t>受動的</w:t>
-            </w:r>
-            <w:r>
-              <w:t>単独運転検出</w:t>
-            </w:r>
-            <w:r>
-              <w:rPr>
-                <w:rFonts w:hint="eastAsia"/>
-              </w:rPr>
-              <w:t>機能</w:t>
-            </w:r>
-          </w:p>
-          <w:p>
-            <w:pPr>
-              <w:spacing w:before="60"/>
-            </w:pPr>
-            <w:r>
-              <w:t>(</w:t>
-            </w:r>
-            <w:r>
-              <w:rPr>
-                <w:rFonts w:hAnsi="Wingdings" w:hint="eastAsia"/>
-              </w:rPr>
-              <w:t>電圧位相跳躍</w:t>
-            </w:r>
-            <w:r>
-              <w:t>)</w:t>
+              <w:jc w:val="left"/>
+              <w:rPr>
+                <w:rFonts w:hAnsi="Wingdings" w:hint="eastAsia"/>
+              </w:rPr>
+            </w:pPr>
+            <w:r>
+              <w:rPr>
+                <w:rFonts w:hAnsi="Wingdings" w:hint="eastAsia"/>
+              </w:rPr>
+              <w:t>地絡過電圧</w:t>
             </w:r>
           </w:p>
         </w:tc>
@@ -40213,272 +39347,7 @@
                 <w:color w:val="0000FF"/>
                 <w:szCs w:val="21"/>
               </w:rPr>
-              <w:t>{{pcs.r05.date}}</w:t>
-            </w:r>
-          </w:p>
-        </w:tc>
-        <w:tc>
-          <w:tcPr>
-            <w:tcW w:w="1559" w:type="dxa"/>
-            <w:vAlign w:val="center"/>
-          </w:tcPr>
-          <w:p>
-            <w:pPr>
-              <w:spacing w:before="60"/>
-              <w:jc w:val="center"/>
-              <w:rPr>
-                <w:rFonts w:hAnsi="Wingdings" w:hint="eastAsia"/>
-                <w:color w:val="0000FF"/>
-                <w:szCs w:val="21"/>
-              </w:rPr>
-            </w:pPr>
-            <w:r>
-              <w:rPr>
-                <w:rFonts w:hAnsi="Wingdings" w:hint="eastAsia"/>
-                <w:color w:val="0000FF"/>
-                <w:szCs w:val="21"/>
-              </w:rPr>
-              <w:t>{{pcs.r05.state}}</w:t>
-            </w:r>
-          </w:p>
-        </w:tc>
-        <w:tc>
-          <w:tcPr>
-            <w:tcW w:w="1824" w:type="dxa"/>
-            <w:tcBorders>
-              <w:right w:val="single" w:sz="12" w:space="0" w:color="auto"/>
-            </w:tcBorders>
-            <w:vAlign w:val="center"/>
-          </w:tcPr>
-          <w:p>
-            <w:pPr>
-              <w:spacing w:before="60"/>
-              <w:jc w:val="center"/>
-              <w:rPr>
-                <w:rFonts w:hAnsi="Wingdings" w:hint="eastAsia"/>
-                <w:color w:val="FF0000"/>
-                <w:szCs w:val="21"/>
-              </w:rPr>
-            </w:pPr>
-            <w:r>
-              <w:rPr>
-                <w:rFonts w:hAnsi="Wingdings" w:hint="eastAsia"/>
-                <w:color w:val="FF0000"/>
-                <w:szCs w:val="21"/>
-              </w:rPr>
-              <w:t>{{pcs.r05.note}}</w:t>
-            </w:r>
-          </w:p>
-        </w:tc>
-      </w:tr>
-      <w:tr>
-        <w:tc>
-          <w:tcPr>
-            <w:tcW w:w="3686" w:type="dxa"/>
-            <w:tcBorders>
-              <w:left w:val="single" w:sz="12" w:space="0" w:color="auto"/>
-              <w:bottom w:val="single" w:sz="4" w:space="0" w:color="auto"/>
-            </w:tcBorders>
-            <w:vAlign w:val="center"/>
-          </w:tcPr>
-          <w:p>
-            <w:pPr>
-              <w:spacing w:before="60"/>
-            </w:pPr>
-            <w:r>
-              <w:rPr>
-                <w:rFonts w:hint="eastAsia"/>
-              </w:rPr>
-              <w:t>能動的</w:t>
-            </w:r>
-            <w:r>
-              <w:t>単独運転検出</w:t>
-            </w:r>
-            <w:r>
-              <w:rPr>
-                <w:rFonts w:hint="eastAsia"/>
-              </w:rPr>
-              <w:t>機能</w:t>
-            </w:r>
-          </w:p>
-          <w:p>
-            <w:pPr>
-              <w:spacing w:before="60"/>
-              <w:jc w:val="left"/>
-              <w:rPr>
-                <w:rFonts w:hAnsi="Wingdings" w:hint="eastAsia"/>
-              </w:rPr>
-            </w:pPr>
-            <w:r>
-              <w:rPr>
-                <w:rFonts w:hAnsi="Wingdings" w:hint="eastAsia"/>
-                <w:sz w:val="20"/>
-              </w:rPr>
-              <w:t>（スリップモード周波数シフト方式）</w:t>
-            </w:r>
-          </w:p>
-        </w:tc>
-        <w:tc>
-          <w:tcPr>
-            <w:tcW w:w="2145" w:type="dxa"/>
-            <w:vAlign w:val="center"/>
-          </w:tcPr>
-          <w:p>
-            <w:pPr>
-              <w:spacing w:before="60"/>
-              <w:jc w:val="center"/>
-              <w:rPr>
-                <w:rFonts w:hAnsi="Wingdings" w:hint="eastAsia"/>
-                <w:color w:val="0000FF"/>
-                <w:szCs w:val="21"/>
-              </w:rPr>
-            </w:pPr>
-            <w:r>
-              <w:rPr>
-                <w:rFonts w:hAnsi="Wingdings" w:hint="eastAsia"/>
-                <w:color w:val="0000FF"/>
-                <w:szCs w:val="21"/>
-              </w:rPr>
-              <w:t>{{pcs.r06.date}}</w:t>
-            </w:r>
-          </w:p>
-        </w:tc>
-        <w:tc>
-          <w:tcPr>
-            <w:tcW w:w="1559" w:type="dxa"/>
-            <w:vAlign w:val="center"/>
-          </w:tcPr>
-          <w:p>
-            <w:pPr>
-              <w:spacing w:before="60"/>
-              <w:jc w:val="center"/>
-              <w:rPr>
-                <w:rFonts w:hAnsi="Wingdings" w:hint="eastAsia"/>
-                <w:color w:val="0000FF"/>
-                <w:szCs w:val="21"/>
-              </w:rPr>
-            </w:pPr>
-            <w:r>
-              <w:rPr>
-                <w:rFonts w:hAnsi="Wingdings" w:hint="eastAsia"/>
-                <w:color w:val="0000FF"/>
-                <w:szCs w:val="21"/>
-              </w:rPr>
-              <w:t>{{pcs.r06.state}}</w:t>
-            </w:r>
-          </w:p>
-        </w:tc>
-        <w:tc>
-          <w:tcPr>
-            <w:tcW w:w="1824" w:type="dxa"/>
-            <w:tcBorders>
-              <w:right w:val="single" w:sz="12" w:space="0" w:color="auto"/>
-            </w:tcBorders>
-            <w:vAlign w:val="center"/>
-          </w:tcPr>
-          <w:p>
-            <w:pPr>
-              <w:spacing w:before="60"/>
-              <w:jc w:val="center"/>
-              <w:rPr>
-                <w:rFonts w:hAnsi="Wingdings" w:hint="eastAsia"/>
-                <w:color w:val="FF0000"/>
-                <w:szCs w:val="21"/>
-              </w:rPr>
-            </w:pPr>
-            <w:r>
-              <w:rPr>
-                <w:rFonts w:hAnsi="Wingdings" w:hint="eastAsia"/>
-                <w:color w:val="FF0000"/>
-                <w:szCs w:val="21"/>
-              </w:rPr>
-              <w:t>{{pcs.r06.note}}</w:t>
-            </w:r>
-          </w:p>
-        </w:tc>
-      </w:tr>
-      <w:tr>
-        <w:tc>
-          <w:tcPr>
-            <w:tcW w:w="3686" w:type="dxa"/>
-            <w:tcBorders>
-              <w:left w:val="single" w:sz="12" w:space="0" w:color="auto"/>
-            </w:tcBorders>
-            <w:vAlign w:val="center"/>
-          </w:tcPr>
-          <w:p>
-            <w:pPr>
-              <w:spacing w:before="60"/>
-              <w:jc w:val="left"/>
-              <w:rPr>
-                <w:rFonts w:hAnsi="Wingdings" w:hint="eastAsia"/>
-              </w:rPr>
-            </w:pPr>
-            <w:r>
-              <w:rPr>
-                <w:rFonts w:hAnsi="Wingdings" w:hint="eastAsia"/>
-              </w:rPr>
-              <w:t>地絡過電圧</w:t>
-            </w:r>
-          </w:p>
-        </w:tc>
-        <w:tc>
-          <w:tcPr>
-            <w:tcW w:w="2145" w:type="dxa"/>
-            <w:vAlign w:val="center"/>
-          </w:tcPr>
-          <w:p>
-            <w:pPr>
-              <w:spacing w:before="60"/>
-              <w:jc w:val="center"/>
-              <w:rPr>
-                <w:rFonts w:hAnsi="Wingdings" w:hint="eastAsia"/>
-                <w:color w:val="0000FF"/>
-                <w:szCs w:val="21"/>
-              </w:rPr>
-            </w:pPr>
-            <w:r>
-              <w:rPr>
-                <w:rFonts w:hAnsi="Wingdings" w:hint="eastAsia"/>
-                <w:color w:val="0000FF"/>
-                <w:szCs w:val="21"/>
-              </w:rPr>
               <w:t>{{pcs.r07.date}}</w:t>
-            </w:r>
-            <w:r>
-              <w:rPr>
-                <w:rFonts w:hAnsi="Wingdings" w:hint="eastAsia"/>
-                <w:color w:val="0000FF"/>
-                <w:szCs w:val="21"/>
-              </w:rPr>
-            </w:r>
-            <w:r>
-              <w:rPr>
-                <w:rFonts w:hAnsi="Wingdings"/>
-                <w:color w:val="0000FF"/>
-                <w:szCs w:val="21"/>
-              </w:rPr>
-            </w:r>
-            <w:r>
-              <w:rPr>
-                <w:rFonts w:hAnsi="Wingdings" w:hint="eastAsia"/>
-                <w:color w:val="0000FF"/>
-                <w:szCs w:val="21"/>
-              </w:rPr>
-            </w:r>
-            <w:r>
-              <w:rPr>
-                <w:rFonts w:hAnsi="Wingdings" w:hint="eastAsia"/>
-                <w:color w:val="0000FF"/>
-                <w:szCs w:val="21"/>
-              </w:rPr>
-            </w:r>
-            <w:r>
-              <w:rPr>
-                <w:rFonts w:hAnsi="Wingdings" w:hint="eastAsia"/>
-                <w:color w:val="0000FF"/>
-                <w:szCs w:val="21"/>
-              </w:rPr>
             </w:r>
           </w:p>
         </w:tc>
@@ -40632,6 +39501,9 @@
                 <w:szCs w:val="21"/>
               </w:rPr>
             </w:pPr>
+            <w:r>
+              <w:t xml:space="preserve">{{pcs.r08.note}}</w:t>
+            </w:r>
           </w:p>
         </w:tc>
       </w:tr>
@@ -40740,6 +39612,9 @@
                 <w:szCs w:val="21"/>
               </w:rPr>
             </w:pPr>
+            <w:r>
+              <w:t xml:space="preserve">{{pcs.r09.note}}</w:t>
+            </w:r>
           </w:p>
         </w:tc>
       </w:tr>
@@ -40846,6 +39721,9 @@
                 <w:szCs w:val="24"/>
               </w:rPr>
             </w:pPr>
+            <w:r>
+              <w:t xml:space="preserve">{{pcs.r10.note}}</w:t>
+            </w:r>
           </w:p>
         </w:tc>
       </w:tr>
@@ -41523,13 +40401,6 @@
               </w:rPr>
               <w:t>{{inst.r4.model}}</w:t>
             </w:r>
-            <w:r>
-              <w:rPr>
-                <w:rFonts w:hAnsi="Times New Roman"/>
-                <w:color w:val="auto"/>
-                <w:szCs w:val="21"/>
-              </w:rPr>
-            </w:r>
           </w:p>
         </w:tc>
         <w:tc>
@@ -41595,22 +40466,40 @@
               </w:rPr>
               <w:t>{{inst.r5.name}}</w:t>
             </w:r>
-            <w:r>
-              <w:rPr>
-                <w:rFonts w:hint="eastAsia"/>
+          </w:p>
+        </w:tc>
+        <w:tc>
+          <w:tcPr>
+            <w:tcW w:w="1856" w:type="dxa"/>
+            <w:vAlign w:val="center"/>
+          </w:tcPr>
+          <w:p>
+            <w:pPr>
+              <w:suppressAutoHyphens/>
+              <w:kinsoku w:val="0"/>
+              <w:wordWrap w:val="0"/>
+              <w:autoSpaceDE w:val="0"/>
+              <w:autoSpaceDN w:val="0"/>
+              <w:jc w:val="center"/>
+              <w:rPr>
+                <w:rFonts w:hAnsi="Times New Roman"/>
+                <w:color w:val="auto"/>
                 <w:szCs w:val="21"/>
               </w:rPr>
-            </w:r>
-            <w:r>
-              <w:rPr>
+            </w:pPr>
+            <w:r>
+              <w:rPr>
+                <w:rFonts w:hAnsi="Times New Roman" w:hint="eastAsia"/>
+                <w:color w:val="auto"/>
                 <w:szCs w:val="21"/>
               </w:rPr>
-            </w:r>
-          </w:p>
-        </w:tc>
-        <w:tc>
-          <w:tcPr>
-            <w:tcW w:w="1856" w:type="dxa"/>
+              <w:t>{{inst.r5.maker}}</w:t>
+            </w:r>
+          </w:p>
+        </w:tc>
+        <w:tc>
+          <w:tcPr>
+            <w:tcW w:w="1473" w:type="dxa"/>
             <w:vAlign w:val="center"/>
           </w:tcPr>
           <w:p>
@@ -41633,50 +40522,7 @@
                 <w:color w:val="auto"/>
                 <w:szCs w:val="21"/>
               </w:rPr>
-              <w:t>{{inst.r5.maker}}</w:t>
-            </w:r>
-          </w:p>
-        </w:tc>
-        <w:tc>
-          <w:tcPr>
-            <w:tcW w:w="1473" w:type="dxa"/>
-            <w:vAlign w:val="center"/>
-          </w:tcPr>
-          <w:p>
-            <w:pPr>
-              <w:suppressAutoHyphens/>
-              <w:kinsoku w:val="0"/>
-              <w:wordWrap w:val="0"/>
-              <w:autoSpaceDE w:val="0"/>
-              <w:autoSpaceDN w:val="0"/>
-              <w:jc w:val="center"/>
-              <w:rPr>
-                <w:rFonts w:hAnsi="Times New Roman"/>
-                <w:color w:val="auto"/>
-                <w:szCs w:val="21"/>
-              </w:rPr>
-            </w:pPr>
-            <w:r>
-              <w:rPr>
-                <w:rFonts w:hAnsi="Times New Roman" w:hint="eastAsia"/>
-                <w:color w:val="auto"/>
-                <w:szCs w:val="21"/>
-              </w:rPr>
               <w:t>{{inst.r5.model}}</w:t>
-            </w:r>
-            <w:r>
-              <w:rPr>
-                <w:rFonts w:hAnsi="Times New Roman"/>
-                <w:color w:val="auto"/>
-                <w:szCs w:val="21"/>
-              </w:rPr>
-            </w:r>
-            <w:r>
-              <w:rPr>
-                <w:rFonts w:hAnsi="Times New Roman" w:hint="eastAsia"/>
-                <w:color w:val="auto"/>
-                <w:szCs w:val="21"/>
-              </w:rPr>
             </w:r>
           </w:p>
         </w:tc>
@@ -41746,16 +40592,40 @@
               </w:rPr>
               <w:t>{{inst.r6.name}}</w:t>
             </w:r>
-            <w:r>
-              <w:rPr>
+          </w:p>
+        </w:tc>
+        <w:tc>
+          <w:tcPr>
+            <w:tcW w:w="1856" w:type="dxa"/>
+            <w:vAlign w:val="center"/>
+          </w:tcPr>
+          <w:p>
+            <w:pPr>
+              <w:suppressAutoHyphens/>
+              <w:kinsoku w:val="0"/>
+              <w:wordWrap w:val="0"/>
+              <w:autoSpaceDE w:val="0"/>
+              <w:autoSpaceDN w:val="0"/>
+              <w:jc w:val="center"/>
+              <w:rPr>
+                <w:rFonts w:hAnsi="Times New Roman"/>
+                <w:color w:val="auto"/>
                 <w:szCs w:val="21"/>
               </w:rPr>
-            </w:r>
-          </w:p>
-        </w:tc>
-        <w:tc>
-          <w:tcPr>
-            <w:tcW w:w="1856" w:type="dxa"/>
+            </w:pPr>
+            <w:r>
+              <w:rPr>
+                <w:rFonts w:hAnsi="Times New Roman" w:hint="eastAsia"/>
+                <w:color w:val="auto"/>
+                <w:szCs w:val="21"/>
+              </w:rPr>
+              <w:t>{{inst.r6.maker}}</w:t>
+            </w:r>
+          </w:p>
+        </w:tc>
+        <w:tc>
+          <w:tcPr>
+            <w:tcW w:w="1473" w:type="dxa"/>
             <w:vAlign w:val="center"/>
           </w:tcPr>
           <w:p>
@@ -41778,23 +40648,25 @@
                 <w:color w:val="auto"/>
                 <w:szCs w:val="21"/>
               </w:rPr>
-              <w:t>{{inst.r6.maker}}</w:t>
-            </w:r>
-          </w:p>
-        </w:tc>
-        <w:tc>
-          <w:tcPr>
-            <w:tcW w:w="1473" w:type="dxa"/>
-            <w:vAlign w:val="center"/>
-          </w:tcPr>
-          <w:p>
-            <w:pPr>
-              <w:suppressAutoHyphens/>
-              <w:kinsoku w:val="0"/>
-              <w:wordWrap w:val="0"/>
-              <w:autoSpaceDE w:val="0"/>
-              <w:autoSpaceDN w:val="0"/>
-              <w:jc w:val="center"/>
+              <w:t>{{inst.r6.model}}</w:t>
+            </w:r>
+          </w:p>
+        </w:tc>
+        <w:tc>
+          <w:tcPr>
+            <w:tcW w:w="1417" w:type="dxa"/>
+            <w:tcBorders>
+              <w:right w:val="single" w:sz="4" w:space="0" w:color="auto"/>
+            </w:tcBorders>
+            <w:vAlign w:val="center"/>
+          </w:tcPr>
+          <w:p>
+            <w:pPr>
+              <w:suppressAutoHyphens/>
+              <w:kinsoku w:val="0"/>
+              <w:wordWrap w:val="0"/>
+              <w:autoSpaceDE w:val="0"/>
+              <w:autoSpaceDN w:val="0"/>
               <w:rPr>
                 <w:rFonts w:hAnsi="Times New Roman"/>
                 <w:color w:val="auto"/>
@@ -41807,45 +40679,7 @@
                 <w:color w:val="auto"/>
                 <w:szCs w:val="21"/>
               </w:rPr>
-              <w:t>{{inst.r6.model}}</w:t>
-            </w:r>
-          </w:p>
-        </w:tc>
-        <w:tc>
-          <w:tcPr>
-            <w:tcW w:w="1417" w:type="dxa"/>
-            <w:tcBorders>
-              <w:right w:val="single" w:sz="4" w:space="0" w:color="auto"/>
-            </w:tcBorders>
-            <w:vAlign w:val="center"/>
-          </w:tcPr>
-          <w:p>
-            <w:pPr>
-              <w:suppressAutoHyphens/>
-              <w:kinsoku w:val="0"/>
-              <w:wordWrap w:val="0"/>
-              <w:autoSpaceDE w:val="0"/>
-              <w:autoSpaceDN w:val="0"/>
-              <w:rPr>
-                <w:rFonts w:hAnsi="Times New Roman"/>
-                <w:color w:val="auto"/>
-                <w:szCs w:val="21"/>
-              </w:rPr>
-            </w:pPr>
-            <w:r>
-              <w:rPr>
-                <w:rFonts w:hAnsi="Times New Roman" w:hint="eastAsia"/>
-                <w:color w:val="auto"/>
-                <w:szCs w:val="21"/>
-              </w:rPr>
               <w:t>{{inst.r6.serial}}</w:t>
-            </w:r>
-            <w:r>
-              <w:rPr>
-                <w:rFonts w:hAnsi="Times New Roman"/>
-                <w:color w:val="auto"/>
-                <w:szCs w:val="21"/>
-              </w:rPr>
             </w:r>
           </w:p>
         </w:tc>
@@ -42156,174 +40990,174 @@
         <w:spacing w:before="60"/>
         <w:jc w:val="center"/>
         <w:rPr>
-          <w:rFonts w:ascii="Yu Gothic" w:eastAsia="Yu Gothic" w:hAnsi="Yu Gothic"/>
+          <w:rFonts w:ascii="ＭＳ ゴシック" w:eastAsia="ＭＳ ゴシック" w:hAnsi="ＭＳ ゴシック"/>
           <w:sz w:val="20"/>
         </w:rPr>
       </w:pPr>
       <w:r>
         <w:rPr>
-          <w:rFonts w:ascii="Yu Gothic" w:eastAsia="Yu Gothic" w:hAnsi="Yu Gothic" w:hint="eastAsia"/>
+          <w:rFonts w:ascii="ＭＳ ゴシック" w:eastAsia="ＭＳ ゴシック" w:hAnsi="ＭＳ ゴシック" w:hint="eastAsia"/>
           <w:sz w:val="20"/>
         </w:rPr>
         <w:t>(</w:t>
       </w:r>
       <w:r>
         <w:rPr>
-          <w:rFonts w:ascii="Yu Gothic" w:eastAsia="Yu Gothic" w:hAnsi="Yu Gothic" w:hint="eastAsia"/>
+          <w:rFonts w:ascii="ＭＳ ゴシック" w:eastAsia="ＭＳ ゴシック" w:hAnsi="ＭＳ ゴシック" w:hint="eastAsia"/>
           <w:sz w:val="20"/>
         </w:rPr>
         <w:t>一社</w:t>
       </w:r>
       <w:r>
         <w:rPr>
-          <w:rFonts w:ascii="Yu Gothic" w:eastAsia="Yu Gothic" w:hAnsi="Yu Gothic" w:hint="eastAsia"/>
+          <w:rFonts w:ascii="ＭＳ ゴシック" w:eastAsia="ＭＳ ゴシック" w:hAnsi="ＭＳ ゴシック" w:hint="eastAsia"/>
           <w:sz w:val="20"/>
         </w:rPr>
         <w:t>)</w:t>
       </w:r>
       <w:r>
         <w:rPr>
-          <w:rFonts w:ascii="Yu Gothic" w:eastAsia="Yu Gothic" w:hAnsi="Yu Gothic" w:hint="eastAsia"/>
+          <w:rFonts w:ascii="ＭＳ ゴシック" w:eastAsia="ＭＳ ゴシック" w:hAnsi="ＭＳ ゴシック" w:hint="eastAsia"/>
           <w:sz w:val="20"/>
         </w:rPr>
         <w:t xml:space="preserve">　中</w:t>
       </w:r>
       <w:r>
         <w:rPr>
-          <w:rFonts w:ascii="Yu Gothic" w:eastAsia="Yu Gothic" w:hAnsi="Yu Gothic"/>
+          <w:rFonts w:ascii="ＭＳ ゴシック" w:eastAsia="ＭＳ ゴシック" w:hAnsi="ＭＳ ゴシック"/>
           <w:sz w:val="20"/>
         </w:rPr>
         <w:t xml:space="preserve"> </w:t>
       </w:r>
       <w:r>
         <w:rPr>
-          <w:rFonts w:ascii="Yu Gothic" w:eastAsia="Yu Gothic" w:hAnsi="Yu Gothic" w:hint="eastAsia"/>
+          <w:rFonts w:ascii="ＭＳ ゴシック" w:eastAsia="ＭＳ ゴシック" w:hAnsi="ＭＳ ゴシック" w:hint="eastAsia"/>
           <w:sz w:val="20"/>
         </w:rPr>
         <w:t>国</w:t>
       </w:r>
       <w:r>
         <w:rPr>
-          <w:rFonts w:ascii="Yu Gothic" w:eastAsia="Yu Gothic" w:hAnsi="Yu Gothic"/>
+          <w:rFonts w:ascii="ＭＳ ゴシック" w:eastAsia="ＭＳ ゴシック" w:hAnsi="ＭＳ ゴシック"/>
           <w:sz w:val="20"/>
         </w:rPr>
         <w:t xml:space="preserve"> </w:t>
       </w:r>
       <w:r>
         <w:rPr>
-          <w:rFonts w:ascii="Yu Gothic" w:eastAsia="Yu Gothic" w:hAnsi="Yu Gothic" w:hint="eastAsia"/>
+          <w:rFonts w:ascii="ＭＳ ゴシック" w:eastAsia="ＭＳ ゴシック" w:hAnsi="ＭＳ ゴシック" w:hint="eastAsia"/>
           <w:sz w:val="20"/>
         </w:rPr>
         <w:t>電</w:t>
       </w:r>
       <w:r>
         <w:rPr>
-          <w:rFonts w:ascii="Yu Gothic" w:eastAsia="Yu Gothic" w:hAnsi="Yu Gothic"/>
+          <w:rFonts w:ascii="ＭＳ ゴシック" w:eastAsia="ＭＳ ゴシック" w:hAnsi="ＭＳ ゴシック"/>
           <w:sz w:val="20"/>
         </w:rPr>
         <w:t xml:space="preserve"> </w:t>
       </w:r>
       <w:r>
         <w:rPr>
-          <w:rFonts w:ascii="Yu Gothic" w:eastAsia="Yu Gothic" w:hAnsi="Yu Gothic" w:hint="eastAsia"/>
+          <w:rFonts w:ascii="ＭＳ ゴシック" w:eastAsia="ＭＳ ゴシック" w:hAnsi="ＭＳ ゴシック" w:hint="eastAsia"/>
           <w:sz w:val="20"/>
         </w:rPr>
         <w:t>気</w:t>
       </w:r>
       <w:r>
         <w:rPr>
-          <w:rFonts w:ascii="Yu Gothic" w:eastAsia="Yu Gothic" w:hAnsi="Yu Gothic"/>
+          <w:rFonts w:ascii="ＭＳ ゴシック" w:eastAsia="ＭＳ ゴシック" w:hAnsi="ＭＳ ゴシック"/>
           <w:sz w:val="20"/>
         </w:rPr>
         <w:t xml:space="preserve"> </w:t>
       </w:r>
       <w:r>
         <w:rPr>
-          <w:rFonts w:ascii="Yu Gothic" w:eastAsia="Yu Gothic" w:hAnsi="Yu Gothic" w:hint="eastAsia"/>
+          <w:rFonts w:ascii="ＭＳ ゴシック" w:eastAsia="ＭＳ ゴシック" w:hAnsi="ＭＳ ゴシック" w:hint="eastAsia"/>
           <w:sz w:val="20"/>
         </w:rPr>
         <w:t>管</w:t>
       </w:r>
       <w:r>
         <w:rPr>
-          <w:rFonts w:ascii="Yu Gothic" w:eastAsia="Yu Gothic" w:hAnsi="Yu Gothic"/>
+          <w:rFonts w:ascii="ＭＳ ゴシック" w:eastAsia="ＭＳ ゴシック" w:hAnsi="ＭＳ ゴシック"/>
           <w:sz w:val="20"/>
         </w:rPr>
         <w:t xml:space="preserve"> </w:t>
       </w:r>
       <w:r>
         <w:rPr>
-          <w:rFonts w:ascii="Yu Gothic" w:eastAsia="Yu Gothic" w:hAnsi="Yu Gothic" w:hint="eastAsia"/>
+          <w:rFonts w:ascii="ＭＳ ゴシック" w:eastAsia="ＭＳ ゴシック" w:hAnsi="ＭＳ ゴシック" w:hint="eastAsia"/>
           <w:sz w:val="20"/>
         </w:rPr>
         <w:t>理</w:t>
       </w:r>
       <w:r>
         <w:rPr>
-          <w:rFonts w:ascii="Yu Gothic" w:eastAsia="Yu Gothic" w:hAnsi="Yu Gothic"/>
+          <w:rFonts w:ascii="ＭＳ ゴシック" w:eastAsia="ＭＳ ゴシック" w:hAnsi="ＭＳ ゴシック"/>
           <w:sz w:val="20"/>
         </w:rPr>
         <w:t xml:space="preserve"> </w:t>
       </w:r>
       <w:r>
         <w:rPr>
-          <w:rFonts w:ascii="Yu Gothic" w:eastAsia="Yu Gothic" w:hAnsi="Yu Gothic" w:hint="eastAsia"/>
+          <w:rFonts w:ascii="ＭＳ ゴシック" w:eastAsia="ＭＳ ゴシック" w:hAnsi="ＭＳ ゴシック" w:hint="eastAsia"/>
           <w:sz w:val="20"/>
         </w:rPr>
         <w:t>技</w:t>
       </w:r>
       <w:r>
         <w:rPr>
-          <w:rFonts w:ascii="Yu Gothic" w:eastAsia="Yu Gothic" w:hAnsi="Yu Gothic"/>
+          <w:rFonts w:ascii="ＭＳ ゴシック" w:eastAsia="ＭＳ ゴシック" w:hAnsi="ＭＳ ゴシック"/>
           <w:sz w:val="20"/>
         </w:rPr>
         <w:t xml:space="preserve"> </w:t>
       </w:r>
       <w:r>
         <w:rPr>
-          <w:rFonts w:ascii="Yu Gothic" w:eastAsia="Yu Gothic" w:hAnsi="Yu Gothic" w:hint="eastAsia"/>
+          <w:rFonts w:ascii="ＭＳ ゴシック" w:eastAsia="ＭＳ ゴシック" w:hAnsi="ＭＳ ゴシック" w:hint="eastAsia"/>
           <w:sz w:val="20"/>
         </w:rPr>
         <w:t>術</w:t>
       </w:r>
       <w:r>
         <w:rPr>
-          <w:rFonts w:ascii="Yu Gothic" w:eastAsia="Yu Gothic" w:hAnsi="Yu Gothic"/>
+          <w:rFonts w:ascii="ＭＳ ゴシック" w:eastAsia="ＭＳ ゴシック" w:hAnsi="ＭＳ ゴシック"/>
           <w:sz w:val="20"/>
         </w:rPr>
         <w:t xml:space="preserve"> </w:t>
       </w:r>
       <w:r>
         <w:rPr>
-          <w:rFonts w:ascii="Yu Gothic" w:eastAsia="Yu Gothic" w:hAnsi="Yu Gothic" w:hint="eastAsia"/>
+          <w:rFonts w:ascii="ＭＳ ゴシック" w:eastAsia="ＭＳ ゴシック" w:hAnsi="ＭＳ ゴシック" w:hint="eastAsia"/>
           <w:sz w:val="20"/>
         </w:rPr>
         <w:t>者</w:t>
       </w:r>
       <w:r>
         <w:rPr>
-          <w:rFonts w:ascii="Yu Gothic" w:eastAsia="Yu Gothic" w:hAnsi="Yu Gothic"/>
+          <w:rFonts w:ascii="ＭＳ ゴシック" w:eastAsia="ＭＳ ゴシック" w:hAnsi="ＭＳ ゴシック"/>
           <w:sz w:val="20"/>
         </w:rPr>
         <w:t xml:space="preserve"> </w:t>
       </w:r>
       <w:r>
         <w:rPr>
-          <w:rFonts w:ascii="Yu Gothic" w:eastAsia="Yu Gothic" w:hAnsi="Yu Gothic" w:hint="eastAsia"/>
+          <w:rFonts w:ascii="ＭＳ ゴシック" w:eastAsia="ＭＳ ゴシック" w:hAnsi="ＭＳ ゴシック" w:hint="eastAsia"/>
           <w:sz w:val="20"/>
         </w:rPr>
         <w:t>協</w:t>
       </w:r>
       <w:r>
         <w:rPr>
-          <w:rFonts w:ascii="Yu Gothic" w:eastAsia="Yu Gothic" w:hAnsi="Yu Gothic"/>
+          <w:rFonts w:ascii="ＭＳ ゴシック" w:eastAsia="ＭＳ ゴシック" w:hAnsi="ＭＳ ゴシック"/>
           <w:sz w:val="20"/>
         </w:rPr>
         <w:t xml:space="preserve"> </w:t>
       </w:r>
       <w:r>
         <w:rPr>
-          <w:rFonts w:ascii="Yu Gothic" w:eastAsia="Yu Gothic" w:hAnsi="Yu Gothic" w:hint="eastAsia"/>
+          <w:rFonts w:ascii="ＭＳ ゴシック" w:eastAsia="ＭＳ ゴシック" w:hAnsi="ＭＳ ゴシック" w:hint="eastAsia"/>
           <w:sz w:val="20"/>
         </w:rPr>
         <w:t>会</w:t>
@@ -42334,7 +41168,7 @@
         <w:spacing w:before="60"/>
         <w:jc w:val="center"/>
         <w:rPr>
-          <w:rFonts w:ascii="Yu Gothic" w:eastAsia="Yu Gothic" w:hAnsi="Yu Gothic"/>
+          <w:rFonts w:ascii="ＭＳ ゴシック" w:eastAsia="ＭＳ ゴシック" w:hAnsi="ＭＳ ゴシック"/>
           <w:sz w:val="20"/>
         </w:rPr>
       </w:pPr>
@@ -42572,7 +41406,7 @@
         <w:ind w:left="360" w:hanging="360"/>
       </w:pPr>
       <w:rPr>
-        <w:rFonts w:ascii="Wingdings" w:eastAsia="Yu Gothic" w:hAnsi="Wingdings" w:cs="Times New Roman" w:hint="default"/>
+        <w:rFonts w:ascii="Wingdings" w:eastAsia="ＭＳ 明朝" w:hAnsi="Wingdings" w:cs="Times New Roman" w:hint="default"/>
       </w:rPr>
     </w:lvl>
     <w:lvl w:ilvl="1" w:tplc="0409000B" w:tentative="1">
@@ -42687,7 +41521,7 @@
         <w:ind w:left="360" w:hanging="360"/>
       </w:pPr>
       <w:rPr>
-        <w:rFonts w:ascii="Yu Gothic" w:eastAsia="Yu Gothic" w:hAnsi="Yu Gothic" w:cs="Times New Roman" w:hint="eastAsia"/>
+        <w:rFonts w:ascii="ＭＳ 明朝" w:eastAsia="ＭＳ 明朝" w:hAnsi="ＭＳ 明朝" w:cs="Times New Roman" w:hint="eastAsia"/>
       </w:rPr>
     </w:lvl>
     <w:lvl w:ilvl="1" w:tplc="0409000B" w:tentative="1">
@@ -42915,7 +41749,7 @@
         <w:ind w:left="360" w:hanging="360"/>
       </w:pPr>
       <w:rPr>
-        <w:rFonts w:ascii="Yu Gothic" w:eastAsia="Yu Gothic" w:hAnsi="Yu Gothic" w:cs="Times New Roman" w:hint="eastAsia"/>
+        <w:rFonts w:ascii="ＭＳ 明朝" w:eastAsia="ＭＳ 明朝" w:hAnsi="ＭＳ 明朝" w:cs="Times New Roman" w:hint="eastAsia"/>
       </w:rPr>
     </w:lvl>
     <w:lvl w:ilvl="1" w:tplc="0409000B" w:tentative="1">
@@ -43551,7 +42385,7 @@
       <w:textAlignment w:val="baseline"/>
     </w:pPr>
     <w:rPr>
-      <w:rFonts w:ascii="Yu Gothic" w:eastAsia="Yu Gothic" w:hAnsi="Yu Gothic" w:cs="Times New Roman"/>
+      <w:rFonts w:ascii="ＭＳ 明朝" w:eastAsia="ＭＳ 明朝" w:hAnsi="ＭＳ 明朝" w:cs="Times New Roman"/>
       <w:color w:val="000000"/>
       <w:kern w:val="0"/>
       <w:szCs w:val="20"/>
@@ -43604,7 +42438,7 @@
     <w:link w:val="a3"/>
     <w:rsid w:val="00DF2834"/>
     <w:rPr>
-      <w:rFonts w:ascii="Yu Gothic" w:eastAsia="Yu Gothic" w:hAnsi="Yu Gothic" w:cs="Times New Roman"/>
+      <w:rFonts w:ascii="ＭＳ 明朝" w:eastAsia="ＭＳ 明朝" w:hAnsi="ＭＳ 明朝" w:cs="Times New Roman"/>
       <w:color w:val="000000"/>
       <w:kern w:val="0"/>
       <w:szCs w:val="20"/>
@@ -43632,7 +42466,7 @@
     <w:uiPriority w:val="99"/>
     <w:rsid w:val="00DF2834"/>
     <w:rPr>
-      <w:rFonts w:ascii="Yu Gothic" w:eastAsia="Yu Gothic" w:hAnsi="Yu Gothic" w:cs="Times New Roman"/>
+      <w:rFonts w:ascii="ＭＳ 明朝" w:eastAsia="ＭＳ 明朝" w:hAnsi="ＭＳ 明朝" w:cs="Times New Roman"/>
       <w:color w:val="000000"/>
       <w:kern w:val="0"/>
       <w:szCs w:val="20"/>
@@ -43675,7 +42509,7 @@
       <w:textAlignment w:val="baseline"/>
     </w:pPr>
     <w:rPr>
-      <w:rFonts w:ascii="Century" w:eastAsia="Yu Gothic" w:hAnsi="Century" w:cs="Times New Roman"/>
+      <w:rFonts w:ascii="Century" w:eastAsia="ＭＳ 明朝" w:hAnsi="Century" w:cs="Times New Roman"/>
       <w:kern w:val="0"/>
       <w:sz w:val="20"/>
       <w:szCs w:val="20"/>
